--- a/FSD MERN - Designing and Managing Databases with MongoDB/FSD MERN - Designing and Managing Databases with MongoDB - Day 3 - 18-04-2026.docx
+++ b/FSD MERN - Designing and Managing Databases with MongoDB/FSD MERN - Designing and Managing Databases with MongoDB - Day 3 - 18-04-2026.docx
@@ -138,12 +138,10 @@
         <w:pStyle w:val="ListParagraph"/>
       </w:pPr>
       <w:proofErr w:type="spellStart"/>
-      <w:proofErr w:type="gramStart"/>
       <w:r>
         <w:t>Pre defined</w:t>
       </w:r>
       <w:proofErr w:type="spellEnd"/>
-      <w:proofErr w:type="gramEnd"/>
       <w:r>
         <w:t xml:space="preserve"> function or built in functions. </w:t>
       </w:r>
@@ -153,12 +151,10 @@
         <w:pStyle w:val="ListParagraph"/>
       </w:pPr>
       <w:proofErr w:type="spellStart"/>
-      <w:proofErr w:type="gramStart"/>
       <w:r>
         <w:t>Pre defined</w:t>
       </w:r>
       <w:proofErr w:type="spellEnd"/>
-      <w:proofErr w:type="gramEnd"/>
       <w:r>
         <w:t xml:space="preserve"> function mainly divided into 2 types. </w:t>
       </w:r>
@@ -181,15 +177,7 @@
         <w:ind w:left="1080"/>
       </w:pPr>
       <w:r>
-        <w:t xml:space="preserve">Single row function: single row function functionality </w:t>
-      </w:r>
-      <w:proofErr w:type="gramStart"/>
-      <w:r>
-        <w:t>apply</w:t>
-      </w:r>
-      <w:proofErr w:type="gramEnd"/>
-      <w:r>
-        <w:t xml:space="preserve"> for each records individually. </w:t>
+        <w:t xml:space="preserve">Single row function: single row function functionality apply for each records individually. </w:t>
       </w:r>
     </w:p>
     <w:p>
@@ -227,13 +215,8 @@
       </w:r>
       <w:proofErr w:type="spellEnd"/>
       <w:r>
-        <w:t>'</w:t>
-      </w:r>
-      <w:proofErr w:type="gramStart"/>
-      <w:r>
-        <w:t>);</w:t>
-      </w:r>
-      <w:proofErr w:type="gramEnd"/>
+        <w:t>');</w:t>
+      </w:r>
     </w:p>
     <w:p>
       <w:pPr>
@@ -252,7 +235,6 @@
         <w:t xml:space="preserve">') as </w:t>
       </w:r>
       <w:proofErr w:type="spellStart"/>
-      <w:proofErr w:type="gramStart"/>
       <w:r>
         <w:t>UpperCaseName</w:t>
       </w:r>
@@ -260,7 +242,6 @@
       <w:r>
         <w:t>;</w:t>
       </w:r>
-      <w:proofErr w:type="gramEnd"/>
     </w:p>
     <w:p>
       <w:pPr>
@@ -279,7 +260,6 @@
         <w:t xml:space="preserve">select lower('AKASH') as </w:t>
       </w:r>
       <w:proofErr w:type="spellStart"/>
-      <w:proofErr w:type="gramStart"/>
       <w:r>
         <w:t>LowerCaseName</w:t>
       </w:r>
@@ -287,7 +267,6 @@
       <w:r>
         <w:t>;</w:t>
       </w:r>
-      <w:proofErr w:type="gramEnd"/>
     </w:p>
     <w:p>
       <w:pPr>
@@ -307,7 +286,6 @@
         <w:t xml:space="preserve">select length('AKASH') as </w:t>
       </w:r>
       <w:proofErr w:type="spellStart"/>
-      <w:proofErr w:type="gramStart"/>
       <w:r>
         <w:t>LowerCaseName</w:t>
       </w:r>
@@ -315,7 +293,6 @@
       <w:r>
         <w:t>;</w:t>
       </w:r>
-      <w:proofErr w:type="gramEnd"/>
     </w:p>
     <w:p>
       <w:pPr>
@@ -348,7 +325,6 @@
         <w:t xml:space="preserve"> </w:t>
       </w:r>
       <w:proofErr w:type="spellStart"/>
-      <w:proofErr w:type="gramStart"/>
       <w:r>
         <w:t>SubString</w:t>
       </w:r>
@@ -356,7 +332,6 @@
       <w:r>
         <w:t>;</w:t>
       </w:r>
-      <w:proofErr w:type="gramEnd"/>
     </w:p>
     <w:p>
       <w:pPr>
@@ -384,7 +359,6 @@
         <w:t xml:space="preserve"> as </w:t>
       </w:r>
       <w:proofErr w:type="spellStart"/>
-      <w:proofErr w:type="gramStart"/>
       <w:r>
         <w:t>SubString</w:t>
       </w:r>
@@ -392,7 +366,6 @@
       <w:r>
         <w:t>;</w:t>
       </w:r>
-      <w:proofErr w:type="gramEnd"/>
     </w:p>
     <w:p>
       <w:pPr>
@@ -408,13 +381,8 @@
       </w:r>
       <w:proofErr w:type="spellEnd"/>
       <w:r>
-        <w:t xml:space="preserve">) from </w:t>
-      </w:r>
-      <w:proofErr w:type="gramStart"/>
-      <w:r>
-        <w:t>employee;</w:t>
-      </w:r>
-      <w:proofErr w:type="gramEnd"/>
+        <w:t>) from employee;</w:t>
+      </w:r>
       <w:r>
         <w:t xml:space="preserve"> </w:t>
       </w:r>
@@ -443,17 +411,12 @@
         <w:ind w:left="1440"/>
       </w:pPr>
       <w:proofErr w:type="spellStart"/>
-      <w:proofErr w:type="gramStart"/>
       <w:r>
         <w:t>Abc</w:t>
       </w:r>
       <w:proofErr w:type="spellEnd"/>
       <w:r>
-        <w:t>(</w:t>
-      </w:r>
-      <w:proofErr w:type="gramEnd"/>
-      <w:r>
-        <w:t>)</w:t>
+        <w:t>()</w:t>
       </w:r>
     </w:p>
     <w:p>
@@ -461,13 +424,8 @@
         <w:pStyle w:val="ListParagraph"/>
         <w:ind w:left="1440"/>
       </w:pPr>
-      <w:proofErr w:type="gramStart"/>
-      <w:r>
-        <w:t>Ceil(</w:t>
-      </w:r>
-      <w:proofErr w:type="gramEnd"/>
-      <w:r>
-        <w:t>)</w:t>
+      <w:r>
+        <w:t>Ceil()</w:t>
       </w:r>
     </w:p>
     <w:p>
@@ -475,13 +433,8 @@
         <w:pStyle w:val="ListParagraph"/>
         <w:ind w:left="1440"/>
       </w:pPr>
-      <w:proofErr w:type="gramStart"/>
-      <w:r>
-        <w:t>Floor(</w:t>
-      </w:r>
-      <w:proofErr w:type="gramEnd"/>
-      <w:r>
-        <w:t>)</w:t>
+      <w:r>
+        <w:t>Floor()</w:t>
       </w:r>
     </w:p>
     <w:p>
@@ -489,13 +442,8 @@
         <w:pStyle w:val="ListParagraph"/>
         <w:ind w:left="1440"/>
       </w:pPr>
-      <w:proofErr w:type="gramStart"/>
-      <w:r>
-        <w:t>Round(</w:t>
-      </w:r>
-      <w:proofErr w:type="gramEnd"/>
-      <w:r>
-        <w:t>)</w:t>
+      <w:r>
+        <w:t>Round()</w:t>
       </w:r>
     </w:p>
     <w:p>
@@ -503,13 +451,8 @@
         <w:pStyle w:val="ListParagraph"/>
         <w:ind w:left="1440"/>
       </w:pPr>
-      <w:proofErr w:type="gramStart"/>
-      <w:r>
-        <w:t>Truncate(</w:t>
-      </w:r>
-      <w:proofErr w:type="gramEnd"/>
-      <w:r>
-        <w:t>)</w:t>
+      <w:r>
+        <w:t>Truncate()</w:t>
       </w:r>
     </w:p>
     <w:p>
@@ -549,7 +492,6 @@
         <w:t xml:space="preserve">select </w:t>
       </w:r>
       <w:proofErr w:type="spellStart"/>
-      <w:proofErr w:type="gramStart"/>
       <w:r>
         <w:t>curdate</w:t>
       </w:r>
@@ -557,7 +499,6 @@
       <w:r>
         <w:t>();</w:t>
       </w:r>
-      <w:proofErr w:type="gramEnd"/>
     </w:p>
     <w:p>
       <w:pPr>
@@ -568,7 +509,6 @@
         <w:t xml:space="preserve">select </w:t>
       </w:r>
       <w:proofErr w:type="spellStart"/>
-      <w:proofErr w:type="gramStart"/>
       <w:r>
         <w:t>curtime</w:t>
       </w:r>
@@ -576,7 +516,6 @@
       <w:r>
         <w:t>();</w:t>
       </w:r>
-      <w:proofErr w:type="gramEnd"/>
     </w:p>
     <w:p>
       <w:pPr>
@@ -584,13 +523,25 @@
         <w:ind w:left="1440"/>
       </w:pPr>
       <w:r>
+        <w:t>select now();</w:t>
+      </w:r>
+    </w:p>
+    <w:p>
+      <w:pPr>
+        <w:pStyle w:val="ListParagraph"/>
+        <w:ind w:left="1440"/>
+      </w:pPr>
+      <w:r>
         <w:t xml:space="preserve">select </w:t>
       </w:r>
-      <w:proofErr w:type="gramStart"/>
-      <w:r>
-        <w:t>now();</w:t>
-      </w:r>
-      <w:proofErr w:type="gramEnd"/>
+      <w:proofErr w:type="spellStart"/>
+      <w:r>
+        <w:t>date_format</w:t>
+      </w:r>
+      <w:proofErr w:type="spellEnd"/>
+      <w:r>
+        <w:t>(now(),'%d');</w:t>
+      </w:r>
     </w:p>
     <w:p>
       <w:pPr>
@@ -606,13 +557,8 @@
       </w:r>
       <w:proofErr w:type="spellEnd"/>
       <w:r>
-        <w:t>(now(),'%d'</w:t>
-      </w:r>
-      <w:proofErr w:type="gramStart"/>
-      <w:r>
-        <w:t>);</w:t>
-      </w:r>
-      <w:proofErr w:type="gramEnd"/>
+        <w:t>(now(),'%d-%m-%y');</w:t>
+      </w:r>
     </w:p>
     <w:p>
       <w:pPr>
@@ -624,17 +570,20 @@
       </w:r>
       <w:proofErr w:type="spellStart"/>
       <w:r>
-        <w:t>date_format</w:t>
-      </w:r>
-      <w:proofErr w:type="spellEnd"/>
-      <w:r>
-        <w:t>(now(),'%d-%m-%y'</w:t>
-      </w:r>
-      <w:proofErr w:type="gramStart"/>
-      <w:r>
-        <w:t>);</w:t>
-      </w:r>
-      <w:proofErr w:type="gramEnd"/>
+        <w:t>first_name,salary,date_format</w:t>
+      </w:r>
+      <w:proofErr w:type="spellEnd"/>
+      <w:r>
+        <w:t>(</w:t>
+      </w:r>
+      <w:proofErr w:type="spellStart"/>
+      <w:r>
+        <w:t>hire_date,'%m</w:t>
+      </w:r>
+      <w:proofErr w:type="spellEnd"/>
+      <w:r>
+        <w:t>-%d-%Y') from employee;</w:t>
+      </w:r>
     </w:p>
     <w:p>
       <w:pPr>
@@ -646,63 +595,12 @@
       </w:r>
       <w:proofErr w:type="spellStart"/>
       <w:r>
-        <w:t>first_</w:t>
-      </w:r>
-      <w:proofErr w:type="gramStart"/>
-      <w:r>
-        <w:t>name,salary</w:t>
-      </w:r>
-      <w:proofErr w:type="gramEnd"/>
-      <w:r>
-        <w:t>,date_format</w:t>
-      </w:r>
-      <w:proofErr w:type="spellEnd"/>
-      <w:r>
-        <w:t>(</w:t>
-      </w:r>
-      <w:proofErr w:type="spellStart"/>
-      <w:r>
-        <w:t>hire_date,'%m</w:t>
-      </w:r>
-      <w:proofErr w:type="spellEnd"/>
-      <w:r>
-        <w:t xml:space="preserve">-%d-%Y') from </w:t>
-      </w:r>
-      <w:proofErr w:type="gramStart"/>
-      <w:r>
-        <w:t>employee;</w:t>
-      </w:r>
-      <w:proofErr w:type="gramEnd"/>
-    </w:p>
-    <w:p>
-      <w:pPr>
-        <w:pStyle w:val="ListParagraph"/>
-        <w:ind w:left="1440"/>
-      </w:pPr>
-      <w:r>
-        <w:t xml:space="preserve">select </w:t>
-      </w:r>
-      <w:proofErr w:type="spellStart"/>
-      <w:r>
         <w:t>datediff</w:t>
       </w:r>
       <w:proofErr w:type="spellEnd"/>
       <w:r>
-        <w:t>(</w:t>
-      </w:r>
-      <w:proofErr w:type="gramStart"/>
-      <w:r>
-        <w:t>now(</w:t>
-      </w:r>
-      <w:proofErr w:type="gramEnd"/>
-      <w:r>
-        <w:t>),'2026-04-11'</w:t>
-      </w:r>
-      <w:proofErr w:type="gramStart"/>
-      <w:r>
-        <w:t>);</w:t>
-      </w:r>
-      <w:proofErr w:type="gramEnd"/>
+        <w:t>(now(),'2026-04-11');</w:t>
+      </w:r>
     </w:p>
     <w:p>
       <w:pPr>
@@ -757,7 +655,6 @@
         <w:t xml:space="preserve">select </w:t>
       </w:r>
       <w:proofErr w:type="spellStart"/>
-      <w:proofErr w:type="gramStart"/>
       <w:r>
         <w:rPr>
           <w:highlight w:val="yellow"/>
@@ -771,7 +668,6 @@
         </w:rPr>
         <w:t>;</w:t>
       </w:r>
-      <w:proofErr w:type="gramEnd"/>
     </w:p>
     <w:p>
       <w:pPr>
@@ -788,7 +684,6 @@
         <w:t xml:space="preserve">select "Welcome to My SQL" as </w:t>
       </w:r>
       <w:proofErr w:type="spellStart"/>
-      <w:proofErr w:type="gramStart"/>
       <w:r>
         <w:t>Msg</w:t>
       </w:r>
@@ -796,7 +691,6 @@
       <w:r>
         <w:t>;</w:t>
       </w:r>
-      <w:proofErr w:type="gramEnd"/>
     </w:p>
     <w:p>
       <w:r>
@@ -805,31 +699,18 @@
     </w:p>
     <w:p>
       <w:r>
-        <w:t xml:space="preserve">Multi row function functionality </w:t>
-      </w:r>
-      <w:proofErr w:type="gramStart"/>
-      <w:r>
-        <w:t>apply</w:t>
-      </w:r>
-      <w:proofErr w:type="gramEnd"/>
-      <w:r>
-        <w:t xml:space="preserve"> for group of or more than one records. </w:t>
-      </w:r>
-      <w:proofErr w:type="spellStart"/>
-      <w:r>
-        <w:t>base</w:t>
-      </w:r>
-      <w:proofErr w:type="spellEnd"/>
-      <w:r>
-        <w:t xml:space="preserve"> upon </w:t>
-      </w:r>
-      <w:proofErr w:type="gramStart"/>
-      <w:r>
-        <w:t>groups(</w:t>
-      </w:r>
-      <w:proofErr w:type="gramEnd"/>
-      <w:r>
-        <w:t>by default whole table consider as default group)</w:t>
+        <w:t xml:space="preserve">Multi row function functionality apply for group of or more than one records. </w:t>
+      </w:r>
+      <w:proofErr w:type="spellStart"/>
+      <w:r>
+        <w:t>B</w:t>
+      </w:r>
+      <w:r>
+        <w:t>ase</w:t>
+      </w:r>
+      <w:proofErr w:type="spellEnd"/>
+      <w:r>
+        <w:t xml:space="preserve"> upon groups(by default whole table consider as default group)</w:t>
       </w:r>
     </w:p>
     <w:p/>
@@ -897,6 +778,9 @@
       <w:r>
         <w:t xml:space="preserve">Count </w:t>
       </w:r>
+      <w:r>
+        <w:t xml:space="preserve">: it ignore the null value. </w:t>
+      </w:r>
     </w:p>
     <w:p>
       <w:pPr>
@@ -907,7 +791,439 @@
       <w:pPr>
         <w:ind w:left="360"/>
       </w:pPr>
-    </w:p>
+      <w:r>
+        <w:t>select sum(salary) from employee;</w:t>
+      </w:r>
+    </w:p>
+    <w:p>
+      <w:pPr>
+        <w:ind w:left="360"/>
+      </w:pPr>
+      <w:r>
+        <w:t xml:space="preserve">select </w:t>
+      </w:r>
+      <w:r>
+        <w:t>min</w:t>
+      </w:r>
+      <w:r>
+        <w:t>(salary) from employee;</w:t>
+      </w:r>
+    </w:p>
+    <w:p>
+      <w:pPr>
+        <w:ind w:left="360"/>
+      </w:pPr>
+      <w:r>
+        <w:t xml:space="preserve">select </w:t>
+      </w:r>
+      <w:r>
+        <w:t>max</w:t>
+      </w:r>
+      <w:r>
+        <w:t>(salary) from employee;</w:t>
+      </w:r>
+    </w:p>
+    <w:p>
+      <w:pPr>
+        <w:ind w:left="360"/>
+      </w:pPr>
+      <w:r>
+        <w:t xml:space="preserve">select </w:t>
+      </w:r>
+      <w:proofErr w:type="spellStart"/>
+      <w:r>
+        <w:t>avg</w:t>
+      </w:r>
+      <w:proofErr w:type="spellEnd"/>
+      <w:r>
+        <w:t>(salary) from employee;</w:t>
+      </w:r>
+    </w:p>
+    <w:p>
+      <w:pPr>
+        <w:ind w:left="360"/>
+      </w:pPr>
+      <w:r>
+        <w:t xml:space="preserve">select </w:t>
+      </w:r>
+      <w:r>
+        <w:t>count</w:t>
+      </w:r>
+      <w:r>
+        <w:t>(salary) from employee;</w:t>
+      </w:r>
+    </w:p>
+    <w:p>
+      <w:r>
+        <w:t xml:space="preserve">       </w:t>
+      </w:r>
+      <w:r>
+        <w:t>select count(</w:t>
+      </w:r>
+      <w:proofErr w:type="spellStart"/>
+      <w:r>
+        <w:t>employee_id</w:t>
+      </w:r>
+      <w:proofErr w:type="spellEnd"/>
+      <w:r>
+        <w:t>) from employee;</w:t>
+      </w:r>
+    </w:p>
+    <w:p>
+      <w:r>
+        <w:t xml:space="preserve">       </w:t>
+      </w:r>
+      <w:r>
+        <w:t>select count(*) from employee;</w:t>
+      </w:r>
+    </w:p>
+    <w:p/>
+    <w:p/>
+    <w:p>
+      <w:r>
+        <w:lastRenderedPageBreak/>
+        <w:t xml:space="preserve">select sum(salary) as </w:t>
+      </w:r>
+      <w:proofErr w:type="spellStart"/>
+      <w:r>
+        <w:t>total_salary,max</w:t>
+      </w:r>
+      <w:proofErr w:type="spellEnd"/>
+      <w:r>
+        <w:t xml:space="preserve">(salary) as </w:t>
+      </w:r>
+      <w:proofErr w:type="spellStart"/>
+      <w:r>
+        <w:t>max_salary,min</w:t>
+      </w:r>
+      <w:proofErr w:type="spellEnd"/>
+      <w:r>
+        <w:t xml:space="preserve">(salary) as </w:t>
+      </w:r>
+      <w:proofErr w:type="spellStart"/>
+      <w:r>
+        <w:t>min_salary,avg</w:t>
+      </w:r>
+      <w:proofErr w:type="spellEnd"/>
+      <w:r>
+        <w:t xml:space="preserve">(salary) as </w:t>
+      </w:r>
+      <w:proofErr w:type="spellStart"/>
+      <w:r>
+        <w:t>avg_salary</w:t>
+      </w:r>
+      <w:proofErr w:type="spellEnd"/>
+      <w:r>
+        <w:t xml:space="preserve">, count(*) as </w:t>
+      </w:r>
+      <w:proofErr w:type="spellStart"/>
+      <w:r>
+        <w:t>total_number_ofemployee</w:t>
+      </w:r>
+      <w:proofErr w:type="spellEnd"/>
+      <w:r>
+        <w:t xml:space="preserve"> from employee;</w:t>
+      </w:r>
+    </w:p>
+    <w:p>
+      <w:r>
+        <w:tab/>
+      </w:r>
+      <w:r>
+        <w:tab/>
+      </w:r>
+    </w:p>
+    <w:p>
+      <w:pPr>
+        <w:rPr>
+          <w:b/>
+          <w:bCs/>
+        </w:rPr>
+      </w:pPr>
+      <w:r>
+        <w:rPr>
+          <w:b/>
+          <w:bCs/>
+        </w:rPr>
+        <w:t xml:space="preserve">group by clause </w:t>
+      </w:r>
+    </w:p>
+    <w:p/>
+    <w:p>
+      <w:r>
+        <w:t xml:space="preserve">it is use to make sub group </w:t>
+      </w:r>
+      <w:proofErr w:type="spellStart"/>
+      <w:r>
+        <w:t>base</w:t>
+      </w:r>
+      <w:proofErr w:type="spellEnd"/>
+      <w:r>
+        <w:t xml:space="preserve"> upon repeating values. Generally we use group by c</w:t>
+      </w:r>
+      <w:r>
+        <w:t xml:space="preserve">lause on that column which contains foreign key. </w:t>
+      </w:r>
+    </w:p>
+    <w:p>
+      <w:r>
+        <w:t xml:space="preserve">select sum(salary) from employee group by </w:t>
+      </w:r>
+      <w:proofErr w:type="spellStart"/>
+      <w:r>
+        <w:t>department_id</w:t>
+      </w:r>
+      <w:proofErr w:type="spellEnd"/>
+      <w:r>
+        <w:t>;</w:t>
+      </w:r>
+    </w:p>
+    <w:p/>
+    <w:p>
+      <w:r>
+        <w:t xml:space="preserve">select </w:t>
+      </w:r>
+      <w:proofErr w:type="spellStart"/>
+      <w:r>
+        <w:t>department_id,sum</w:t>
+      </w:r>
+      <w:proofErr w:type="spellEnd"/>
+      <w:r>
+        <w:t xml:space="preserve">(salary) from employee group by </w:t>
+      </w:r>
+      <w:proofErr w:type="spellStart"/>
+      <w:r>
+        <w:t>department_id</w:t>
+      </w:r>
+      <w:proofErr w:type="spellEnd"/>
+      <w:r>
+        <w:t>;</w:t>
+      </w:r>
+    </w:p>
+    <w:p>
+      <w:r>
+        <w:t xml:space="preserve">select </w:t>
+      </w:r>
+      <w:proofErr w:type="spellStart"/>
+      <w:r>
+        <w:t>department_id,max</w:t>
+      </w:r>
+      <w:proofErr w:type="spellEnd"/>
+      <w:r>
+        <w:t xml:space="preserve">(salary) from employee group by </w:t>
+      </w:r>
+      <w:proofErr w:type="spellStart"/>
+      <w:r>
+        <w:t>department_id</w:t>
+      </w:r>
+      <w:proofErr w:type="spellEnd"/>
+      <w:r>
+        <w:t>;</w:t>
+      </w:r>
+    </w:p>
+    <w:p>
+      <w:r>
+        <w:t xml:space="preserve">select </w:t>
+      </w:r>
+      <w:proofErr w:type="spellStart"/>
+      <w:r>
+        <w:t>job_id,sum</w:t>
+      </w:r>
+      <w:proofErr w:type="spellEnd"/>
+      <w:r>
+        <w:t xml:space="preserve">(salary) from employee group by </w:t>
+      </w:r>
+      <w:proofErr w:type="spellStart"/>
+      <w:r>
+        <w:t>job_id</w:t>
+      </w:r>
+      <w:proofErr w:type="spellEnd"/>
+      <w:r>
+        <w:t>;</w:t>
+      </w:r>
+    </w:p>
+    <w:p>
+      <w:r>
+        <w:t xml:space="preserve">select </w:t>
+      </w:r>
+      <w:proofErr w:type="spellStart"/>
+      <w:r>
+        <w:t>job_id,sum</w:t>
+      </w:r>
+      <w:proofErr w:type="spellEnd"/>
+      <w:r>
+        <w:t xml:space="preserve">(salary) </w:t>
+      </w:r>
+      <w:proofErr w:type="spellStart"/>
+      <w:r>
+        <w:t>total_salary,count</w:t>
+      </w:r>
+      <w:proofErr w:type="spellEnd"/>
+      <w:r>
+        <w:t xml:space="preserve">(*) </w:t>
+      </w:r>
+      <w:proofErr w:type="spellStart"/>
+      <w:r>
+        <w:t>total_number_of_employees</w:t>
+      </w:r>
+      <w:proofErr w:type="spellEnd"/>
+      <w:r>
+        <w:t xml:space="preserve"> from employee group by </w:t>
+      </w:r>
+      <w:proofErr w:type="spellStart"/>
+      <w:r>
+        <w:t>job_id</w:t>
+      </w:r>
+      <w:proofErr w:type="spellEnd"/>
+      <w:r>
+        <w:t>;</w:t>
+      </w:r>
+    </w:p>
+    <w:p/>
+    <w:p>
+      <w:pPr>
+        <w:rPr>
+          <w:b/>
+          <w:bCs/>
+        </w:rPr>
+      </w:pPr>
+      <w:r>
+        <w:rPr>
+          <w:b/>
+          <w:bCs/>
+        </w:rPr>
+        <w:t xml:space="preserve">having clause </w:t>
+      </w:r>
+    </w:p>
+    <w:p>
+      <w:r>
+        <w:t xml:space="preserve">having clause is like a where clause but condition apply for more than one column values. Having clause we use with group by and it must be after group by clause. </w:t>
+      </w:r>
+    </w:p>
+    <w:p>
+      <w:r>
+        <w:t>Group by with having clause</w:t>
+      </w:r>
+    </w:p>
+    <w:p>
+      <w:pPr>
+        <w:rPr>
+          <w:b/>
+          <w:bCs/>
+        </w:rPr>
+      </w:pPr>
+      <w:r>
+        <w:rPr>
+          <w:b/>
+          <w:bCs/>
+        </w:rPr>
+        <w:t xml:space="preserve">select </w:t>
+      </w:r>
+      <w:proofErr w:type="spellStart"/>
+      <w:r>
+        <w:rPr>
+          <w:b/>
+          <w:bCs/>
+        </w:rPr>
+        <w:t>department_id,sum</w:t>
+      </w:r>
+      <w:proofErr w:type="spellEnd"/>
+      <w:r>
+        <w:rPr>
+          <w:b/>
+          <w:bCs/>
+        </w:rPr>
+        <w:t xml:space="preserve">(salary) from employee group by </w:t>
+      </w:r>
+      <w:proofErr w:type="spellStart"/>
+      <w:r>
+        <w:rPr>
+          <w:b/>
+          <w:bCs/>
+        </w:rPr>
+        <w:t>department_id</w:t>
+      </w:r>
+      <w:proofErr w:type="spellEnd"/>
+      <w:r>
+        <w:rPr>
+          <w:b/>
+          <w:bCs/>
+        </w:rPr>
+        <w:t xml:space="preserve"> having sum(salary) &gt; 50000;</w:t>
+      </w:r>
+    </w:p>
+    <w:p/>
+    <w:p>
+      <w:r>
+        <w:t xml:space="preserve">where group by and having clause </w:t>
+      </w:r>
+    </w:p>
+    <w:p>
+      <w:pPr>
+        <w:rPr>
+          <w:b/>
+          <w:bCs/>
+        </w:rPr>
+      </w:pPr>
+      <w:r>
+        <w:rPr>
+          <w:b/>
+          <w:bCs/>
+        </w:rPr>
+        <w:t xml:space="preserve">select </w:t>
+      </w:r>
+      <w:proofErr w:type="spellStart"/>
+      <w:r>
+        <w:rPr>
+          <w:b/>
+          <w:bCs/>
+        </w:rPr>
+        <w:t>department_id,sum</w:t>
+      </w:r>
+      <w:proofErr w:type="spellEnd"/>
+      <w:r>
+        <w:rPr>
+          <w:b/>
+          <w:bCs/>
+        </w:rPr>
+        <w:t xml:space="preserve">(salary) from employee where </w:t>
+      </w:r>
+      <w:proofErr w:type="spellStart"/>
+      <w:r>
+        <w:rPr>
+          <w:b/>
+          <w:bCs/>
+        </w:rPr>
+        <w:t>department_id</w:t>
+      </w:r>
+      <w:proofErr w:type="spellEnd"/>
+      <w:r>
+        <w:rPr>
+          <w:b/>
+          <w:bCs/>
+        </w:rPr>
+        <w:t xml:space="preserve"> not in(100) group by </w:t>
+      </w:r>
+      <w:proofErr w:type="spellStart"/>
+      <w:r>
+        <w:rPr>
+          <w:b/>
+          <w:bCs/>
+        </w:rPr>
+        <w:t>department_id</w:t>
+      </w:r>
+      <w:proofErr w:type="spellEnd"/>
+      <w:r>
+        <w:rPr>
+          <w:b/>
+          <w:bCs/>
+        </w:rPr>
+        <w:t xml:space="preserve"> having sum(salary) &gt; 50000;</w:t>
+      </w:r>
+    </w:p>
+    <w:p/>
+    <w:p/>
+    <w:p/>
     <w:p>
       <w:pPr>
         <w:pStyle w:val="ListParagraph"/>
@@ -915,10 +1231,249 @@
       </w:pPr>
     </w:p>
     <w:p>
-      <w:pPr>
-        <w:pStyle w:val="ListParagraph"/>
-      </w:pPr>
-    </w:p>
+      <w:r>
+        <w:lastRenderedPageBreak/>
+        <w:t xml:space="preserve">Order by clause : it is use to sort the data in ascending or descending order. </w:t>
+      </w:r>
+    </w:p>
+    <w:p/>
+    <w:p>
+      <w:r>
+        <w:t xml:space="preserve">Order by clause must be last in select query. </w:t>
+      </w:r>
+    </w:p>
+    <w:p/>
+    <w:p>
+      <w:r>
+        <w:t xml:space="preserve">Select * from employee order by salary </w:t>
+      </w:r>
+      <w:proofErr w:type="spellStart"/>
+      <w:r>
+        <w:t>asc</w:t>
+      </w:r>
+      <w:proofErr w:type="spellEnd"/>
+      <w:r>
+        <w:t>;</w:t>
+      </w:r>
+      <w:r>
+        <w:tab/>
+        <w:t>ascending order</w:t>
+      </w:r>
+    </w:p>
+    <w:p>
+      <w:r>
+        <w:t xml:space="preserve">Select * from employee order by salary </w:t>
+      </w:r>
+      <w:proofErr w:type="spellStart"/>
+      <w:r>
+        <w:t>desc</w:t>
+      </w:r>
+      <w:proofErr w:type="spellEnd"/>
+      <w:r>
+        <w:t>;</w:t>
+      </w:r>
+      <w:r>
+        <w:tab/>
+        <w:t>descending order</w:t>
+      </w:r>
+    </w:p>
+    <w:p>
+      <w:r>
+        <w:t xml:space="preserve">Select * from employee order by </w:t>
+      </w:r>
+      <w:proofErr w:type="spellStart"/>
+      <w:r>
+        <w:t>first_name</w:t>
+      </w:r>
+      <w:proofErr w:type="spellEnd"/>
+      <w:r>
+        <w:t xml:space="preserve"> </w:t>
+      </w:r>
+      <w:proofErr w:type="spellStart"/>
+      <w:r>
+        <w:t>asc</w:t>
+      </w:r>
+      <w:proofErr w:type="spellEnd"/>
+      <w:r>
+        <w:t>;</w:t>
+      </w:r>
+    </w:p>
+    <w:p>
+      <w:r>
+        <w:t xml:space="preserve">Select * from employee order by </w:t>
+      </w:r>
+      <w:proofErr w:type="spellStart"/>
+      <w:r>
+        <w:t>first_name</w:t>
+      </w:r>
+      <w:proofErr w:type="spellEnd"/>
+      <w:r>
+        <w:t xml:space="preserve"> </w:t>
+      </w:r>
+      <w:proofErr w:type="spellStart"/>
+      <w:r>
+        <w:t>desc</w:t>
+      </w:r>
+      <w:proofErr w:type="spellEnd"/>
+      <w:r>
+        <w:t>;</w:t>
+      </w:r>
+    </w:p>
+    <w:p>
+      <w:r>
+        <w:t xml:space="preserve">Select * from employee order by </w:t>
+      </w:r>
+      <w:proofErr w:type="spellStart"/>
+      <w:r>
+        <w:t>hire_date</w:t>
+      </w:r>
+      <w:proofErr w:type="spellEnd"/>
+      <w:r>
+        <w:t xml:space="preserve"> </w:t>
+      </w:r>
+      <w:proofErr w:type="spellStart"/>
+      <w:r>
+        <w:t>asc</w:t>
+      </w:r>
+      <w:proofErr w:type="spellEnd"/>
+      <w:r>
+        <w:t>;</w:t>
+      </w:r>
+    </w:p>
+    <w:p>
+      <w:r>
+        <w:t xml:space="preserve">Select * from employee order by </w:t>
+      </w:r>
+      <w:proofErr w:type="spellStart"/>
+      <w:r>
+        <w:t>hire_date</w:t>
+      </w:r>
+      <w:proofErr w:type="spellEnd"/>
+      <w:r>
+        <w:t xml:space="preserve"> </w:t>
+      </w:r>
+      <w:proofErr w:type="spellStart"/>
+      <w:r>
+        <w:t>desc</w:t>
+      </w:r>
+      <w:proofErr w:type="spellEnd"/>
+      <w:r>
+        <w:t>;</w:t>
+      </w:r>
+    </w:p>
+    <w:p/>
+    <w:p>
+      <w:r>
+        <w:t>Select * from employee order by salary</w:t>
+      </w:r>
+      <w:r>
+        <w:t>;</w:t>
+      </w:r>
+      <w:r>
+        <w:tab/>
+      </w:r>
+      <w:r>
+        <w:tab/>
+        <w:t xml:space="preserve">by default ascending order consider. </w:t>
+      </w:r>
+    </w:p>
+    <w:p/>
+    <w:p>
+      <w:pPr>
+        <w:rPr>
+          <w:b/>
+          <w:bCs/>
+        </w:rPr>
+      </w:pPr>
+      <w:r>
+        <w:rPr>
+          <w:b/>
+          <w:bCs/>
+        </w:rPr>
+        <w:t xml:space="preserve">select </w:t>
+      </w:r>
+      <w:proofErr w:type="spellStart"/>
+      <w:r>
+        <w:rPr>
+          <w:b/>
+          <w:bCs/>
+        </w:rPr>
+        <w:t>department_id,sum</w:t>
+      </w:r>
+      <w:proofErr w:type="spellEnd"/>
+      <w:r>
+        <w:rPr>
+          <w:b/>
+          <w:bCs/>
+        </w:rPr>
+        <w:t xml:space="preserve">(salary) from employee where </w:t>
+      </w:r>
+      <w:proofErr w:type="spellStart"/>
+      <w:r>
+        <w:rPr>
+          <w:b/>
+          <w:bCs/>
+        </w:rPr>
+        <w:t>department_id</w:t>
+      </w:r>
+      <w:proofErr w:type="spellEnd"/>
+      <w:r>
+        <w:rPr>
+          <w:b/>
+          <w:bCs/>
+        </w:rPr>
+        <w:t xml:space="preserve"> not in(100) group by </w:t>
+      </w:r>
+      <w:proofErr w:type="spellStart"/>
+      <w:r>
+        <w:rPr>
+          <w:b/>
+          <w:bCs/>
+        </w:rPr>
+        <w:t>department_id</w:t>
+      </w:r>
+      <w:proofErr w:type="spellEnd"/>
+      <w:r>
+        <w:rPr>
+          <w:b/>
+          <w:bCs/>
+        </w:rPr>
+        <w:t xml:space="preserve"> having sum(salary) &gt; 50000 order by </w:t>
+      </w:r>
+      <w:proofErr w:type="spellStart"/>
+      <w:r>
+        <w:rPr>
+          <w:b/>
+          <w:bCs/>
+        </w:rPr>
+        <w:t>department_id</w:t>
+      </w:r>
+      <w:proofErr w:type="spellEnd"/>
+      <w:r>
+        <w:rPr>
+          <w:b/>
+          <w:bCs/>
+        </w:rPr>
+        <w:t xml:space="preserve"> </w:t>
+      </w:r>
+      <w:proofErr w:type="spellStart"/>
+      <w:r>
+        <w:rPr>
+          <w:b/>
+          <w:bCs/>
+        </w:rPr>
+        <w:t>desc</w:t>
+      </w:r>
+      <w:proofErr w:type="spellEnd"/>
+      <w:r>
+        <w:rPr>
+          <w:b/>
+          <w:bCs/>
+        </w:rPr>
+        <w:t>;</w:t>
+      </w:r>
+    </w:p>
+    <w:p/>
     <w:p>
       <w:pPr>
         <w:pStyle w:val="ListParagraph"/>

--- a/FSD MERN - Designing and Managing Databases with MongoDB/FSD MERN - Designing and Managing Databases with MongoDB - Day 3 - 18-04-2026.docx
+++ b/FSD MERN - Designing and Managing Databases with MongoDB/FSD MERN - Designing and Managing Databases with MongoDB - Day 3 - 18-04-2026.docx
@@ -138,10 +138,12 @@
         <w:pStyle w:val="ListParagraph"/>
       </w:pPr>
       <w:proofErr w:type="spellStart"/>
+      <w:proofErr w:type="gramStart"/>
       <w:r>
         <w:t>Pre defined</w:t>
       </w:r>
       <w:proofErr w:type="spellEnd"/>
+      <w:proofErr w:type="gramEnd"/>
       <w:r>
         <w:t xml:space="preserve"> function or built in functions. </w:t>
       </w:r>
@@ -151,10 +153,12 @@
         <w:pStyle w:val="ListParagraph"/>
       </w:pPr>
       <w:proofErr w:type="spellStart"/>
+      <w:proofErr w:type="gramStart"/>
       <w:r>
         <w:t>Pre defined</w:t>
       </w:r>
       <w:proofErr w:type="spellEnd"/>
+      <w:proofErr w:type="gramEnd"/>
       <w:r>
         <w:t xml:space="preserve"> function mainly divided into 2 types. </w:t>
       </w:r>
@@ -177,7 +181,15 @@
         <w:ind w:left="1080"/>
       </w:pPr>
       <w:r>
-        <w:t xml:space="preserve">Single row function: single row function functionality apply for each records individually. </w:t>
+        <w:t xml:space="preserve">Single row function: single row function functionality </w:t>
+      </w:r>
+      <w:proofErr w:type="gramStart"/>
+      <w:r>
+        <w:t>apply</w:t>
+      </w:r>
+      <w:proofErr w:type="gramEnd"/>
+      <w:r>
+        <w:t xml:space="preserve"> for each records individually. </w:t>
       </w:r>
     </w:p>
     <w:p>
@@ -215,8 +227,13 @@
       </w:r>
       <w:proofErr w:type="spellEnd"/>
       <w:r>
-        <w:t>');</w:t>
-      </w:r>
+        <w:t>'</w:t>
+      </w:r>
+      <w:proofErr w:type="gramStart"/>
+      <w:r>
+        <w:t>);</w:t>
+      </w:r>
+      <w:proofErr w:type="gramEnd"/>
     </w:p>
     <w:p>
       <w:pPr>
@@ -235,6 +252,7 @@
         <w:t xml:space="preserve">') as </w:t>
       </w:r>
       <w:proofErr w:type="spellStart"/>
+      <w:proofErr w:type="gramStart"/>
       <w:r>
         <w:t>UpperCaseName</w:t>
       </w:r>
@@ -242,6 +260,7 @@
       <w:r>
         <w:t>;</w:t>
       </w:r>
+      <w:proofErr w:type="gramEnd"/>
     </w:p>
     <w:p>
       <w:pPr>
@@ -260,6 +279,7 @@
         <w:t xml:space="preserve">select lower('AKASH') as </w:t>
       </w:r>
       <w:proofErr w:type="spellStart"/>
+      <w:proofErr w:type="gramStart"/>
       <w:r>
         <w:t>LowerCaseName</w:t>
       </w:r>
@@ -267,6 +287,7 @@
       <w:r>
         <w:t>;</w:t>
       </w:r>
+      <w:proofErr w:type="gramEnd"/>
     </w:p>
     <w:p>
       <w:pPr>
@@ -286,6 +307,7 @@
         <w:t xml:space="preserve">select length('AKASH') as </w:t>
       </w:r>
       <w:proofErr w:type="spellStart"/>
+      <w:proofErr w:type="gramStart"/>
       <w:r>
         <w:t>LowerCaseName</w:t>
       </w:r>
@@ -293,6 +315,7 @@
       <w:r>
         <w:t>;</w:t>
       </w:r>
+      <w:proofErr w:type="gramEnd"/>
     </w:p>
     <w:p>
       <w:pPr>
@@ -325,6 +348,7 @@
         <w:t xml:space="preserve"> </w:t>
       </w:r>
       <w:proofErr w:type="spellStart"/>
+      <w:proofErr w:type="gramStart"/>
       <w:r>
         <w:t>SubString</w:t>
       </w:r>
@@ -332,6 +356,7 @@
       <w:r>
         <w:t>;</w:t>
       </w:r>
+      <w:proofErr w:type="gramEnd"/>
     </w:p>
     <w:p>
       <w:pPr>
@@ -359,6 +384,7 @@
         <w:t xml:space="preserve"> as </w:t>
       </w:r>
       <w:proofErr w:type="spellStart"/>
+      <w:proofErr w:type="gramStart"/>
       <w:r>
         <w:t>SubString</w:t>
       </w:r>
@@ -366,6 +392,7 @@
       <w:r>
         <w:t>;</w:t>
       </w:r>
+      <w:proofErr w:type="gramEnd"/>
     </w:p>
     <w:p>
       <w:pPr>
@@ -381,8 +408,13 @@
       </w:r>
       <w:proofErr w:type="spellEnd"/>
       <w:r>
-        <w:t>) from employee;</w:t>
-      </w:r>
+        <w:t xml:space="preserve">) from </w:t>
+      </w:r>
+      <w:proofErr w:type="gramStart"/>
+      <w:r>
+        <w:t>employee;</w:t>
+      </w:r>
+      <w:proofErr w:type="gramEnd"/>
       <w:r>
         <w:t xml:space="preserve"> </w:t>
       </w:r>
@@ -411,12 +443,17 @@
         <w:ind w:left="1440"/>
       </w:pPr>
       <w:proofErr w:type="spellStart"/>
+      <w:proofErr w:type="gramStart"/>
       <w:r>
         <w:t>Abc</w:t>
       </w:r>
       <w:proofErr w:type="spellEnd"/>
       <w:r>
-        <w:t>()</w:t>
+        <w:t>(</w:t>
+      </w:r>
+      <w:proofErr w:type="gramEnd"/>
+      <w:r>
+        <w:t>)</w:t>
       </w:r>
     </w:p>
     <w:p>
@@ -424,8 +461,13 @@
         <w:pStyle w:val="ListParagraph"/>
         <w:ind w:left="1440"/>
       </w:pPr>
-      <w:r>
-        <w:t>Ceil()</w:t>
+      <w:proofErr w:type="gramStart"/>
+      <w:r>
+        <w:t>Ceil(</w:t>
+      </w:r>
+      <w:proofErr w:type="gramEnd"/>
+      <w:r>
+        <w:t>)</w:t>
       </w:r>
     </w:p>
     <w:p>
@@ -433,8 +475,13 @@
         <w:pStyle w:val="ListParagraph"/>
         <w:ind w:left="1440"/>
       </w:pPr>
-      <w:r>
-        <w:t>Floor()</w:t>
+      <w:proofErr w:type="gramStart"/>
+      <w:r>
+        <w:t>Floor(</w:t>
+      </w:r>
+      <w:proofErr w:type="gramEnd"/>
+      <w:r>
+        <w:t>)</w:t>
       </w:r>
     </w:p>
     <w:p>
@@ -442,8 +489,13 @@
         <w:pStyle w:val="ListParagraph"/>
         <w:ind w:left="1440"/>
       </w:pPr>
-      <w:r>
-        <w:t>Round()</w:t>
+      <w:proofErr w:type="gramStart"/>
+      <w:r>
+        <w:t>Round(</w:t>
+      </w:r>
+      <w:proofErr w:type="gramEnd"/>
+      <w:r>
+        <w:t>)</w:t>
       </w:r>
     </w:p>
     <w:p>
@@ -451,8 +503,13 @@
         <w:pStyle w:val="ListParagraph"/>
         <w:ind w:left="1440"/>
       </w:pPr>
-      <w:r>
-        <w:t>Truncate()</w:t>
+      <w:proofErr w:type="gramStart"/>
+      <w:r>
+        <w:t>Truncate(</w:t>
+      </w:r>
+      <w:proofErr w:type="gramEnd"/>
+      <w:r>
+        <w:t>)</w:t>
       </w:r>
     </w:p>
     <w:p>
@@ -492,6 +549,7 @@
         <w:t xml:space="preserve">select </w:t>
       </w:r>
       <w:proofErr w:type="spellStart"/>
+      <w:proofErr w:type="gramStart"/>
       <w:r>
         <w:t>curdate</w:t>
       </w:r>
@@ -499,6 +557,7 @@
       <w:r>
         <w:t>();</w:t>
       </w:r>
+      <w:proofErr w:type="gramEnd"/>
     </w:p>
     <w:p>
       <w:pPr>
@@ -509,6 +568,7 @@
         <w:t xml:space="preserve">select </w:t>
       </w:r>
       <w:proofErr w:type="spellStart"/>
+      <w:proofErr w:type="gramStart"/>
       <w:r>
         <w:t>curtime</w:t>
       </w:r>
@@ -516,6 +576,7 @@
       <w:r>
         <w:t>();</w:t>
       </w:r>
+      <w:proofErr w:type="gramEnd"/>
     </w:p>
     <w:p>
       <w:pPr>
@@ -523,8 +584,13 @@
         <w:ind w:left="1440"/>
       </w:pPr>
       <w:r>
-        <w:t>select now();</w:t>
-      </w:r>
+        <w:t xml:space="preserve">select </w:t>
+      </w:r>
+      <w:proofErr w:type="gramStart"/>
+      <w:r>
+        <w:t>now();</w:t>
+      </w:r>
+      <w:proofErr w:type="gramEnd"/>
     </w:p>
     <w:p>
       <w:pPr>
@@ -540,8 +606,13 @@
       </w:r>
       <w:proofErr w:type="spellEnd"/>
       <w:r>
-        <w:t>(now(),'%d');</w:t>
-      </w:r>
+        <w:t>(now(),'%d'</w:t>
+      </w:r>
+      <w:proofErr w:type="gramStart"/>
+      <w:r>
+        <w:t>);</w:t>
+      </w:r>
+      <w:proofErr w:type="gramEnd"/>
     </w:p>
     <w:p>
       <w:pPr>
@@ -557,8 +628,13 @@
       </w:r>
       <w:proofErr w:type="spellEnd"/>
       <w:r>
-        <w:t>(now(),'%d-%m-%y');</w:t>
-      </w:r>
+        <w:t>(now(),'%d-%m-%y'</w:t>
+      </w:r>
+      <w:proofErr w:type="gramStart"/>
+      <w:r>
+        <w:t>);</w:t>
+      </w:r>
+      <w:proofErr w:type="gramEnd"/>
     </w:p>
     <w:p>
       <w:pPr>
@@ -570,7 +646,15 @@
       </w:r>
       <w:proofErr w:type="spellStart"/>
       <w:r>
-        <w:t>first_name,salary,date_format</w:t>
+        <w:t>first_</w:t>
+      </w:r>
+      <w:proofErr w:type="gramStart"/>
+      <w:r>
+        <w:t>name,salary</w:t>
+      </w:r>
+      <w:proofErr w:type="gramEnd"/>
+      <w:r>
+        <w:t>,date_format</w:t>
       </w:r>
       <w:proofErr w:type="spellEnd"/>
       <w:r>
@@ -582,8 +666,13 @@
       </w:r>
       <w:proofErr w:type="spellEnd"/>
       <w:r>
-        <w:t>-%d-%Y') from employee;</w:t>
-      </w:r>
+        <w:t xml:space="preserve">-%d-%Y') from </w:t>
+      </w:r>
+      <w:proofErr w:type="gramStart"/>
+      <w:r>
+        <w:t>employee;</w:t>
+      </w:r>
+      <w:proofErr w:type="gramEnd"/>
     </w:p>
     <w:p>
       <w:pPr>
@@ -599,8 +688,21 @@
       </w:r>
       <w:proofErr w:type="spellEnd"/>
       <w:r>
-        <w:t>(now(),'2026-04-11');</w:t>
-      </w:r>
+        <w:t>(</w:t>
+      </w:r>
+      <w:proofErr w:type="gramStart"/>
+      <w:r>
+        <w:t>now(</w:t>
+      </w:r>
+      <w:proofErr w:type="gramEnd"/>
+      <w:r>
+        <w:t>),'2026-04-11'</w:t>
+      </w:r>
+      <w:proofErr w:type="gramStart"/>
+      <w:r>
+        <w:t>);</w:t>
+      </w:r>
+      <w:proofErr w:type="gramEnd"/>
     </w:p>
     <w:p>
       <w:pPr>
@@ -655,6 +757,7 @@
         <w:t xml:space="preserve">select </w:t>
       </w:r>
       <w:proofErr w:type="spellStart"/>
+      <w:proofErr w:type="gramStart"/>
       <w:r>
         <w:rPr>
           <w:highlight w:val="yellow"/>
@@ -668,6 +771,7 @@
         </w:rPr>
         <w:t>;</w:t>
       </w:r>
+      <w:proofErr w:type="gramEnd"/>
     </w:p>
     <w:p>
       <w:pPr>
@@ -684,6 +788,7 @@
         <w:t xml:space="preserve">select "Welcome to My SQL" as </w:t>
       </w:r>
       <w:proofErr w:type="spellStart"/>
+      <w:proofErr w:type="gramStart"/>
       <w:r>
         <w:t>Msg</w:t>
       </w:r>
@@ -691,6 +796,7 @@
       <w:r>
         <w:t>;</w:t>
       </w:r>
+      <w:proofErr w:type="gramEnd"/>
     </w:p>
     <w:p>
       <w:r>
@@ -699,7 +805,15 @@
     </w:p>
     <w:p>
       <w:r>
-        <w:t xml:space="preserve">Multi row function functionality apply for group of or more than one records. </w:t>
+        <w:t xml:space="preserve">Multi row function functionality </w:t>
+      </w:r>
+      <w:proofErr w:type="gramStart"/>
+      <w:r>
+        <w:t>apply</w:t>
+      </w:r>
+      <w:proofErr w:type="gramEnd"/>
+      <w:r>
+        <w:t xml:space="preserve"> for group of or more than one records. </w:t>
       </w:r>
       <w:proofErr w:type="spellStart"/>
       <w:r>
@@ -710,7 +824,15 @@
       </w:r>
       <w:proofErr w:type="spellEnd"/>
       <w:r>
-        <w:t xml:space="preserve"> upon groups(by default whole table consider as default group)</w:t>
+        <w:t xml:space="preserve"> upon </w:t>
+      </w:r>
+      <w:proofErr w:type="gramStart"/>
+      <w:r>
+        <w:t>groups(</w:t>
+      </w:r>
+      <w:proofErr w:type="gramEnd"/>
+      <w:r>
+        <w:t>by default whole table consider as default group)</w:t>
       </w:r>
     </w:p>
     <w:p/>
@@ -775,11 +897,24 @@
           <w:numId w:val="14"/>
         </w:numPr>
       </w:pPr>
+      <w:proofErr w:type="gramStart"/>
       <w:r>
         <w:t xml:space="preserve">Count </w:t>
       </w:r>
       <w:r>
-        <w:t xml:space="preserve">: it ignore the null value. </w:t>
+        <w:t>:</w:t>
+      </w:r>
+      <w:proofErr w:type="gramEnd"/>
+      <w:r>
+        <w:t xml:space="preserve"> it </w:t>
+      </w:r>
+      <w:proofErr w:type="gramStart"/>
+      <w:r>
+        <w:t>ignore</w:t>
+      </w:r>
+      <w:proofErr w:type="gramEnd"/>
+      <w:r>
+        <w:t xml:space="preserve"> the null value. </w:t>
       </w:r>
     </w:p>
     <w:p>
@@ -792,8 +927,13 @@
         <w:ind w:left="360"/>
       </w:pPr>
       <w:r>
-        <w:t>select sum(salary) from employee;</w:t>
-      </w:r>
+        <w:t xml:space="preserve">select sum(salary) from </w:t>
+      </w:r>
+      <w:proofErr w:type="gramStart"/>
+      <w:r>
+        <w:t>employee;</w:t>
+      </w:r>
+      <w:proofErr w:type="gramEnd"/>
     </w:p>
     <w:p>
       <w:pPr>
@@ -806,8 +946,13 @@
         <w:t>min</w:t>
       </w:r>
       <w:r>
-        <w:t>(salary) from employee;</w:t>
-      </w:r>
+        <w:t xml:space="preserve">(salary) from </w:t>
+      </w:r>
+      <w:proofErr w:type="gramStart"/>
+      <w:r>
+        <w:t>employee;</w:t>
+      </w:r>
+      <w:proofErr w:type="gramEnd"/>
     </w:p>
     <w:p>
       <w:pPr>
@@ -820,8 +965,13 @@
         <w:t>max</w:t>
       </w:r>
       <w:r>
-        <w:t>(salary) from employee;</w:t>
-      </w:r>
+        <w:t xml:space="preserve">(salary) from </w:t>
+      </w:r>
+      <w:proofErr w:type="gramStart"/>
+      <w:r>
+        <w:t>employee;</w:t>
+      </w:r>
+      <w:proofErr w:type="gramEnd"/>
     </w:p>
     <w:p>
       <w:pPr>
@@ -836,8 +986,13 @@
       </w:r>
       <w:proofErr w:type="spellEnd"/>
       <w:r>
-        <w:t>(salary) from employee;</w:t>
-      </w:r>
+        <w:t xml:space="preserve">(salary) from </w:t>
+      </w:r>
+      <w:proofErr w:type="gramStart"/>
+      <w:r>
+        <w:t>employee;</w:t>
+      </w:r>
+      <w:proofErr w:type="gramEnd"/>
     </w:p>
     <w:p>
       <w:pPr>
@@ -850,8 +1005,13 @@
         <w:t>count</w:t>
       </w:r>
       <w:r>
-        <w:t>(salary) from employee;</w:t>
-      </w:r>
+        <w:t xml:space="preserve">(salary) from </w:t>
+      </w:r>
+      <w:proofErr w:type="gramStart"/>
+      <w:r>
+        <w:t>employee;</w:t>
+      </w:r>
+      <w:proofErr w:type="gramEnd"/>
     </w:p>
     <w:p>
       <w:r>
@@ -866,16 +1026,34 @@
       </w:r>
       <w:proofErr w:type="spellEnd"/>
       <w:r>
-        <w:t>) from employee;</w:t>
-      </w:r>
+        <w:t xml:space="preserve">) from </w:t>
+      </w:r>
+      <w:proofErr w:type="gramStart"/>
+      <w:r>
+        <w:t>employee;</w:t>
+      </w:r>
+      <w:proofErr w:type="gramEnd"/>
     </w:p>
     <w:p>
       <w:r>
         <w:t xml:space="preserve">       </w:t>
       </w:r>
       <w:r>
-        <w:t>select count(*) from employee;</w:t>
-      </w:r>
+        <w:t xml:space="preserve">select </w:t>
+      </w:r>
+      <w:proofErr w:type="gramStart"/>
+      <w:r>
+        <w:t>count(</w:t>
+      </w:r>
+      <w:proofErr w:type="gramEnd"/>
+      <w:r>
+        <w:t xml:space="preserve">*) from </w:t>
+      </w:r>
+      <w:proofErr w:type="gramStart"/>
+      <w:r>
+        <w:t>employee;</w:t>
+      </w:r>
+      <w:proofErr w:type="gramEnd"/>
     </w:p>
     <w:p/>
     <w:p/>
@@ -886,25 +1064,40 @@
       </w:r>
       <w:proofErr w:type="spellStart"/>
       <w:r>
-        <w:t>total_salary,max</w:t>
-      </w:r>
-      <w:proofErr w:type="spellEnd"/>
+        <w:t>total_</w:t>
+      </w:r>
+      <w:proofErr w:type="gramStart"/>
+      <w:r>
+        <w:t>salary,max</w:t>
+      </w:r>
+      <w:proofErr w:type="spellEnd"/>
+      <w:proofErr w:type="gramEnd"/>
       <w:r>
         <w:t xml:space="preserve">(salary) as </w:t>
       </w:r>
       <w:proofErr w:type="spellStart"/>
       <w:r>
-        <w:t>max_salary,min</w:t>
-      </w:r>
-      <w:proofErr w:type="spellEnd"/>
+        <w:t>max_</w:t>
+      </w:r>
+      <w:proofErr w:type="gramStart"/>
+      <w:r>
+        <w:t>salary,min</w:t>
+      </w:r>
+      <w:proofErr w:type="spellEnd"/>
+      <w:proofErr w:type="gramEnd"/>
       <w:r>
         <w:t xml:space="preserve">(salary) as </w:t>
       </w:r>
       <w:proofErr w:type="spellStart"/>
       <w:r>
-        <w:t>min_salary,avg</w:t>
-      </w:r>
-      <w:proofErr w:type="spellEnd"/>
+        <w:t>min_</w:t>
+      </w:r>
+      <w:proofErr w:type="gramStart"/>
+      <w:r>
+        <w:t>salary,avg</w:t>
+      </w:r>
+      <w:proofErr w:type="spellEnd"/>
+      <w:proofErr w:type="gramEnd"/>
       <w:r>
         <w:t xml:space="preserve">(salary) as </w:t>
       </w:r>
@@ -914,7 +1107,15 @@
       </w:r>
       <w:proofErr w:type="spellEnd"/>
       <w:r>
-        <w:t xml:space="preserve">, count(*) as </w:t>
+        <w:t xml:space="preserve">, </w:t>
+      </w:r>
+      <w:proofErr w:type="gramStart"/>
+      <w:r>
+        <w:t>count(</w:t>
+      </w:r>
+      <w:proofErr w:type="gramEnd"/>
+      <w:r>
+        <w:t xml:space="preserve">*) as </w:t>
       </w:r>
       <w:proofErr w:type="spellStart"/>
       <w:r>
@@ -922,8 +1123,13 @@
       </w:r>
       <w:proofErr w:type="spellEnd"/>
       <w:r>
-        <w:t xml:space="preserve"> from employee;</w:t>
-      </w:r>
+        <w:t xml:space="preserve"> from </w:t>
+      </w:r>
+      <w:proofErr w:type="gramStart"/>
+      <w:r>
+        <w:t>employee;</w:t>
+      </w:r>
+      <w:proofErr w:type="gramEnd"/>
     </w:p>
     <w:p>
       <w:r>
@@ -951,7 +1157,23 @@
     <w:p/>
     <w:p>
       <w:r>
-        <w:t xml:space="preserve">it is use to make sub group </w:t>
+        <w:t xml:space="preserve">it is </w:t>
+      </w:r>
+      <w:proofErr w:type="gramStart"/>
+      <w:r>
+        <w:t>use</w:t>
+      </w:r>
+      <w:proofErr w:type="gramEnd"/>
+      <w:r>
+        <w:t xml:space="preserve"> to make </w:t>
+      </w:r>
+      <w:proofErr w:type="gramStart"/>
+      <w:r>
+        <w:t>sub group</w:t>
+      </w:r>
+      <w:proofErr w:type="gramEnd"/>
+      <w:r>
+        <w:t xml:space="preserve"> </w:t>
       </w:r>
       <w:proofErr w:type="spellStart"/>
       <w:r>
@@ -959,7 +1181,15 @@
       </w:r>
       <w:proofErr w:type="spellEnd"/>
       <w:r>
-        <w:t xml:space="preserve"> upon repeating values. Generally we use group by c</w:t>
+        <w:t xml:space="preserve"> upon repeating values. </w:t>
+      </w:r>
+      <w:proofErr w:type="gramStart"/>
+      <w:r>
+        <w:t>Generally</w:t>
+      </w:r>
+      <w:proofErr w:type="gramEnd"/>
+      <w:r>
+        <w:t xml:space="preserve"> we use group by c</w:t>
       </w:r>
       <w:r>
         <w:t xml:space="preserve">lause on that column which contains foreign key. </w:t>
@@ -971,255 +1201,373 @@
       </w:r>
       <w:proofErr w:type="spellStart"/>
       <w:r>
+        <w:t>department_</w:t>
+      </w:r>
+      <w:proofErr w:type="gramStart"/>
+      <w:r>
+        <w:t>id</w:t>
+      </w:r>
+      <w:proofErr w:type="spellEnd"/>
+      <w:r>
+        <w:t>;</w:t>
+      </w:r>
+      <w:proofErr w:type="gramEnd"/>
+    </w:p>
+    <w:p/>
+    <w:p>
+      <w:r>
+        <w:t xml:space="preserve">select </w:t>
+      </w:r>
+      <w:proofErr w:type="spellStart"/>
+      <w:r>
+        <w:t>department_</w:t>
+      </w:r>
+      <w:proofErr w:type="gramStart"/>
+      <w:r>
+        <w:t>id,sum</w:t>
+      </w:r>
+      <w:proofErr w:type="spellEnd"/>
+      <w:proofErr w:type="gramEnd"/>
+      <w:r>
+        <w:t xml:space="preserve">(salary) from employee group by </w:t>
+      </w:r>
+      <w:proofErr w:type="spellStart"/>
+      <w:r>
+        <w:t>department_</w:t>
+      </w:r>
+      <w:proofErr w:type="gramStart"/>
+      <w:r>
+        <w:t>id</w:t>
+      </w:r>
+      <w:proofErr w:type="spellEnd"/>
+      <w:r>
+        <w:t>;</w:t>
+      </w:r>
+      <w:proofErr w:type="gramEnd"/>
+    </w:p>
+    <w:p>
+      <w:r>
+        <w:t xml:space="preserve">select </w:t>
+      </w:r>
+      <w:proofErr w:type="spellStart"/>
+      <w:r>
+        <w:t>department_</w:t>
+      </w:r>
+      <w:proofErr w:type="gramStart"/>
+      <w:r>
+        <w:t>id,max</w:t>
+      </w:r>
+      <w:proofErr w:type="spellEnd"/>
+      <w:proofErr w:type="gramEnd"/>
+      <w:r>
+        <w:t xml:space="preserve">(salary) from employee group by </w:t>
+      </w:r>
+      <w:proofErr w:type="spellStart"/>
+      <w:r>
+        <w:t>department_</w:t>
+      </w:r>
+      <w:proofErr w:type="gramStart"/>
+      <w:r>
+        <w:t>id</w:t>
+      </w:r>
+      <w:proofErr w:type="spellEnd"/>
+      <w:r>
+        <w:t>;</w:t>
+      </w:r>
+      <w:proofErr w:type="gramEnd"/>
+    </w:p>
+    <w:p>
+      <w:r>
+        <w:t xml:space="preserve">select </w:t>
+      </w:r>
+      <w:proofErr w:type="spellStart"/>
+      <w:r>
+        <w:t>job_</w:t>
+      </w:r>
+      <w:proofErr w:type="gramStart"/>
+      <w:r>
+        <w:t>id,sum</w:t>
+      </w:r>
+      <w:proofErr w:type="spellEnd"/>
+      <w:proofErr w:type="gramEnd"/>
+      <w:r>
+        <w:t xml:space="preserve">(salary) from employee group by </w:t>
+      </w:r>
+      <w:proofErr w:type="spellStart"/>
+      <w:r>
+        <w:t>job_</w:t>
+      </w:r>
+      <w:proofErr w:type="gramStart"/>
+      <w:r>
+        <w:t>id</w:t>
+      </w:r>
+      <w:proofErr w:type="spellEnd"/>
+      <w:r>
+        <w:t>;</w:t>
+      </w:r>
+      <w:proofErr w:type="gramEnd"/>
+    </w:p>
+    <w:p>
+      <w:r>
+        <w:t xml:space="preserve">select </w:t>
+      </w:r>
+      <w:proofErr w:type="spellStart"/>
+      <w:r>
+        <w:t>job_</w:t>
+      </w:r>
+      <w:proofErr w:type="gramStart"/>
+      <w:r>
+        <w:t>id,sum</w:t>
+      </w:r>
+      <w:proofErr w:type="spellEnd"/>
+      <w:proofErr w:type="gramEnd"/>
+      <w:r>
+        <w:t xml:space="preserve">(salary) </w:t>
+      </w:r>
+      <w:proofErr w:type="spellStart"/>
+      <w:r>
+        <w:t>total_</w:t>
+      </w:r>
+      <w:proofErr w:type="gramStart"/>
+      <w:r>
+        <w:t>salary,count</w:t>
+      </w:r>
+      <w:proofErr w:type="spellEnd"/>
+      <w:proofErr w:type="gramEnd"/>
+      <w:r>
+        <w:t xml:space="preserve">(*) </w:t>
+      </w:r>
+      <w:proofErr w:type="spellStart"/>
+      <w:r>
+        <w:t>total_number_of_employees</w:t>
+      </w:r>
+      <w:proofErr w:type="spellEnd"/>
+      <w:r>
+        <w:t xml:space="preserve"> from employee group by </w:t>
+      </w:r>
+      <w:proofErr w:type="spellStart"/>
+      <w:r>
+        <w:t>job_</w:t>
+      </w:r>
+      <w:proofErr w:type="gramStart"/>
+      <w:r>
+        <w:t>id</w:t>
+      </w:r>
+      <w:proofErr w:type="spellEnd"/>
+      <w:r>
+        <w:t>;</w:t>
+      </w:r>
+      <w:proofErr w:type="gramEnd"/>
+    </w:p>
+    <w:p/>
+    <w:p>
+      <w:pPr>
+        <w:rPr>
+          <w:b/>
+          <w:bCs/>
+        </w:rPr>
+      </w:pPr>
+      <w:r>
+        <w:rPr>
+          <w:b/>
+          <w:bCs/>
+        </w:rPr>
+        <w:t xml:space="preserve">having clause </w:t>
+      </w:r>
+    </w:p>
+    <w:p>
+      <w:r>
+        <w:t xml:space="preserve">having clause is like a where clause but condition apply for more than one column values. Having </w:t>
+      </w:r>
+      <w:proofErr w:type="gramStart"/>
+      <w:r>
+        <w:t>clause</w:t>
+      </w:r>
+      <w:proofErr w:type="gramEnd"/>
+      <w:r>
+        <w:t xml:space="preserve"> we use with group </w:t>
+      </w:r>
+      <w:proofErr w:type="gramStart"/>
+      <w:r>
+        <w:t>by</w:t>
+      </w:r>
+      <w:proofErr w:type="gramEnd"/>
+      <w:r>
+        <w:t xml:space="preserve"> and it must be after group by clause. </w:t>
+      </w:r>
+    </w:p>
+    <w:p>
+      <w:r>
+        <w:t>Group by with having clause</w:t>
+      </w:r>
+    </w:p>
+    <w:p>
+      <w:pPr>
+        <w:rPr>
+          <w:b/>
+          <w:bCs/>
+        </w:rPr>
+      </w:pPr>
+      <w:r>
+        <w:rPr>
+          <w:b/>
+          <w:bCs/>
+        </w:rPr>
+        <w:t xml:space="preserve">select </w:t>
+      </w:r>
+      <w:proofErr w:type="spellStart"/>
+      <w:r>
+        <w:rPr>
+          <w:b/>
+          <w:bCs/>
+        </w:rPr>
+        <w:t>department_</w:t>
+      </w:r>
+      <w:proofErr w:type="gramStart"/>
+      <w:r>
+        <w:rPr>
+          <w:b/>
+          <w:bCs/>
+        </w:rPr>
+        <w:t>id,sum</w:t>
+      </w:r>
+      <w:proofErr w:type="spellEnd"/>
+      <w:proofErr w:type="gramEnd"/>
+      <w:r>
+        <w:rPr>
+          <w:b/>
+          <w:bCs/>
+        </w:rPr>
+        <w:t xml:space="preserve">(salary) from employee group by </w:t>
+      </w:r>
+      <w:proofErr w:type="spellStart"/>
+      <w:r>
+        <w:rPr>
+          <w:b/>
+          <w:bCs/>
+        </w:rPr>
         <w:t>department_id</w:t>
       </w:r>
       <w:proofErr w:type="spellEnd"/>
       <w:r>
-        <w:t>;</w:t>
-      </w:r>
+        <w:rPr>
+          <w:b/>
+          <w:bCs/>
+        </w:rPr>
+        <w:t xml:space="preserve"> having sum(salary) &gt; </w:t>
+      </w:r>
+      <w:proofErr w:type="gramStart"/>
+      <w:r>
+        <w:rPr>
+          <w:b/>
+          <w:bCs/>
+        </w:rPr>
+        <w:t>50000;</w:t>
+      </w:r>
+      <w:proofErr w:type="gramEnd"/>
     </w:p>
     <w:p/>
     <w:p>
       <w:r>
+        <w:t xml:space="preserve">where group by and having clause </w:t>
+      </w:r>
+    </w:p>
+    <w:p>
+      <w:pPr>
+        <w:rPr>
+          <w:b/>
+          <w:bCs/>
+        </w:rPr>
+      </w:pPr>
+      <w:r>
+        <w:rPr>
+          <w:b/>
+          <w:bCs/>
+        </w:rPr>
         <w:t xml:space="preserve">select </w:t>
       </w:r>
       <w:proofErr w:type="spellStart"/>
       <w:r>
-        <w:t>department_id,sum</w:t>
-      </w:r>
-      <w:proofErr w:type="spellEnd"/>
-      <w:r>
-        <w:t xml:space="preserve">(salary) from employee group by </w:t>
-      </w:r>
-      <w:proofErr w:type="spellStart"/>
-      <w:r>
+        <w:rPr>
+          <w:b/>
+          <w:bCs/>
+        </w:rPr>
+        <w:t>department_</w:t>
+      </w:r>
+      <w:proofErr w:type="gramStart"/>
+      <w:r>
+        <w:rPr>
+          <w:b/>
+          <w:bCs/>
+        </w:rPr>
+        <w:t>id,sum</w:t>
+      </w:r>
+      <w:proofErr w:type="spellEnd"/>
+      <w:proofErr w:type="gramEnd"/>
+      <w:r>
+        <w:rPr>
+          <w:b/>
+          <w:bCs/>
+        </w:rPr>
+        <w:t xml:space="preserve">(salary) from employee where </w:t>
+      </w:r>
+      <w:proofErr w:type="spellStart"/>
+      <w:r>
+        <w:rPr>
+          <w:b/>
+          <w:bCs/>
+        </w:rPr>
         <w:t>department_id</w:t>
       </w:r>
       <w:proofErr w:type="spellEnd"/>
       <w:r>
-        <w:t>;</w:t>
-      </w:r>
-    </w:p>
-    <w:p>
-      <w:r>
-        <w:t xml:space="preserve">select </w:t>
-      </w:r>
-      <w:proofErr w:type="spellStart"/>
-      <w:r>
-        <w:t>department_id,max</w:t>
-      </w:r>
-      <w:proofErr w:type="spellEnd"/>
-      <w:r>
-        <w:t xml:space="preserve">(salary) from employee group by </w:t>
-      </w:r>
-      <w:proofErr w:type="spellStart"/>
-      <w:r>
+        <w:rPr>
+          <w:b/>
+          <w:bCs/>
+        </w:rPr>
+        <w:t xml:space="preserve"> not </w:t>
+      </w:r>
+      <w:proofErr w:type="gramStart"/>
+      <w:r>
+        <w:rPr>
+          <w:b/>
+          <w:bCs/>
+        </w:rPr>
+        <w:t>in(</w:t>
+      </w:r>
+      <w:proofErr w:type="gramEnd"/>
+      <w:r>
+        <w:rPr>
+          <w:b/>
+          <w:bCs/>
+        </w:rPr>
+        <w:t xml:space="preserve">100) group by </w:t>
+      </w:r>
+      <w:proofErr w:type="spellStart"/>
+      <w:r>
+        <w:rPr>
+          <w:b/>
+          <w:bCs/>
+        </w:rPr>
         <w:t>department_id</w:t>
       </w:r>
       <w:proofErr w:type="spellEnd"/>
       <w:r>
-        <w:t>;</w:t>
-      </w:r>
-    </w:p>
-    <w:p>
-      <w:r>
-        <w:t xml:space="preserve">select </w:t>
-      </w:r>
-      <w:proofErr w:type="spellStart"/>
-      <w:r>
-        <w:t>job_id,sum</w:t>
-      </w:r>
-      <w:proofErr w:type="spellEnd"/>
-      <w:r>
-        <w:t xml:space="preserve">(salary) from employee group by </w:t>
-      </w:r>
-      <w:proofErr w:type="spellStart"/>
-      <w:r>
-        <w:t>job_id</w:t>
-      </w:r>
-      <w:proofErr w:type="spellEnd"/>
-      <w:r>
-        <w:t>;</w:t>
-      </w:r>
-    </w:p>
-    <w:p>
-      <w:r>
-        <w:t xml:space="preserve">select </w:t>
-      </w:r>
-      <w:proofErr w:type="spellStart"/>
-      <w:r>
-        <w:t>job_id,sum</w:t>
-      </w:r>
-      <w:proofErr w:type="spellEnd"/>
-      <w:r>
-        <w:t xml:space="preserve">(salary) </w:t>
-      </w:r>
-      <w:proofErr w:type="spellStart"/>
-      <w:r>
-        <w:t>total_salary,count</w:t>
-      </w:r>
-      <w:proofErr w:type="spellEnd"/>
-      <w:r>
-        <w:t xml:space="preserve">(*) </w:t>
-      </w:r>
-      <w:proofErr w:type="spellStart"/>
-      <w:r>
-        <w:t>total_number_of_employees</w:t>
-      </w:r>
-      <w:proofErr w:type="spellEnd"/>
-      <w:r>
-        <w:t xml:space="preserve"> from employee group by </w:t>
-      </w:r>
-      <w:proofErr w:type="spellStart"/>
-      <w:r>
-        <w:t>job_id</w:t>
-      </w:r>
-      <w:proofErr w:type="spellEnd"/>
-      <w:r>
-        <w:t>;</w:t>
-      </w:r>
-    </w:p>
-    <w:p/>
-    <w:p>
-      <w:pPr>
-        <w:rPr>
-          <w:b/>
-          <w:bCs/>
-        </w:rPr>
-      </w:pPr>
-      <w:r>
-        <w:rPr>
-          <w:b/>
-          <w:bCs/>
-        </w:rPr>
-        <w:t xml:space="preserve">having clause </w:t>
-      </w:r>
-    </w:p>
-    <w:p>
-      <w:r>
-        <w:t xml:space="preserve">having clause is like a where clause but condition apply for more than one column values. Having clause we use with group by and it must be after group by clause. </w:t>
-      </w:r>
-    </w:p>
-    <w:p>
-      <w:r>
-        <w:t>Group by with having clause</w:t>
-      </w:r>
-    </w:p>
-    <w:p>
-      <w:pPr>
-        <w:rPr>
-          <w:b/>
-          <w:bCs/>
-        </w:rPr>
-      </w:pPr>
-      <w:r>
-        <w:rPr>
-          <w:b/>
-          <w:bCs/>
-        </w:rPr>
-        <w:t xml:space="preserve">select </w:t>
-      </w:r>
-      <w:proofErr w:type="spellStart"/>
-      <w:r>
-        <w:rPr>
-          <w:b/>
-          <w:bCs/>
-        </w:rPr>
-        <w:t>department_id,sum</w:t>
-      </w:r>
-      <w:proofErr w:type="spellEnd"/>
-      <w:r>
-        <w:rPr>
-          <w:b/>
-          <w:bCs/>
-        </w:rPr>
-        <w:t xml:space="preserve">(salary) from employee group by </w:t>
-      </w:r>
-      <w:proofErr w:type="spellStart"/>
-      <w:r>
-        <w:rPr>
-          <w:b/>
-          <w:bCs/>
-        </w:rPr>
-        <w:t>department_id</w:t>
-      </w:r>
-      <w:proofErr w:type="spellEnd"/>
-      <w:r>
-        <w:rPr>
-          <w:b/>
-          <w:bCs/>
-        </w:rPr>
-        <w:t xml:space="preserve"> having sum(salary) &gt; 50000;</w:t>
-      </w:r>
-    </w:p>
-    <w:p/>
-    <w:p>
-      <w:r>
-        <w:t xml:space="preserve">where group by and having clause </w:t>
-      </w:r>
-    </w:p>
-    <w:p>
-      <w:pPr>
-        <w:rPr>
-          <w:b/>
-          <w:bCs/>
-        </w:rPr>
-      </w:pPr>
-      <w:r>
-        <w:rPr>
-          <w:b/>
-          <w:bCs/>
-        </w:rPr>
-        <w:t xml:space="preserve">select </w:t>
-      </w:r>
-      <w:proofErr w:type="spellStart"/>
-      <w:r>
-        <w:rPr>
-          <w:b/>
-          <w:bCs/>
-        </w:rPr>
-        <w:t>department_id,sum</w:t>
-      </w:r>
-      <w:proofErr w:type="spellEnd"/>
-      <w:r>
-        <w:rPr>
-          <w:b/>
-          <w:bCs/>
-        </w:rPr>
-        <w:t xml:space="preserve">(salary) from employee where </w:t>
-      </w:r>
-      <w:proofErr w:type="spellStart"/>
-      <w:r>
-        <w:rPr>
-          <w:b/>
-          <w:bCs/>
-        </w:rPr>
-        <w:t>department_id</w:t>
-      </w:r>
-      <w:proofErr w:type="spellEnd"/>
-      <w:r>
-        <w:rPr>
-          <w:b/>
-          <w:bCs/>
-        </w:rPr>
-        <w:t xml:space="preserve"> not in(100) group by </w:t>
-      </w:r>
-      <w:proofErr w:type="spellStart"/>
-      <w:r>
-        <w:rPr>
-          <w:b/>
-          <w:bCs/>
-        </w:rPr>
-        <w:t>department_id</w:t>
-      </w:r>
-      <w:proofErr w:type="spellEnd"/>
-      <w:r>
-        <w:rPr>
-          <w:b/>
-          <w:bCs/>
-        </w:rPr>
-        <w:t xml:space="preserve"> having sum(salary) &gt; 50000;</w:t>
-      </w:r>
+        <w:rPr>
+          <w:b/>
+          <w:bCs/>
+        </w:rPr>
+        <w:t xml:space="preserve"> having sum(salary) &gt; </w:t>
+      </w:r>
+      <w:proofErr w:type="gramStart"/>
+      <w:r>
+        <w:rPr>
+          <w:b/>
+          <w:bCs/>
+        </w:rPr>
+        <w:t>50000;</w:t>
+      </w:r>
+      <w:proofErr w:type="gramEnd"/>
     </w:p>
     <w:p/>
     <w:p/>
@@ -1233,7 +1581,23 @@
     <w:p>
       <w:r>
         <w:lastRenderedPageBreak/>
-        <w:t xml:space="preserve">Order by clause : it is use to sort the data in ascending or descending order. </w:t>
+        <w:t xml:space="preserve">Order by </w:t>
+      </w:r>
+      <w:proofErr w:type="gramStart"/>
+      <w:r>
+        <w:t>clause :</w:t>
+      </w:r>
+      <w:proofErr w:type="gramEnd"/>
+      <w:r>
+        <w:t xml:space="preserve"> it is </w:t>
+      </w:r>
+      <w:proofErr w:type="gramStart"/>
+      <w:r>
+        <w:t>use</w:t>
+      </w:r>
+      <w:proofErr w:type="gramEnd"/>
+      <w:r>
+        <w:t xml:space="preserve"> to sort the data in ascending or descending order. </w:t>
       </w:r>
     </w:p>
     <w:p/>
@@ -1248,6 +1612,7 @@
         <w:t xml:space="preserve">Select * from employee order by salary </w:t>
       </w:r>
       <w:proofErr w:type="spellStart"/>
+      <w:proofErr w:type="gramStart"/>
       <w:r>
         <w:t>asc</w:t>
       </w:r>
@@ -1255,6 +1620,7 @@
       <w:r>
         <w:t>;</w:t>
       </w:r>
+      <w:proofErr w:type="gramEnd"/>
       <w:r>
         <w:tab/>
         <w:t>ascending order</w:t>
@@ -1265,6 +1631,7 @@
         <w:t xml:space="preserve">Select * from employee order by salary </w:t>
       </w:r>
       <w:proofErr w:type="spellStart"/>
+      <w:proofErr w:type="gramStart"/>
       <w:r>
         <w:t>desc</w:t>
       </w:r>
@@ -1272,6 +1639,7 @@
       <w:r>
         <w:t>;</w:t>
       </w:r>
+      <w:proofErr w:type="gramEnd"/>
       <w:r>
         <w:tab/>
         <w:t>descending order</w:t>
@@ -1290,6 +1658,7 @@
         <w:t xml:space="preserve"> </w:t>
       </w:r>
       <w:proofErr w:type="spellStart"/>
+      <w:proofErr w:type="gramStart"/>
       <w:r>
         <w:t>asc</w:t>
       </w:r>
@@ -1297,6 +1666,7 @@
       <w:r>
         <w:t>;</w:t>
       </w:r>
+      <w:proofErr w:type="gramEnd"/>
     </w:p>
     <w:p>
       <w:r>
@@ -1311,6 +1681,7 @@
         <w:t xml:space="preserve"> </w:t>
       </w:r>
       <w:proofErr w:type="spellStart"/>
+      <w:proofErr w:type="gramStart"/>
       <w:r>
         <w:t>desc</w:t>
       </w:r>
@@ -1318,6 +1689,7 @@
       <w:r>
         <w:t>;</w:t>
       </w:r>
+      <w:proofErr w:type="gramEnd"/>
     </w:p>
     <w:p>
       <w:r>
@@ -1332,6 +1704,7 @@
         <w:t xml:space="preserve"> </w:t>
       </w:r>
       <w:proofErr w:type="spellStart"/>
+      <w:proofErr w:type="gramStart"/>
       <w:r>
         <w:t>asc</w:t>
       </w:r>
@@ -1339,6 +1712,7 @@
       <w:r>
         <w:t>;</w:t>
       </w:r>
+      <w:proofErr w:type="gramEnd"/>
     </w:p>
     <w:p>
       <w:r>
@@ -1353,6 +1727,7 @@
         <w:t xml:space="preserve"> </w:t>
       </w:r>
       <w:proofErr w:type="spellStart"/>
+      <w:proofErr w:type="gramStart"/>
       <w:r>
         <w:t>desc</w:t>
       </w:r>
@@ -1360,6 +1735,7 @@
       <w:r>
         <w:t>;</w:t>
       </w:r>
+      <w:proofErr w:type="gramEnd"/>
     </w:p>
     <w:p/>
     <w:p>
@@ -1374,7 +1750,15 @@
       </w:r>
       <w:r>
         <w:tab/>
-        <w:t xml:space="preserve">by default ascending order consider. </w:t>
+        <w:t xml:space="preserve">by </w:t>
+      </w:r>
+      <w:proofErr w:type="gramStart"/>
+      <w:r>
+        <w:t>default</w:t>
+      </w:r>
+      <w:proofErr w:type="gramEnd"/>
+      <w:r>
+        <w:t xml:space="preserve"> ascending order consider. </w:t>
       </w:r>
     </w:p>
     <w:p/>
@@ -1398,9 +1782,18 @@
           <w:b/>
           <w:bCs/>
         </w:rPr>
-        <w:t>department_id,sum</w:t>
-      </w:r>
-      <w:proofErr w:type="spellEnd"/>
+        <w:t>department_</w:t>
+      </w:r>
+      <w:proofErr w:type="gramStart"/>
+      <w:r>
+        <w:rPr>
+          <w:b/>
+          <w:bCs/>
+        </w:rPr>
+        <w:t>id,sum</w:t>
+      </w:r>
+      <w:proofErr w:type="spellEnd"/>
+      <w:proofErr w:type="gramEnd"/>
       <w:r>
         <w:rPr>
           <w:b/>
@@ -1422,7 +1815,23 @@
           <w:b/>
           <w:bCs/>
         </w:rPr>
-        <w:t xml:space="preserve"> not in(100) group by </w:t>
+        <w:t xml:space="preserve"> not </w:t>
+      </w:r>
+      <w:proofErr w:type="gramStart"/>
+      <w:r>
+        <w:rPr>
+          <w:b/>
+          <w:bCs/>
+        </w:rPr>
+        <w:t>in(</w:t>
+      </w:r>
+      <w:proofErr w:type="gramEnd"/>
+      <w:r>
+        <w:rPr>
+          <w:b/>
+          <w:bCs/>
+        </w:rPr>
+        <w:t xml:space="preserve">100) group by </w:t>
       </w:r>
       <w:proofErr w:type="spellStart"/>
       <w:r>
@@ -1457,6 +1866,7 @@
         <w:t xml:space="preserve"> </w:t>
       </w:r>
       <w:proofErr w:type="spellStart"/>
+      <w:proofErr w:type="gramStart"/>
       <w:r>
         <w:rPr>
           <w:b/>
@@ -1472,6 +1882,451 @@
         </w:rPr>
         <w:t>;</w:t>
       </w:r>
+      <w:proofErr w:type="gramEnd"/>
+    </w:p>
+    <w:p>
+      <w:pPr>
+        <w:rPr>
+          <w:b/>
+          <w:bCs/>
+        </w:rPr>
+      </w:pPr>
+    </w:p>
+    <w:p>
+      <w:pPr>
+        <w:rPr>
+          <w:b/>
+          <w:bCs/>
+        </w:rPr>
+      </w:pPr>
+    </w:p>
+    <w:p>
+      <w:proofErr w:type="gramStart"/>
+      <w:r>
+        <w:t xml:space="preserve">DDL </w:t>
+      </w:r>
+      <w:r>
+        <w:t>:</w:t>
+      </w:r>
+      <w:proofErr w:type="gramEnd"/>
+      <w:r>
+        <w:t xml:space="preserve"> Data Definition </w:t>
+      </w:r>
+      <w:proofErr w:type="gramStart"/>
+      <w:r>
+        <w:t>language :</w:t>
+      </w:r>
+      <w:proofErr w:type="gramEnd"/>
+    </w:p>
+    <w:p>
+      <w:r>
+        <w:t xml:space="preserve">It is </w:t>
+      </w:r>
+      <w:proofErr w:type="gramStart"/>
+      <w:r>
+        <w:t>use</w:t>
+      </w:r>
+      <w:proofErr w:type="gramEnd"/>
+      <w:r>
+        <w:t xml:space="preserve"> to create the structure of the table. </w:t>
+      </w:r>
+    </w:p>
+    <w:p>
+      <w:pPr>
+        <w:rPr>
+          <w:b/>
+          <w:bCs/>
+        </w:rPr>
+      </w:pPr>
+      <w:r>
+        <w:rPr>
+          <w:b/>
+          <w:bCs/>
+        </w:rPr>
+        <w:t xml:space="preserve">Create </w:t>
+      </w:r>
+    </w:p>
+    <w:p>
+      <w:r>
+        <w:t xml:space="preserve">Syntax to create the table </w:t>
+      </w:r>
+    </w:p>
+    <w:p/>
+    <w:p>
+      <w:r>
+        <w:t xml:space="preserve">create table </w:t>
+      </w:r>
+      <w:proofErr w:type="spellStart"/>
+      <w:proofErr w:type="gramStart"/>
+      <w:r>
+        <w:t>tableName</w:t>
+      </w:r>
+      <w:proofErr w:type="spellEnd"/>
+      <w:r>
+        <w:t>(</w:t>
+      </w:r>
+      <w:proofErr w:type="spellStart"/>
+      <w:proofErr w:type="gramEnd"/>
+      <w:r>
+        <w:t>columnName</w:t>
+      </w:r>
+      <w:proofErr w:type="spellEnd"/>
+      <w:r>
+        <w:t xml:space="preserve"> datatype, </w:t>
+      </w:r>
+      <w:proofErr w:type="spellStart"/>
+      <w:r>
+        <w:t>columnName</w:t>
+      </w:r>
+      <w:proofErr w:type="spellEnd"/>
+      <w:r>
+        <w:t xml:space="preserve"> datatype, </w:t>
+      </w:r>
+      <w:proofErr w:type="spellStart"/>
+      <w:r>
+        <w:t>columnName</w:t>
+      </w:r>
+      <w:proofErr w:type="spellEnd"/>
+      <w:r>
+        <w:t xml:space="preserve"> datatype</w:t>
+      </w:r>
+      <w:proofErr w:type="gramStart"/>
+      <w:r>
+        <w:t>);</w:t>
+      </w:r>
+      <w:proofErr w:type="gramEnd"/>
+    </w:p>
+    <w:p/>
+    <w:p/>
+    <w:p/>
+    <w:p/>
+    <w:p/>
+    <w:p>
+      <w:r>
+        <w:lastRenderedPageBreak/>
+        <w:t>Emp -</w:t>
+      </w:r>
+      <w:r>
+        <w:sym w:font="Wingdings" w:char="F0E0"/>
+      </w:r>
+      <w:r>
+        <w:t xml:space="preserve"> Table Name </w:t>
+      </w:r>
+    </w:p>
+    <w:p>
+      <w:r>
+        <w:t>Id</w:t>
+      </w:r>
+      <w:r>
+        <w:tab/>
+      </w:r>
+      <w:r>
+        <w:sym w:font="Wingdings" w:char="F0E0"/>
+      </w:r>
+      <w:r>
+        <w:t xml:space="preserve"> int </w:t>
+      </w:r>
+    </w:p>
+    <w:p>
+      <w:r>
+        <w:t xml:space="preserve">Name </w:t>
+      </w:r>
+      <w:r>
+        <w:tab/>
+      </w:r>
+      <w:r>
+        <w:sym w:font="Wingdings" w:char="F0E0"/>
+      </w:r>
+      <w:r>
+        <w:t xml:space="preserve"> </w:t>
+      </w:r>
+      <w:proofErr w:type="gramStart"/>
+      <w:r>
+        <w:t>varchar(</w:t>
+      </w:r>
+      <w:proofErr w:type="gramEnd"/>
+      <w:r>
+        <w:t>25)</w:t>
+      </w:r>
+    </w:p>
+    <w:p>
+      <w:r>
+        <w:t>Salary -</w:t>
+      </w:r>
+      <w:r>
+        <w:sym w:font="Wingdings" w:char="F0E0"/>
+      </w:r>
+      <w:r>
+        <w:t xml:space="preserve"> float </w:t>
+      </w:r>
+    </w:p>
+    <w:p>
+      <w:pPr>
+        <w:rPr>
+          <w:b/>
+          <w:bCs/>
+        </w:rPr>
+      </w:pPr>
+      <w:r>
+        <w:rPr>
+          <w:b/>
+          <w:bCs/>
+        </w:rPr>
+        <w:t xml:space="preserve">create table </w:t>
+      </w:r>
+      <w:proofErr w:type="gramStart"/>
+      <w:r>
+        <w:rPr>
+          <w:b/>
+          <w:bCs/>
+        </w:rPr>
+        <w:t>emp(</w:t>
+      </w:r>
+      <w:proofErr w:type="gramEnd"/>
+      <w:r>
+        <w:rPr>
+          <w:b/>
+          <w:bCs/>
+        </w:rPr>
+        <w:t xml:space="preserve">id int, name </w:t>
+      </w:r>
+      <w:proofErr w:type="gramStart"/>
+      <w:r>
+        <w:rPr>
+          <w:b/>
+          <w:bCs/>
+        </w:rPr>
+        <w:t>varchar(</w:t>
+      </w:r>
+      <w:proofErr w:type="gramEnd"/>
+      <w:r>
+        <w:rPr>
+          <w:b/>
+          <w:bCs/>
+        </w:rPr>
+        <w:t>30), salary float</w:t>
+      </w:r>
+      <w:proofErr w:type="gramStart"/>
+      <w:r>
+        <w:rPr>
+          <w:b/>
+          <w:bCs/>
+        </w:rPr>
+        <w:t>);</w:t>
+      </w:r>
+      <w:proofErr w:type="gramEnd"/>
+    </w:p>
+    <w:p>
+      <w:pPr>
+        <w:rPr>
+          <w:b/>
+          <w:bCs/>
+        </w:rPr>
+      </w:pPr>
+      <w:proofErr w:type="spellStart"/>
+      <w:r>
+        <w:rPr>
+          <w:b/>
+          <w:bCs/>
+        </w:rPr>
+        <w:t>desc</w:t>
+      </w:r>
+      <w:proofErr w:type="spellEnd"/>
+      <w:r>
+        <w:rPr>
+          <w:b/>
+          <w:bCs/>
+        </w:rPr>
+        <w:t xml:space="preserve"> </w:t>
+      </w:r>
+      <w:proofErr w:type="gramStart"/>
+      <w:r>
+        <w:rPr>
+          <w:b/>
+          <w:bCs/>
+        </w:rPr>
+        <w:t>emp;</w:t>
+      </w:r>
+      <w:proofErr w:type="gramEnd"/>
+    </w:p>
+    <w:p/>
+    <w:p>
+      <w:pPr>
+        <w:rPr>
+          <w:b/>
+          <w:bCs/>
+        </w:rPr>
+      </w:pPr>
+      <w:proofErr w:type="gramStart"/>
+      <w:r>
+        <w:rPr>
+          <w:b/>
+          <w:bCs/>
+        </w:rPr>
+        <w:t xml:space="preserve">DML </w:t>
+      </w:r>
+      <w:r>
+        <w:rPr>
+          <w:b/>
+          <w:bCs/>
+        </w:rPr>
+        <w:t>:</w:t>
+      </w:r>
+      <w:proofErr w:type="gramEnd"/>
+      <w:r>
+        <w:rPr>
+          <w:b/>
+          <w:bCs/>
+        </w:rPr>
+        <w:t xml:space="preserve"> Data manipulation language </w:t>
+      </w:r>
+    </w:p>
+    <w:p>
+      <w:pPr>
+        <w:rPr>
+          <w:b/>
+          <w:bCs/>
+        </w:rPr>
+      </w:pPr>
+    </w:p>
+    <w:p>
+      <w:pPr>
+        <w:rPr>
+          <w:b/>
+          <w:bCs/>
+        </w:rPr>
+      </w:pPr>
+      <w:r>
+        <w:rPr>
+          <w:b/>
+          <w:bCs/>
+        </w:rPr>
+        <w:t xml:space="preserve">Insert query </w:t>
+      </w:r>
+    </w:p>
+    <w:p>
+      <w:r>
+        <w:t xml:space="preserve">Insert into </w:t>
+      </w:r>
+      <w:proofErr w:type="spellStart"/>
+      <w:r>
+        <w:t>tableName</w:t>
+      </w:r>
+      <w:proofErr w:type="spellEnd"/>
+      <w:r>
+        <w:t>(c</w:t>
+      </w:r>
+      <w:proofErr w:type="gramStart"/>
+      <w:r>
+        <w:t>1,c2,c</w:t>
+      </w:r>
+      <w:proofErr w:type="gramEnd"/>
+      <w:r>
+        <w:t>2) values(v</w:t>
+      </w:r>
+      <w:proofErr w:type="gramStart"/>
+      <w:r>
+        <w:t>1,v2,v</w:t>
+      </w:r>
+      <w:proofErr w:type="gramEnd"/>
+      <w:r>
+        <w:t>3</w:t>
+      </w:r>
+      <w:proofErr w:type="gramStart"/>
+      <w:r>
+        <w:t>);</w:t>
+      </w:r>
+      <w:proofErr w:type="gramEnd"/>
+    </w:p>
+    <w:p>
+      <w:r>
+        <w:t>insert into emp(</w:t>
+      </w:r>
+      <w:proofErr w:type="spellStart"/>
+      <w:proofErr w:type="gramStart"/>
+      <w:r>
+        <w:t>id,name</w:t>
+      </w:r>
+      <w:proofErr w:type="gramEnd"/>
+      <w:r>
+        <w:t>,salary</w:t>
+      </w:r>
+      <w:proofErr w:type="spellEnd"/>
+      <w:r>
+        <w:t>) values(100,'Raj',12000</w:t>
+      </w:r>
+      <w:proofErr w:type="gramStart"/>
+      <w:r>
+        <w:t>);</w:t>
+      </w:r>
+      <w:proofErr w:type="gramEnd"/>
+    </w:p>
+    <w:p>
+      <w:r>
+        <w:t>insert into emp values(101,'Ravi',14000</w:t>
+      </w:r>
+      <w:proofErr w:type="gramStart"/>
+      <w:r>
+        <w:t>);</w:t>
+      </w:r>
+      <w:proofErr w:type="gramEnd"/>
+    </w:p>
+    <w:p>
+      <w:r>
+        <w:t>insert into emp(</w:t>
+      </w:r>
+      <w:proofErr w:type="spellStart"/>
+      <w:proofErr w:type="gramStart"/>
+      <w:r>
+        <w:t>id,name</w:t>
+      </w:r>
+      <w:proofErr w:type="spellEnd"/>
+      <w:proofErr w:type="gramEnd"/>
+      <w:r>
+        <w:t>) values(103,'Raju'</w:t>
+      </w:r>
+      <w:proofErr w:type="gramStart"/>
+      <w:r>
+        <w:t>);</w:t>
+      </w:r>
+      <w:proofErr w:type="gramEnd"/>
+    </w:p>
+    <w:p>
+      <w:r>
+        <w:t xml:space="preserve">insert into emp(id) </w:t>
+      </w:r>
+      <w:proofErr w:type="gramStart"/>
+      <w:r>
+        <w:t>values(</w:t>
+      </w:r>
+      <w:proofErr w:type="gramEnd"/>
+      <w:r>
+        <w:t>104</w:t>
+      </w:r>
+      <w:proofErr w:type="gramStart"/>
+      <w:r>
+        <w:t>);</w:t>
+      </w:r>
+      <w:proofErr w:type="gramEnd"/>
+    </w:p>
+    <w:p>
+      <w:r>
+        <w:t>insert into emp values(105,'John</w:t>
+      </w:r>
+      <w:proofErr w:type="gramStart"/>
+      <w:r>
+        <w:t>',null);</w:t>
+      </w:r>
+      <w:proofErr w:type="gramEnd"/>
+    </w:p>
+    <w:p/>
+    <w:p>
+      <w:pPr>
+        <w:rPr>
+          <w:b/>
+          <w:bCs/>
+        </w:rPr>
+      </w:pPr>
     </w:p>
     <w:p/>
     <w:p>

--- a/FSD MERN - Designing and Managing Databases with MongoDB/FSD MERN - Designing and Managing Databases with MongoDB - Day 3 - 18-04-2026.docx
+++ b/FSD MERN - Designing and Managing Databases with MongoDB/FSD MERN - Designing and Managing Databases with MongoDB - Day 3 - 18-04-2026.docx
@@ -1950,60 +1950,61 @@
       <w:r>
         <w:t xml:space="preserve">Syntax to create the table </w:t>
       </w:r>
-    </w:p>
-    <w:p/>
-    <w:p>
-      <w:r>
-        <w:t xml:space="preserve">create table </w:t>
-      </w:r>
-      <w:proofErr w:type="spellStart"/>
-      <w:proofErr w:type="gramStart"/>
-      <w:r>
-        <w:t>tableName</w:t>
-      </w:r>
-      <w:proofErr w:type="spellEnd"/>
-      <w:r>
-        <w:t>(</w:t>
-      </w:r>
-      <w:proofErr w:type="spellStart"/>
-      <w:proofErr w:type="gramEnd"/>
-      <w:r>
-        <w:t>columnName</w:t>
-      </w:r>
-      <w:proofErr w:type="spellEnd"/>
-      <w:r>
-        <w:t xml:space="preserve"> datatype, </w:t>
-      </w:r>
-      <w:proofErr w:type="spellStart"/>
-      <w:r>
-        <w:t>columnName</w:t>
-      </w:r>
-      <w:proofErr w:type="spellEnd"/>
-      <w:r>
-        <w:t xml:space="preserve"> datatype, </w:t>
-      </w:r>
-      <w:proofErr w:type="spellStart"/>
-      <w:r>
-        <w:t>columnName</w:t>
-      </w:r>
-      <w:proofErr w:type="spellEnd"/>
-      <w:r>
-        <w:t xml:space="preserve"> datatype</w:t>
-      </w:r>
-      <w:proofErr w:type="gramStart"/>
-      <w:r>
-        <w:t>);</w:t>
-      </w:r>
-      <w:proofErr w:type="gramEnd"/>
     </w:p>
     <w:p/>
     <w:p/>
     <w:p/>
     <w:p/>
     <w:p/>
+    <w:p/>
+    <w:p/>
     <w:p>
       <w:r>
         <w:lastRenderedPageBreak/>
+        <w:t xml:space="preserve">create table </w:t>
+      </w:r>
+      <w:proofErr w:type="spellStart"/>
+      <w:proofErr w:type="gramStart"/>
+      <w:r>
+        <w:t>tableName</w:t>
+      </w:r>
+      <w:proofErr w:type="spellEnd"/>
+      <w:r>
+        <w:t>(</w:t>
+      </w:r>
+      <w:proofErr w:type="spellStart"/>
+      <w:proofErr w:type="gramEnd"/>
+      <w:r>
+        <w:t>columnName</w:t>
+      </w:r>
+      <w:proofErr w:type="spellEnd"/>
+      <w:r>
+        <w:t xml:space="preserve"> datatype, </w:t>
+      </w:r>
+      <w:proofErr w:type="spellStart"/>
+      <w:r>
+        <w:t>columnName</w:t>
+      </w:r>
+      <w:proofErr w:type="spellEnd"/>
+      <w:r>
+        <w:t xml:space="preserve"> datatype, </w:t>
+      </w:r>
+      <w:proofErr w:type="spellStart"/>
+      <w:r>
+        <w:t>columnName</w:t>
+      </w:r>
+      <w:proofErr w:type="spellEnd"/>
+      <w:r>
+        <w:t xml:space="preserve"> datatype</w:t>
+      </w:r>
+      <w:proofErr w:type="gramStart"/>
+      <w:r>
+        <w:t>);</w:t>
+      </w:r>
+      <w:proofErr w:type="gramEnd"/>
+    </w:p>
+    <w:p>
+      <w:r>
         <w:t>Emp -</w:t>
       </w:r>
       <w:r>
@@ -2149,6 +2150,188 @@
       </w:r>
       <w:proofErr w:type="gramEnd"/>
     </w:p>
+    <w:p>
+      <w:pPr>
+        <w:rPr>
+          <w:b/>
+          <w:bCs/>
+        </w:rPr>
+      </w:pPr>
+      <w:proofErr w:type="gramStart"/>
+      <w:r>
+        <w:rPr>
+          <w:b/>
+          <w:bCs/>
+        </w:rPr>
+        <w:t xml:space="preserve">DML </w:t>
+      </w:r>
+      <w:r>
+        <w:rPr>
+          <w:b/>
+          <w:bCs/>
+        </w:rPr>
+        <w:t>:</w:t>
+      </w:r>
+      <w:proofErr w:type="gramEnd"/>
+      <w:r>
+        <w:rPr>
+          <w:b/>
+          <w:bCs/>
+        </w:rPr>
+        <w:t xml:space="preserve"> Data manipulation language </w:t>
+      </w:r>
+    </w:p>
+    <w:p>
+      <w:pPr>
+        <w:rPr>
+          <w:b/>
+          <w:bCs/>
+        </w:rPr>
+      </w:pPr>
+      <w:r>
+        <w:rPr>
+          <w:b/>
+          <w:bCs/>
+        </w:rPr>
+        <w:t xml:space="preserve">Insert query </w:t>
+      </w:r>
+    </w:p>
+    <w:p>
+      <w:r>
+        <w:t xml:space="preserve">Insert into </w:t>
+      </w:r>
+      <w:proofErr w:type="spellStart"/>
+      <w:r>
+        <w:t>tableName</w:t>
+      </w:r>
+      <w:proofErr w:type="spellEnd"/>
+      <w:r>
+        <w:t>(c</w:t>
+      </w:r>
+      <w:proofErr w:type="gramStart"/>
+      <w:r>
+        <w:t>1,c2,c</w:t>
+      </w:r>
+      <w:proofErr w:type="gramEnd"/>
+      <w:r>
+        <w:t>2) values(v</w:t>
+      </w:r>
+      <w:proofErr w:type="gramStart"/>
+      <w:r>
+        <w:t>1,v2,v</w:t>
+      </w:r>
+      <w:proofErr w:type="gramEnd"/>
+      <w:r>
+        <w:t>3</w:t>
+      </w:r>
+      <w:proofErr w:type="gramStart"/>
+      <w:r>
+        <w:t>);</w:t>
+      </w:r>
+      <w:proofErr w:type="gramEnd"/>
+    </w:p>
+    <w:p>
+      <w:r>
+        <w:t>insert into emp(</w:t>
+      </w:r>
+      <w:proofErr w:type="spellStart"/>
+      <w:proofErr w:type="gramStart"/>
+      <w:r>
+        <w:t>id,name</w:t>
+      </w:r>
+      <w:proofErr w:type="gramEnd"/>
+      <w:r>
+        <w:t>,salary</w:t>
+      </w:r>
+      <w:proofErr w:type="spellEnd"/>
+      <w:r>
+        <w:t>) values(100,'Raj',12000</w:t>
+      </w:r>
+      <w:proofErr w:type="gramStart"/>
+      <w:r>
+        <w:t>);</w:t>
+      </w:r>
+      <w:proofErr w:type="gramEnd"/>
+    </w:p>
+    <w:p>
+      <w:pPr>
+        <w:rPr>
+          <w:b/>
+          <w:bCs/>
+        </w:rPr>
+      </w:pPr>
+      <w:r>
+        <w:rPr>
+          <w:b/>
+          <w:bCs/>
+        </w:rPr>
+        <w:t>insert into emp values(101,'Ravi',14000</w:t>
+      </w:r>
+      <w:r>
+        <w:rPr>
+          <w:b/>
+          <w:bCs/>
+        </w:rPr>
+        <w:t>.60</w:t>
+      </w:r>
+      <w:proofErr w:type="gramStart"/>
+      <w:r>
+        <w:rPr>
+          <w:b/>
+          <w:bCs/>
+        </w:rPr>
+        <w:t>);</w:t>
+      </w:r>
+      <w:proofErr w:type="gramEnd"/>
+    </w:p>
+    <w:p>
+      <w:r>
+        <w:t>insert into emp(</w:t>
+      </w:r>
+      <w:proofErr w:type="spellStart"/>
+      <w:proofErr w:type="gramStart"/>
+      <w:r>
+        <w:t>id,name</w:t>
+      </w:r>
+      <w:proofErr w:type="spellEnd"/>
+      <w:proofErr w:type="gramEnd"/>
+      <w:r>
+        <w:t>) values(103,'Raju'</w:t>
+      </w:r>
+      <w:proofErr w:type="gramStart"/>
+      <w:r>
+        <w:t>);</w:t>
+      </w:r>
+      <w:proofErr w:type="gramEnd"/>
+    </w:p>
+    <w:p>
+      <w:r>
+        <w:t xml:space="preserve">insert into emp(id) </w:t>
+      </w:r>
+      <w:proofErr w:type="gramStart"/>
+      <w:r>
+        <w:t>values(</w:t>
+      </w:r>
+      <w:proofErr w:type="gramEnd"/>
+      <w:r>
+        <w:t>104</w:t>
+      </w:r>
+      <w:proofErr w:type="gramStart"/>
+      <w:r>
+        <w:t>);</w:t>
+      </w:r>
+      <w:proofErr w:type="gramEnd"/>
+    </w:p>
+    <w:p>
+      <w:r>
+        <w:t>insert into emp values(105,'John</w:t>
+      </w:r>
+      <w:proofErr w:type="gramStart"/>
+      <w:r>
+        <w:t>',null);</w:t>
+      </w:r>
+      <w:proofErr w:type="gramEnd"/>
+    </w:p>
     <w:p/>
     <w:p>
       <w:pPr>
@@ -2157,56 +2340,17 @@
           <w:bCs/>
         </w:rPr>
       </w:pPr>
-      <w:proofErr w:type="gramStart"/>
-      <w:r>
-        <w:rPr>
-          <w:b/>
-          <w:bCs/>
-        </w:rPr>
-        <w:t xml:space="preserve">DML </w:t>
-      </w:r>
-      <w:r>
-        <w:rPr>
-          <w:b/>
-          <w:bCs/>
-        </w:rPr>
-        <w:t>:</w:t>
-      </w:r>
-      <w:proofErr w:type="gramEnd"/>
-      <w:r>
-        <w:rPr>
-          <w:b/>
-          <w:bCs/>
-        </w:rPr>
-        <w:t xml:space="preserve"> Data manipulation language </w:t>
-      </w:r>
-    </w:p>
-    <w:p>
-      <w:pPr>
-        <w:rPr>
-          <w:b/>
-          <w:bCs/>
-        </w:rPr>
-      </w:pPr>
-    </w:p>
-    <w:p>
-      <w:pPr>
-        <w:rPr>
-          <w:b/>
-          <w:bCs/>
-        </w:rPr>
-      </w:pPr>
-      <w:r>
-        <w:rPr>
-          <w:b/>
-          <w:bCs/>
-        </w:rPr>
-        <w:t xml:space="preserve">Insert query </w:t>
-      </w:r>
-    </w:p>
-    <w:p>
-      <w:r>
-        <w:t xml:space="preserve">Insert into </w:t>
+      <w:r>
+        <w:rPr>
+          <w:b/>
+          <w:bCs/>
+        </w:rPr>
+        <w:t xml:space="preserve">delete query </w:t>
+      </w:r>
+    </w:p>
+    <w:p>
+      <w:r>
+        <w:t xml:space="preserve">delete from </w:t>
       </w:r>
       <w:proofErr w:type="spellStart"/>
       <w:r>
@@ -2214,108 +2358,89 @@
       </w:r>
       <w:proofErr w:type="spellEnd"/>
       <w:r>
-        <w:t>(c</w:t>
-      </w:r>
-      <w:proofErr w:type="gramStart"/>
-      <w:r>
-        <w:t>1,c2,c</w:t>
-      </w:r>
-      <w:proofErr w:type="gramEnd"/>
-      <w:r>
-        <w:t>2) values(v</w:t>
-      </w:r>
-      <w:proofErr w:type="gramStart"/>
-      <w:r>
-        <w:t>1,v2,v</w:t>
-      </w:r>
-      <w:proofErr w:type="gramEnd"/>
-      <w:r>
-        <w:t>3</w:t>
-      </w:r>
-      <w:proofErr w:type="gramStart"/>
-      <w:r>
-        <w:t>);</w:t>
-      </w:r>
-      <w:proofErr w:type="gramEnd"/>
-    </w:p>
-    <w:p>
-      <w:r>
-        <w:t>insert into emp(</w:t>
-      </w:r>
-      <w:proofErr w:type="spellStart"/>
-      <w:proofErr w:type="gramStart"/>
-      <w:r>
-        <w:t>id,name</w:t>
-      </w:r>
-      <w:proofErr w:type="gramEnd"/>
-      <w:r>
-        <w:t>,salary</w:t>
-      </w:r>
-      <w:proofErr w:type="spellEnd"/>
-      <w:r>
-        <w:t>) values(100,'Raj',12000</w:t>
-      </w:r>
-      <w:proofErr w:type="gramStart"/>
-      <w:r>
-        <w:t>);</w:t>
-      </w:r>
-      <w:proofErr w:type="gramEnd"/>
-    </w:p>
-    <w:p>
-      <w:r>
-        <w:t>insert into emp values(101,'Ravi',14000</w:t>
-      </w:r>
-      <w:proofErr w:type="gramStart"/>
-      <w:r>
-        <w:t>);</w:t>
-      </w:r>
-      <w:proofErr w:type="gramEnd"/>
-    </w:p>
-    <w:p>
-      <w:r>
-        <w:t>insert into emp(</w:t>
-      </w:r>
-      <w:proofErr w:type="spellStart"/>
-      <w:proofErr w:type="gramStart"/>
-      <w:r>
-        <w:t>id,name</w:t>
-      </w:r>
-      <w:proofErr w:type="spellEnd"/>
-      <w:proofErr w:type="gramEnd"/>
-      <w:r>
-        <w:t>) values(103,'Raju'</w:t>
-      </w:r>
-      <w:proofErr w:type="gramStart"/>
-      <w:r>
-        <w:t>);</w:t>
-      </w:r>
-      <w:proofErr w:type="gramEnd"/>
-    </w:p>
-    <w:p>
-      <w:r>
-        <w:t xml:space="preserve">insert into emp(id) </w:t>
-      </w:r>
-      <w:proofErr w:type="gramStart"/>
-      <w:r>
-        <w:t>values(</w:t>
-      </w:r>
-      <w:proofErr w:type="gramEnd"/>
-      <w:r>
-        <w:t>104</w:t>
-      </w:r>
-      <w:proofErr w:type="gramStart"/>
-      <w:r>
-        <w:t>);</w:t>
-      </w:r>
-      <w:proofErr w:type="gramEnd"/>
-    </w:p>
-    <w:p>
-      <w:r>
-        <w:t>insert into emp values(105,'John</w:t>
-      </w:r>
-      <w:proofErr w:type="gramStart"/>
-      <w:r>
-        <w:t>',null);</w:t>
+        <w:t>;</w:t>
+      </w:r>
+      <w:r>
+        <w:tab/>
+        <w:t xml:space="preserve">it </w:t>
+      </w:r>
+      <w:proofErr w:type="gramStart"/>
+      <w:r>
+        <w:t>delete</w:t>
+      </w:r>
+      <w:proofErr w:type="gramEnd"/>
+      <w:r>
+        <w:t xml:space="preserve"> all records present in that </w:t>
+      </w:r>
+      <w:proofErr w:type="gramStart"/>
+      <w:r>
+        <w:t>particular table</w:t>
+      </w:r>
+      <w:proofErr w:type="gramEnd"/>
+      <w:r>
+        <w:t xml:space="preserve">. </w:t>
+      </w:r>
+    </w:p>
+    <w:p>
+      <w:r>
+        <w:t xml:space="preserve">Delete with where clause </w:t>
+      </w:r>
+    </w:p>
+    <w:p>
+      <w:r>
+        <w:t xml:space="preserve">Delete from </w:t>
+      </w:r>
+      <w:proofErr w:type="spellStart"/>
+      <w:r>
+        <w:t>tableName</w:t>
+      </w:r>
+      <w:proofErr w:type="spellEnd"/>
+      <w:r>
+        <w:t xml:space="preserve"> where </w:t>
+      </w:r>
+      <w:proofErr w:type="spellStart"/>
+      <w:r>
+        <w:t>columnName</w:t>
+      </w:r>
+      <w:proofErr w:type="spellEnd"/>
+      <w:r>
+        <w:t xml:space="preserve"> </w:t>
+      </w:r>
+      <w:proofErr w:type="gramStart"/>
+      <w:r>
+        <w:t>value;</w:t>
+      </w:r>
+      <w:proofErr w:type="gramEnd"/>
+    </w:p>
+    <w:p>
+      <w:r>
+        <w:rPr>
+          <w:highlight w:val="yellow"/>
+        </w:rPr>
+        <w:t>delete from emp where salary=</w:t>
+      </w:r>
+      <w:proofErr w:type="gramStart"/>
+      <w:r>
+        <w:rPr>
+          <w:highlight w:val="yellow"/>
+        </w:rPr>
+        <w:t>14000;</w:t>
+      </w:r>
+      <w:proofErr w:type="gramEnd"/>
+    </w:p>
+    <w:p>
+      <w:r>
+        <w:rPr>
+          <w:highlight w:val="yellow"/>
+        </w:rPr>
+        <w:t xml:space="preserve">delete from emp where name is </w:t>
+      </w:r>
+      <w:proofErr w:type="gramStart"/>
+      <w:r>
+        <w:rPr>
+          <w:highlight w:val="yellow"/>
+        </w:rPr>
+        <w:t>null;</w:t>
       </w:r>
       <w:proofErr w:type="gramEnd"/>
     </w:p>
@@ -2328,6 +2453,137 @@
         </w:rPr>
       </w:pPr>
     </w:p>
+    <w:p>
+      <w:pPr>
+        <w:rPr>
+          <w:b/>
+          <w:bCs/>
+        </w:rPr>
+      </w:pPr>
+    </w:p>
+    <w:p>
+      <w:pPr>
+        <w:rPr>
+          <w:b/>
+          <w:bCs/>
+        </w:rPr>
+      </w:pPr>
+    </w:p>
+    <w:p>
+      <w:pPr>
+        <w:rPr>
+          <w:b/>
+          <w:bCs/>
+        </w:rPr>
+      </w:pPr>
+    </w:p>
+    <w:p>
+      <w:pPr>
+        <w:rPr>
+          <w:b/>
+          <w:bCs/>
+        </w:rPr>
+      </w:pPr>
+    </w:p>
+    <w:p>
+      <w:pPr>
+        <w:rPr>
+          <w:b/>
+          <w:bCs/>
+        </w:rPr>
+      </w:pPr>
+      <w:r>
+        <w:rPr>
+          <w:b/>
+          <w:bCs/>
+        </w:rPr>
+        <w:t xml:space="preserve">update query </w:t>
+      </w:r>
+    </w:p>
+    <w:p>
+      <w:r>
+        <w:t xml:space="preserve">update </w:t>
+      </w:r>
+      <w:proofErr w:type="spellStart"/>
+      <w:r>
+        <w:t>tableName</w:t>
+      </w:r>
+      <w:proofErr w:type="spellEnd"/>
+      <w:r>
+        <w:t xml:space="preserve"> set </w:t>
+      </w:r>
+      <w:proofErr w:type="spellStart"/>
+      <w:r>
+        <w:t>columnName</w:t>
+      </w:r>
+      <w:proofErr w:type="spellEnd"/>
+      <w:r>
+        <w:t xml:space="preserve"> = </w:t>
+      </w:r>
+      <w:proofErr w:type="gramStart"/>
+      <w:r>
+        <w:t>value;</w:t>
+      </w:r>
+      <w:proofErr w:type="gramEnd"/>
+    </w:p>
+    <w:p>
+      <w:r>
+        <w:rPr>
+          <w:highlight w:val="yellow"/>
+        </w:rPr>
+        <w:t>update emp set salary = 35000;</w:t>
+      </w:r>
+      <w:r>
+        <w:tab/>
+      </w:r>
+      <w:r>
+        <w:tab/>
+        <w:t>all record salary updated as 35000</w:t>
+      </w:r>
+    </w:p>
+    <w:p>
+      <w:r>
+        <w:t xml:space="preserve">update with conditions </w:t>
+      </w:r>
+    </w:p>
+    <w:p>
+      <w:pPr>
+        <w:rPr>
+          <w:highlight w:val="yellow"/>
+        </w:rPr>
+      </w:pPr>
+      <w:r>
+        <w:rPr>
+          <w:highlight w:val="yellow"/>
+        </w:rPr>
+        <w:t>update emp set salary = 25000 where id=</w:t>
+      </w:r>
+      <w:proofErr w:type="gramStart"/>
+      <w:r>
+        <w:rPr>
+          <w:highlight w:val="yellow"/>
+        </w:rPr>
+        <w:t>100;</w:t>
+      </w:r>
+      <w:proofErr w:type="gramEnd"/>
+    </w:p>
+    <w:p>
+      <w:r>
+        <w:rPr>
+          <w:highlight w:val="yellow"/>
+        </w:rPr>
+        <w:t xml:space="preserve">update emp set salary = 30000 where salary is </w:t>
+      </w:r>
+      <w:proofErr w:type="gramStart"/>
+      <w:r>
+        <w:rPr>
+          <w:highlight w:val="yellow"/>
+        </w:rPr>
+        <w:t>null;</w:t>
+      </w:r>
+      <w:proofErr w:type="gramEnd"/>
+    </w:p>
+    <w:p/>
     <w:p/>
     <w:p>
       <w:pPr>

--- a/FSD MERN - Designing and Managing Databases with MongoDB/FSD MERN - Designing and Managing Databases with MongoDB - Day 3 - 18-04-2026.docx
+++ b/FSD MERN - Designing and Managing Databases with MongoDB/FSD MERN - Designing and Managing Databases with MongoDB - Day 3 - 18-04-2026.docx
@@ -2585,6 +2585,526 @@
     </w:p>
     <w:p/>
     <w:p/>
+    <w:p>
+      <w:r>
+        <w:rPr>
+          <w:b/>
+          <w:bCs/>
+        </w:rPr>
+        <w:t xml:space="preserve">delete from </w:t>
+      </w:r>
+      <w:proofErr w:type="spellStart"/>
+      <w:r>
+        <w:rPr>
+          <w:b/>
+          <w:bCs/>
+        </w:rPr>
+        <w:t>tableName</w:t>
+      </w:r>
+      <w:proofErr w:type="spellEnd"/>
+      <w:r>
+        <w:rPr>
+          <w:b/>
+          <w:bCs/>
+        </w:rPr>
+        <w:t>;</w:t>
+      </w:r>
+      <w:r>
+        <w:rPr>
+          <w:b/>
+          <w:bCs/>
+        </w:rPr>
+        <w:tab/>
+      </w:r>
+      <w:r>
+        <w:t xml:space="preserve">without where clause all records delete but still table structure present in database. </w:t>
+      </w:r>
+    </w:p>
+    <w:p/>
+    <w:p>
+      <w:r>
+        <w:t xml:space="preserve">In DDL </w:t>
+      </w:r>
+    </w:p>
+    <w:p>
+      <w:r>
+        <w:t xml:space="preserve">Drop command </w:t>
+      </w:r>
+    </w:p>
+    <w:p>
+      <w:r>
+        <w:rPr>
+          <w:highlight w:val="yellow"/>
+        </w:rPr>
+        <w:t xml:space="preserve">drop table </w:t>
+      </w:r>
+      <w:proofErr w:type="spellStart"/>
+      <w:r>
+        <w:rPr>
+          <w:highlight w:val="yellow"/>
+        </w:rPr>
+        <w:t>tableName</w:t>
+      </w:r>
+      <w:proofErr w:type="spellEnd"/>
+      <w:r>
+        <w:rPr>
+          <w:highlight w:val="yellow"/>
+        </w:rPr>
+        <w:t>;</w:t>
+      </w:r>
+      <w:r>
+        <w:tab/>
+        <w:t xml:space="preserve">it </w:t>
+      </w:r>
+      <w:proofErr w:type="gramStart"/>
+      <w:r>
+        <w:t>remove</w:t>
+      </w:r>
+      <w:proofErr w:type="gramEnd"/>
+      <w:r>
+        <w:t xml:space="preserve"> all records as well as table structure. </w:t>
+      </w:r>
+    </w:p>
+    <w:p/>
+    <w:p/>
+    <w:p/>
+    <w:p/>
+    <w:p/>
+    <w:p/>
+    <w:p/>
+    <w:p/>
+    <w:p/>
+    <w:p/>
+    <w:p/>
+    <w:p/>
+    <w:p/>
+    <w:p>
+      <w:r>
+        <w:lastRenderedPageBreak/>
+        <w:t xml:space="preserve">Alter </w:t>
+      </w:r>
+      <w:proofErr w:type="gramStart"/>
+      <w:r>
+        <w:t>command :</w:t>
+      </w:r>
+      <w:proofErr w:type="gramEnd"/>
+      <w:r>
+        <w:t xml:space="preserve"> it is </w:t>
+      </w:r>
+      <w:proofErr w:type="gramStart"/>
+      <w:r>
+        <w:t>use</w:t>
+      </w:r>
+      <w:proofErr w:type="gramEnd"/>
+      <w:r>
+        <w:t xml:space="preserve"> to modify existing table structure without drop </w:t>
+      </w:r>
+    </w:p>
+    <w:p>
+      <w:pPr>
+        <w:pStyle w:val="ListParagraph"/>
+        <w:numPr>
+          <w:ilvl w:val="0"/>
+          <w:numId w:val="15"/>
+        </w:numPr>
+      </w:pPr>
+      <w:r>
+        <w:t xml:space="preserve">Adding new </w:t>
+      </w:r>
+      <w:proofErr w:type="gramStart"/>
+      <w:r>
+        <w:t>column :</w:t>
+      </w:r>
+      <w:proofErr w:type="gramEnd"/>
+    </w:p>
+    <w:p>
+      <w:pPr>
+        <w:pStyle w:val="ListParagraph"/>
+      </w:pPr>
+      <w:r>
+        <w:t xml:space="preserve">alter table </w:t>
+      </w:r>
+      <w:proofErr w:type="spellStart"/>
+      <w:r>
+        <w:t>tableName</w:t>
+      </w:r>
+      <w:proofErr w:type="spellEnd"/>
+      <w:r>
+        <w:t xml:space="preserve"> add </w:t>
+      </w:r>
+      <w:proofErr w:type="spellStart"/>
+      <w:r>
+        <w:t>columnName</w:t>
+      </w:r>
+      <w:proofErr w:type="spellEnd"/>
+      <w:r>
+        <w:t xml:space="preserve"> </w:t>
+      </w:r>
+      <w:proofErr w:type="gramStart"/>
+      <w:r>
+        <w:t>datatype;</w:t>
+      </w:r>
+      <w:proofErr w:type="gramEnd"/>
+    </w:p>
+    <w:p>
+      <w:pPr>
+        <w:pStyle w:val="ListParagraph"/>
+      </w:pPr>
+      <w:r>
+        <w:rPr>
+          <w:highlight w:val="yellow"/>
+        </w:rPr>
+        <w:t xml:space="preserve">alter table emp add </w:t>
+      </w:r>
+      <w:proofErr w:type="spellStart"/>
+      <w:r>
+        <w:rPr>
+          <w:highlight w:val="yellow"/>
+        </w:rPr>
+        <w:t>desg</w:t>
+      </w:r>
+      <w:proofErr w:type="spellEnd"/>
+      <w:r>
+        <w:rPr>
+          <w:highlight w:val="yellow"/>
+        </w:rPr>
+        <w:t xml:space="preserve"> </w:t>
+      </w:r>
+      <w:proofErr w:type="gramStart"/>
+      <w:r>
+        <w:rPr>
+          <w:highlight w:val="yellow"/>
+        </w:rPr>
+        <w:t>varchar</w:t>
+      </w:r>
+      <w:r>
+        <w:rPr>
+          <w:highlight w:val="yellow"/>
+        </w:rPr>
+        <w:t>(</w:t>
+      </w:r>
+      <w:proofErr w:type="gramEnd"/>
+      <w:r>
+        <w:rPr>
+          <w:highlight w:val="yellow"/>
+        </w:rPr>
+        <w:t>2</w:t>
+      </w:r>
+      <w:proofErr w:type="gramStart"/>
+      <w:r>
+        <w:rPr>
+          <w:highlight w:val="yellow"/>
+        </w:rPr>
+        <w:t>);</w:t>
+      </w:r>
+      <w:proofErr w:type="gramEnd"/>
+    </w:p>
+    <w:p>
+      <w:pPr>
+        <w:pStyle w:val="ListParagraph"/>
+      </w:pPr>
+      <w:r>
+        <w:rPr>
+          <w:highlight w:val="yellow"/>
+        </w:rPr>
+        <w:t xml:space="preserve">alter table emp add </w:t>
+      </w:r>
+      <w:proofErr w:type="spellStart"/>
+      <w:r>
+        <w:rPr>
+          <w:highlight w:val="yellow"/>
+        </w:rPr>
+        <w:t>doj</w:t>
+      </w:r>
+      <w:proofErr w:type="spellEnd"/>
+      <w:r>
+        <w:rPr>
+          <w:highlight w:val="yellow"/>
+        </w:rPr>
+        <w:t xml:space="preserve"> </w:t>
+      </w:r>
+      <w:proofErr w:type="gramStart"/>
+      <w:r>
+        <w:rPr>
+          <w:highlight w:val="yellow"/>
+        </w:rPr>
+        <w:t>date;</w:t>
+      </w:r>
+      <w:proofErr w:type="gramEnd"/>
+    </w:p>
+    <w:p>
+      <w:pPr>
+        <w:pStyle w:val="ListParagraph"/>
+      </w:pPr>
+    </w:p>
+    <w:p>
+      <w:pPr>
+        <w:pStyle w:val="ListParagraph"/>
+        <w:numPr>
+          <w:ilvl w:val="0"/>
+          <w:numId w:val="15"/>
+        </w:numPr>
+      </w:pPr>
+      <w:r>
+        <w:t xml:space="preserve">Modify existing column data types </w:t>
+      </w:r>
+    </w:p>
+    <w:p>
+      <w:pPr>
+        <w:pStyle w:val="ListParagraph"/>
+      </w:pPr>
+      <w:r>
+        <w:t xml:space="preserve">Alter table </w:t>
+      </w:r>
+      <w:proofErr w:type="spellStart"/>
+      <w:r>
+        <w:t>tableName</w:t>
+      </w:r>
+      <w:proofErr w:type="spellEnd"/>
+      <w:r>
+        <w:t xml:space="preserve"> modify </w:t>
+      </w:r>
+      <w:proofErr w:type="spellStart"/>
+      <w:r>
+        <w:t>columnName</w:t>
+      </w:r>
+      <w:proofErr w:type="spellEnd"/>
+      <w:r>
+        <w:t xml:space="preserve"> </w:t>
+      </w:r>
+      <w:proofErr w:type="gramStart"/>
+      <w:r>
+        <w:t>datatype;</w:t>
+      </w:r>
+      <w:proofErr w:type="gramEnd"/>
+    </w:p>
+    <w:p>
+      <w:pPr>
+        <w:pStyle w:val="ListParagraph"/>
+      </w:pPr>
+    </w:p>
+    <w:p>
+      <w:pPr>
+        <w:pStyle w:val="ListParagraph"/>
+      </w:pPr>
+      <w:r>
+        <w:rPr>
+          <w:highlight w:val="yellow"/>
+        </w:rPr>
+        <w:t xml:space="preserve">alter table emp modify </w:t>
+      </w:r>
+      <w:proofErr w:type="spellStart"/>
+      <w:r>
+        <w:rPr>
+          <w:highlight w:val="yellow"/>
+        </w:rPr>
+        <w:t>desg</w:t>
+      </w:r>
+      <w:proofErr w:type="spellEnd"/>
+      <w:r>
+        <w:rPr>
+          <w:highlight w:val="yellow"/>
+        </w:rPr>
+        <w:t xml:space="preserve"> </w:t>
+      </w:r>
+      <w:proofErr w:type="gramStart"/>
+      <w:r>
+        <w:rPr>
+          <w:highlight w:val="yellow"/>
+        </w:rPr>
+        <w:t>varchar(</w:t>
+      </w:r>
+      <w:proofErr w:type="gramEnd"/>
+      <w:r>
+        <w:rPr>
+          <w:highlight w:val="yellow"/>
+        </w:rPr>
+        <w:t>25</w:t>
+      </w:r>
+      <w:proofErr w:type="gramStart"/>
+      <w:r>
+        <w:rPr>
+          <w:highlight w:val="yellow"/>
+        </w:rPr>
+        <w:t>);</w:t>
+      </w:r>
+      <w:proofErr w:type="gramEnd"/>
+    </w:p>
+    <w:p>
+      <w:pPr>
+        <w:pStyle w:val="ListParagraph"/>
+      </w:pPr>
+    </w:p>
+    <w:p>
+      <w:pPr>
+        <w:pStyle w:val="ListParagraph"/>
+        <w:numPr>
+          <w:ilvl w:val="0"/>
+          <w:numId w:val="15"/>
+        </w:numPr>
+      </w:pPr>
+      <w:r>
+        <w:t xml:space="preserve">Remove column for existing table. </w:t>
+      </w:r>
+    </w:p>
+    <w:p>
+      <w:pPr>
+        <w:pStyle w:val="ListParagraph"/>
+      </w:pPr>
+      <w:r>
+        <w:t xml:space="preserve">alter table </w:t>
+      </w:r>
+      <w:proofErr w:type="spellStart"/>
+      <w:r>
+        <w:t>tableName</w:t>
+      </w:r>
+      <w:proofErr w:type="spellEnd"/>
+      <w:r>
+        <w:t xml:space="preserve"> drop column </w:t>
+      </w:r>
+      <w:proofErr w:type="spellStart"/>
+      <w:r>
+        <w:t>columnName</w:t>
+      </w:r>
+      <w:proofErr w:type="spellEnd"/>
+      <w:r>
+        <w:t xml:space="preserve"> </w:t>
+      </w:r>
+    </w:p>
+    <w:p>
+      <w:pPr>
+        <w:pStyle w:val="ListParagraph"/>
+      </w:pPr>
+    </w:p>
+    <w:p>
+      <w:pPr>
+        <w:pStyle w:val="ListParagraph"/>
+      </w:pPr>
+      <w:r>
+        <w:rPr>
+          <w:highlight w:val="yellow"/>
+        </w:rPr>
+        <w:t xml:space="preserve">alter table emp drop column </w:t>
+      </w:r>
+      <w:proofErr w:type="spellStart"/>
+      <w:proofErr w:type="gramStart"/>
+      <w:r>
+        <w:rPr>
+          <w:highlight w:val="yellow"/>
+        </w:rPr>
+        <w:t>doj</w:t>
+      </w:r>
+      <w:proofErr w:type="spellEnd"/>
+      <w:r>
+        <w:rPr>
+          <w:highlight w:val="yellow"/>
+        </w:rPr>
+        <w:t>;</w:t>
+      </w:r>
+      <w:proofErr w:type="gramEnd"/>
+    </w:p>
+    <w:p>
+      <w:pPr>
+        <w:pStyle w:val="ListParagraph"/>
+        <w:numPr>
+          <w:ilvl w:val="0"/>
+          <w:numId w:val="15"/>
+        </w:numPr>
+      </w:pPr>
+      <w:r>
+        <w:t xml:space="preserve">Rename column name </w:t>
+      </w:r>
+    </w:p>
+    <w:p>
+      <w:pPr>
+        <w:pStyle w:val="ListParagraph"/>
+      </w:pPr>
+      <w:r>
+        <w:t xml:space="preserve">Alter table </w:t>
+      </w:r>
+      <w:proofErr w:type="spellStart"/>
+      <w:r>
+        <w:t>tableName</w:t>
+      </w:r>
+      <w:proofErr w:type="spellEnd"/>
+      <w:r>
+        <w:t xml:space="preserve"> rename column </w:t>
+      </w:r>
+      <w:proofErr w:type="spellStart"/>
+      <w:r>
+        <w:t>oldName</w:t>
+      </w:r>
+      <w:proofErr w:type="spellEnd"/>
+      <w:r>
+        <w:t xml:space="preserve"> to newname </w:t>
+      </w:r>
+    </w:p>
+    <w:p>
+      <w:pPr>
+        <w:pStyle w:val="ListParagraph"/>
+      </w:pPr>
+      <w:r>
+        <w:rPr>
+          <w:highlight w:val="yellow"/>
+        </w:rPr>
+        <w:t xml:space="preserve">alter table emp rename column </w:t>
+      </w:r>
+      <w:proofErr w:type="spellStart"/>
+      <w:r>
+        <w:rPr>
+          <w:highlight w:val="yellow"/>
+        </w:rPr>
+        <w:t>desg</w:t>
+      </w:r>
+      <w:proofErr w:type="spellEnd"/>
+      <w:r>
+        <w:rPr>
+          <w:highlight w:val="yellow"/>
+        </w:rPr>
+        <w:t xml:space="preserve"> to </w:t>
+      </w:r>
+      <w:proofErr w:type="gramStart"/>
+      <w:r>
+        <w:rPr>
+          <w:highlight w:val="yellow"/>
+        </w:rPr>
+        <w:t>designation;</w:t>
+      </w:r>
+      <w:proofErr w:type="gramEnd"/>
+    </w:p>
+    <w:p>
+      <w:pPr>
+        <w:pStyle w:val="ListParagraph"/>
+      </w:pPr>
+    </w:p>
+    <w:p>
+      <w:pPr>
+        <w:pStyle w:val="ListParagraph"/>
+      </w:pPr>
+    </w:p>
+    <w:p>
+      <w:r>
+        <w:t xml:space="preserve">update emp set </w:t>
+      </w:r>
+      <w:proofErr w:type="spellStart"/>
+      <w:r>
+        <w:t>doj</w:t>
+      </w:r>
+      <w:proofErr w:type="spellEnd"/>
+      <w:r>
+        <w:t>='2026-01-30' where id=</w:t>
+      </w:r>
+      <w:proofErr w:type="gramStart"/>
+      <w:r>
+        <w:t>101;</w:t>
+      </w:r>
+      <w:proofErr w:type="gramEnd"/>
+    </w:p>
+    <w:p>
+      <w:pPr>
+        <w:pStyle w:val="ListParagraph"/>
+      </w:pPr>
+    </w:p>
     <w:p>
       <w:pPr>
         <w:pStyle w:val="ListParagraph"/>
@@ -3011,6 +3531,95 @@
     </w:lvl>
   </w:abstractNum>
   <w:abstractNum w:abstractNumId="4" w15:restartNumberingAfterBreak="0">
+    <w:nsid w:val="48D72EE5"/>
+    <w:multiLevelType w:val="hybridMultilevel"/>
+    <w:tmpl w:val="5DBC8178"/>
+    <w:lvl w:ilvl="0" w:tplc="4009000F">
+      <w:start w:val="1"/>
+      <w:numFmt w:val="decimal"/>
+      <w:lvlText w:val="%1."/>
+      <w:lvlJc w:val="left"/>
+      <w:pPr>
+        <w:ind w:left="720" w:hanging="360"/>
+      </w:pPr>
+      <w:rPr>
+        <w:rFonts w:hint="default"/>
+      </w:rPr>
+    </w:lvl>
+    <w:lvl w:ilvl="1" w:tplc="40090019" w:tentative="1">
+      <w:start w:val="1"/>
+      <w:numFmt w:val="lowerLetter"/>
+      <w:lvlText w:val="%2."/>
+      <w:lvlJc w:val="left"/>
+      <w:pPr>
+        <w:ind w:left="1440" w:hanging="360"/>
+      </w:pPr>
+    </w:lvl>
+    <w:lvl w:ilvl="2" w:tplc="4009001B" w:tentative="1">
+      <w:start w:val="1"/>
+      <w:numFmt w:val="lowerRoman"/>
+      <w:lvlText w:val="%3."/>
+      <w:lvlJc w:val="right"/>
+      <w:pPr>
+        <w:ind w:left="2160" w:hanging="180"/>
+      </w:pPr>
+    </w:lvl>
+    <w:lvl w:ilvl="3" w:tplc="4009000F" w:tentative="1">
+      <w:start w:val="1"/>
+      <w:numFmt w:val="decimal"/>
+      <w:lvlText w:val="%4."/>
+      <w:lvlJc w:val="left"/>
+      <w:pPr>
+        <w:ind w:left="2880" w:hanging="360"/>
+      </w:pPr>
+    </w:lvl>
+    <w:lvl w:ilvl="4" w:tplc="40090019" w:tentative="1">
+      <w:start w:val="1"/>
+      <w:numFmt w:val="lowerLetter"/>
+      <w:lvlText w:val="%5."/>
+      <w:lvlJc w:val="left"/>
+      <w:pPr>
+        <w:ind w:left="3600" w:hanging="360"/>
+      </w:pPr>
+    </w:lvl>
+    <w:lvl w:ilvl="5" w:tplc="4009001B" w:tentative="1">
+      <w:start w:val="1"/>
+      <w:numFmt w:val="lowerRoman"/>
+      <w:lvlText w:val="%6."/>
+      <w:lvlJc w:val="right"/>
+      <w:pPr>
+        <w:ind w:left="4320" w:hanging="180"/>
+      </w:pPr>
+    </w:lvl>
+    <w:lvl w:ilvl="6" w:tplc="4009000F" w:tentative="1">
+      <w:start w:val="1"/>
+      <w:numFmt w:val="decimal"/>
+      <w:lvlText w:val="%7."/>
+      <w:lvlJc w:val="left"/>
+      <w:pPr>
+        <w:ind w:left="5040" w:hanging="360"/>
+      </w:pPr>
+    </w:lvl>
+    <w:lvl w:ilvl="7" w:tplc="40090019" w:tentative="1">
+      <w:start w:val="1"/>
+      <w:numFmt w:val="lowerLetter"/>
+      <w:lvlText w:val="%8."/>
+      <w:lvlJc w:val="left"/>
+      <w:pPr>
+        <w:ind w:left="5760" w:hanging="360"/>
+      </w:pPr>
+    </w:lvl>
+    <w:lvl w:ilvl="8" w:tplc="4009001B" w:tentative="1">
+      <w:start w:val="1"/>
+      <w:numFmt w:val="lowerRoman"/>
+      <w:lvlText w:val="%9."/>
+      <w:lvlJc w:val="right"/>
+      <w:pPr>
+        <w:ind w:left="6480" w:hanging="180"/>
+      </w:pPr>
+    </w:lvl>
+  </w:abstractNum>
+  <w:abstractNum w:abstractNumId="5" w15:restartNumberingAfterBreak="0">
     <w:nsid w:val="4A613B95"/>
     <w:multiLevelType w:val="hybridMultilevel"/>
     <w:tmpl w:val="0384567A"/>
@@ -3099,7 +3708,7 @@
       </w:pPr>
     </w:lvl>
   </w:abstractNum>
-  <w:abstractNum w:abstractNumId="5" w15:restartNumberingAfterBreak="0">
+  <w:abstractNum w:abstractNumId="6" w15:restartNumberingAfterBreak="0">
     <w:nsid w:val="4EEB4C7F"/>
     <w:multiLevelType w:val="hybridMultilevel"/>
     <w:tmpl w:val="70700B4C"/>
@@ -3188,7 +3797,7 @@
       </w:pPr>
     </w:lvl>
   </w:abstractNum>
-  <w:abstractNum w:abstractNumId="6" w15:restartNumberingAfterBreak="0">
+  <w:abstractNum w:abstractNumId="7" w15:restartNumberingAfterBreak="0">
     <w:nsid w:val="4EF37917"/>
     <w:multiLevelType w:val="hybridMultilevel"/>
     <w:tmpl w:val="18C49812"/>
@@ -3277,7 +3886,7 @@
       </w:pPr>
     </w:lvl>
   </w:abstractNum>
-  <w:abstractNum w:abstractNumId="7" w15:restartNumberingAfterBreak="0">
+  <w:abstractNum w:abstractNumId="8" w15:restartNumberingAfterBreak="0">
     <w:nsid w:val="53385AAE"/>
     <w:multiLevelType w:val="hybridMultilevel"/>
     <w:tmpl w:val="6D82830C"/>
@@ -3366,7 +3975,7 @@
       </w:pPr>
     </w:lvl>
   </w:abstractNum>
-  <w:abstractNum w:abstractNumId="8" w15:restartNumberingAfterBreak="0">
+  <w:abstractNum w:abstractNumId="9" w15:restartNumberingAfterBreak="0">
     <w:nsid w:val="5FD94584"/>
     <w:multiLevelType w:val="hybridMultilevel"/>
     <w:tmpl w:val="C97E6FC8"/>
@@ -3455,7 +4064,7 @@
       </w:pPr>
     </w:lvl>
   </w:abstractNum>
-  <w:abstractNum w:abstractNumId="9" w15:restartNumberingAfterBreak="0">
+  <w:abstractNum w:abstractNumId="10" w15:restartNumberingAfterBreak="0">
     <w:nsid w:val="6A11569A"/>
     <w:multiLevelType w:val="hybridMultilevel"/>
     <w:tmpl w:val="206AE3B0"/>
@@ -3544,7 +4153,7 @@
       </w:pPr>
     </w:lvl>
   </w:abstractNum>
-  <w:abstractNum w:abstractNumId="10" w15:restartNumberingAfterBreak="0">
+  <w:abstractNum w:abstractNumId="11" w15:restartNumberingAfterBreak="0">
     <w:nsid w:val="6ACC51EE"/>
     <w:multiLevelType w:val="hybridMultilevel"/>
     <w:tmpl w:val="25EC3418"/>
@@ -3633,7 +4242,7 @@
       </w:pPr>
     </w:lvl>
   </w:abstractNum>
-  <w:abstractNum w:abstractNumId="11" w15:restartNumberingAfterBreak="0">
+  <w:abstractNum w:abstractNumId="12" w15:restartNumberingAfterBreak="0">
     <w:nsid w:val="743B5987"/>
     <w:multiLevelType w:val="hybridMultilevel"/>
     <w:tmpl w:val="A5D09178"/>
@@ -3722,7 +4331,7 @@
       </w:pPr>
     </w:lvl>
   </w:abstractNum>
-  <w:abstractNum w:abstractNumId="12" w15:restartNumberingAfterBreak="0">
+  <w:abstractNum w:abstractNumId="13" w15:restartNumberingAfterBreak="0">
     <w:nsid w:val="7B193BA0"/>
     <w:multiLevelType w:val="hybridMultilevel"/>
     <w:tmpl w:val="8CCA9348"/>
@@ -3811,7 +4420,7 @@
       </w:pPr>
     </w:lvl>
   </w:abstractNum>
-  <w:abstractNum w:abstractNumId="13" w15:restartNumberingAfterBreak="0">
+  <w:abstractNum w:abstractNumId="14" w15:restartNumberingAfterBreak="0">
     <w:nsid w:val="7BE679A1"/>
     <w:multiLevelType w:val="hybridMultilevel"/>
     <w:tmpl w:val="8B7A4702"/>
@@ -3901,46 +4510,49 @@
     </w:lvl>
   </w:abstractNum>
   <w:num w:numId="1" w16cid:durableId="1773553424">
-    <w:abstractNumId w:val="4"/>
+    <w:abstractNumId w:val="5"/>
   </w:num>
   <w:num w:numId="2" w16cid:durableId="1098868494">
     <w:abstractNumId w:val="2"/>
   </w:num>
   <w:num w:numId="3" w16cid:durableId="709107872">
-    <w:abstractNumId w:val="13"/>
+    <w:abstractNumId w:val="14"/>
   </w:num>
   <w:num w:numId="4" w16cid:durableId="779644608">
-    <w:abstractNumId w:val="10"/>
+    <w:abstractNumId w:val="11"/>
   </w:num>
   <w:num w:numId="5" w16cid:durableId="862327437">
-    <w:abstractNumId w:val="11"/>
+    <w:abstractNumId w:val="12"/>
   </w:num>
   <w:num w:numId="6" w16cid:durableId="447284966">
-    <w:abstractNumId w:val="12"/>
+    <w:abstractNumId w:val="13"/>
   </w:num>
   <w:num w:numId="7" w16cid:durableId="1381056674">
     <w:abstractNumId w:val="0"/>
   </w:num>
   <w:num w:numId="8" w16cid:durableId="1206528551">
-    <w:abstractNumId w:val="8"/>
+    <w:abstractNumId w:val="9"/>
   </w:num>
   <w:num w:numId="9" w16cid:durableId="393091821">
     <w:abstractNumId w:val="3"/>
   </w:num>
   <w:num w:numId="10" w16cid:durableId="11879589">
-    <w:abstractNumId w:val="5"/>
+    <w:abstractNumId w:val="6"/>
   </w:num>
   <w:num w:numId="11" w16cid:durableId="23944467">
-    <w:abstractNumId w:val="6"/>
+    <w:abstractNumId w:val="7"/>
   </w:num>
   <w:num w:numId="12" w16cid:durableId="1924995885">
     <w:abstractNumId w:val="1"/>
   </w:num>
   <w:num w:numId="13" w16cid:durableId="313030804">
-    <w:abstractNumId w:val="9"/>
+    <w:abstractNumId w:val="10"/>
   </w:num>
   <w:num w:numId="14" w16cid:durableId="543718519">
-    <w:abstractNumId w:val="7"/>
+    <w:abstractNumId w:val="8"/>
+  </w:num>
+  <w:num w:numId="15" w16cid:durableId="298462305">
+    <w:abstractNumId w:val="4"/>
   </w:num>
 </w:numbering>
 </file>

--- a/FSD MERN - Designing and Managing Databases with MongoDB/FSD MERN - Designing and Managing Databases with MongoDB - Day 3 - 18-04-2026.docx
+++ b/FSD MERN - Designing and Managing Databases with MongoDB/FSD MERN - Designing and Managing Databases with MongoDB - Day 3 - 18-04-2026.docx
@@ -138,12 +138,10 @@
         <w:pStyle w:val="ListParagraph"/>
       </w:pPr>
       <w:proofErr w:type="spellStart"/>
-      <w:proofErr w:type="gramStart"/>
       <w:r>
         <w:t>Pre defined</w:t>
       </w:r>
       <w:proofErr w:type="spellEnd"/>
-      <w:proofErr w:type="gramEnd"/>
       <w:r>
         <w:t xml:space="preserve"> function or built in functions. </w:t>
       </w:r>
@@ -153,12 +151,10 @@
         <w:pStyle w:val="ListParagraph"/>
       </w:pPr>
       <w:proofErr w:type="spellStart"/>
-      <w:proofErr w:type="gramStart"/>
       <w:r>
         <w:t>Pre defined</w:t>
       </w:r>
       <w:proofErr w:type="spellEnd"/>
-      <w:proofErr w:type="gramEnd"/>
       <w:r>
         <w:t xml:space="preserve"> function mainly divided into 2 types. </w:t>
       </w:r>
@@ -181,15 +177,7 @@
         <w:ind w:left="1080"/>
       </w:pPr>
       <w:r>
-        <w:t xml:space="preserve">Single row function: single row function functionality </w:t>
-      </w:r>
-      <w:proofErr w:type="gramStart"/>
-      <w:r>
-        <w:t>apply</w:t>
-      </w:r>
-      <w:proofErr w:type="gramEnd"/>
-      <w:r>
-        <w:t xml:space="preserve"> for each records individually. </w:t>
+        <w:t xml:space="preserve">Single row function: single row function functionality apply for each records individually. </w:t>
       </w:r>
     </w:p>
     <w:p>
@@ -227,13 +215,8 @@
       </w:r>
       <w:proofErr w:type="spellEnd"/>
       <w:r>
-        <w:t>'</w:t>
-      </w:r>
-      <w:proofErr w:type="gramStart"/>
-      <w:r>
-        <w:t>);</w:t>
-      </w:r>
-      <w:proofErr w:type="gramEnd"/>
+        <w:t>');</w:t>
+      </w:r>
     </w:p>
     <w:p>
       <w:pPr>
@@ -252,7 +235,6 @@
         <w:t xml:space="preserve">') as </w:t>
       </w:r>
       <w:proofErr w:type="spellStart"/>
-      <w:proofErr w:type="gramStart"/>
       <w:r>
         <w:t>UpperCaseName</w:t>
       </w:r>
@@ -260,7 +242,6 @@
       <w:r>
         <w:t>;</w:t>
       </w:r>
-      <w:proofErr w:type="gramEnd"/>
     </w:p>
     <w:p>
       <w:pPr>
@@ -279,7 +260,6 @@
         <w:t xml:space="preserve">select lower('AKASH') as </w:t>
       </w:r>
       <w:proofErr w:type="spellStart"/>
-      <w:proofErr w:type="gramStart"/>
       <w:r>
         <w:t>LowerCaseName</w:t>
       </w:r>
@@ -287,7 +267,6 @@
       <w:r>
         <w:t>;</w:t>
       </w:r>
-      <w:proofErr w:type="gramEnd"/>
     </w:p>
     <w:p>
       <w:pPr>
@@ -307,7 +286,6 @@
         <w:t xml:space="preserve">select length('AKASH') as </w:t>
       </w:r>
       <w:proofErr w:type="spellStart"/>
-      <w:proofErr w:type="gramStart"/>
       <w:r>
         <w:t>LowerCaseName</w:t>
       </w:r>
@@ -315,7 +293,6 @@
       <w:r>
         <w:t>;</w:t>
       </w:r>
-      <w:proofErr w:type="gramEnd"/>
     </w:p>
     <w:p>
       <w:pPr>
@@ -348,7 +325,6 @@
         <w:t xml:space="preserve"> </w:t>
       </w:r>
       <w:proofErr w:type="spellStart"/>
-      <w:proofErr w:type="gramStart"/>
       <w:r>
         <w:t>SubString</w:t>
       </w:r>
@@ -356,7 +332,6 @@
       <w:r>
         <w:t>;</w:t>
       </w:r>
-      <w:proofErr w:type="gramEnd"/>
     </w:p>
     <w:p>
       <w:pPr>
@@ -384,7 +359,6 @@
         <w:t xml:space="preserve"> as </w:t>
       </w:r>
       <w:proofErr w:type="spellStart"/>
-      <w:proofErr w:type="gramStart"/>
       <w:r>
         <w:t>SubString</w:t>
       </w:r>
@@ -392,7 +366,6 @@
       <w:r>
         <w:t>;</w:t>
       </w:r>
-      <w:proofErr w:type="gramEnd"/>
     </w:p>
     <w:p>
       <w:pPr>
@@ -408,13 +381,8 @@
       </w:r>
       <w:proofErr w:type="spellEnd"/>
       <w:r>
-        <w:t xml:space="preserve">) from </w:t>
-      </w:r>
-      <w:proofErr w:type="gramStart"/>
-      <w:r>
-        <w:t>employee;</w:t>
-      </w:r>
-      <w:proofErr w:type="gramEnd"/>
+        <w:t>) from employee;</w:t>
+      </w:r>
       <w:r>
         <w:t xml:space="preserve"> </w:t>
       </w:r>
@@ -443,17 +411,12 @@
         <w:ind w:left="1440"/>
       </w:pPr>
       <w:proofErr w:type="spellStart"/>
-      <w:proofErr w:type="gramStart"/>
       <w:r>
         <w:t>Abc</w:t>
       </w:r>
       <w:proofErr w:type="spellEnd"/>
       <w:r>
-        <w:t>(</w:t>
-      </w:r>
-      <w:proofErr w:type="gramEnd"/>
-      <w:r>
-        <w:t>)</w:t>
+        <w:t>()</w:t>
       </w:r>
     </w:p>
     <w:p>
@@ -461,13 +424,8 @@
         <w:pStyle w:val="ListParagraph"/>
         <w:ind w:left="1440"/>
       </w:pPr>
-      <w:proofErr w:type="gramStart"/>
-      <w:r>
-        <w:t>Ceil(</w:t>
-      </w:r>
-      <w:proofErr w:type="gramEnd"/>
-      <w:r>
-        <w:t>)</w:t>
+      <w:r>
+        <w:t>Ceil()</w:t>
       </w:r>
     </w:p>
     <w:p>
@@ -475,13 +433,8 @@
         <w:pStyle w:val="ListParagraph"/>
         <w:ind w:left="1440"/>
       </w:pPr>
-      <w:proofErr w:type="gramStart"/>
-      <w:r>
-        <w:t>Floor(</w:t>
-      </w:r>
-      <w:proofErr w:type="gramEnd"/>
-      <w:r>
-        <w:t>)</w:t>
+      <w:r>
+        <w:t>Floor()</w:t>
       </w:r>
     </w:p>
     <w:p>
@@ -489,13 +442,8 @@
         <w:pStyle w:val="ListParagraph"/>
         <w:ind w:left="1440"/>
       </w:pPr>
-      <w:proofErr w:type="gramStart"/>
-      <w:r>
-        <w:t>Round(</w:t>
-      </w:r>
-      <w:proofErr w:type="gramEnd"/>
-      <w:r>
-        <w:t>)</w:t>
+      <w:r>
+        <w:t>Round()</w:t>
       </w:r>
     </w:p>
     <w:p>
@@ -503,13 +451,8 @@
         <w:pStyle w:val="ListParagraph"/>
         <w:ind w:left="1440"/>
       </w:pPr>
-      <w:proofErr w:type="gramStart"/>
-      <w:r>
-        <w:t>Truncate(</w:t>
-      </w:r>
-      <w:proofErr w:type="gramEnd"/>
-      <w:r>
-        <w:t>)</w:t>
+      <w:r>
+        <w:t>Truncate()</w:t>
       </w:r>
     </w:p>
     <w:p>
@@ -549,7 +492,6 @@
         <w:t xml:space="preserve">select </w:t>
       </w:r>
       <w:proofErr w:type="spellStart"/>
-      <w:proofErr w:type="gramStart"/>
       <w:r>
         <w:t>curdate</w:t>
       </w:r>
@@ -557,7 +499,6 @@
       <w:r>
         <w:t>();</w:t>
       </w:r>
-      <w:proofErr w:type="gramEnd"/>
     </w:p>
     <w:p>
       <w:pPr>
@@ -568,7 +509,6 @@
         <w:t xml:space="preserve">select </w:t>
       </w:r>
       <w:proofErr w:type="spellStart"/>
-      <w:proofErr w:type="gramStart"/>
       <w:r>
         <w:t>curtime</w:t>
       </w:r>
@@ -576,7 +516,6 @@
       <w:r>
         <w:t>();</w:t>
       </w:r>
-      <w:proofErr w:type="gramEnd"/>
     </w:p>
     <w:p>
       <w:pPr>
@@ -584,13 +523,25 @@
         <w:ind w:left="1440"/>
       </w:pPr>
       <w:r>
+        <w:t>select now();</w:t>
+      </w:r>
+    </w:p>
+    <w:p>
+      <w:pPr>
+        <w:pStyle w:val="ListParagraph"/>
+        <w:ind w:left="1440"/>
+      </w:pPr>
+      <w:r>
         <w:t xml:space="preserve">select </w:t>
       </w:r>
-      <w:proofErr w:type="gramStart"/>
-      <w:r>
-        <w:t>now();</w:t>
-      </w:r>
-      <w:proofErr w:type="gramEnd"/>
+      <w:proofErr w:type="spellStart"/>
+      <w:r>
+        <w:t>date_format</w:t>
+      </w:r>
+      <w:proofErr w:type="spellEnd"/>
+      <w:r>
+        <w:t>(now(),'%d');</w:t>
+      </w:r>
     </w:p>
     <w:p>
       <w:pPr>
@@ -606,13 +557,8 @@
       </w:r>
       <w:proofErr w:type="spellEnd"/>
       <w:r>
-        <w:t>(now(),'%d'</w:t>
-      </w:r>
-      <w:proofErr w:type="gramStart"/>
-      <w:r>
-        <w:t>);</w:t>
-      </w:r>
-      <w:proofErr w:type="gramEnd"/>
+        <w:t>(now(),'%d-%m-%y');</w:t>
+      </w:r>
     </w:p>
     <w:p>
       <w:pPr>
@@ -624,17 +570,20 @@
       </w:r>
       <w:proofErr w:type="spellStart"/>
       <w:r>
-        <w:t>date_format</w:t>
-      </w:r>
-      <w:proofErr w:type="spellEnd"/>
-      <w:r>
-        <w:t>(now(),'%d-%m-%y'</w:t>
-      </w:r>
-      <w:proofErr w:type="gramStart"/>
-      <w:r>
-        <w:t>);</w:t>
-      </w:r>
-      <w:proofErr w:type="gramEnd"/>
+        <w:t>first_name,salary,date_format</w:t>
+      </w:r>
+      <w:proofErr w:type="spellEnd"/>
+      <w:r>
+        <w:t>(</w:t>
+      </w:r>
+      <w:proofErr w:type="spellStart"/>
+      <w:r>
+        <w:t>hire_date,'%m</w:t>
+      </w:r>
+      <w:proofErr w:type="spellEnd"/>
+      <w:r>
+        <w:t>-%d-%Y') from employee;</w:t>
+      </w:r>
     </w:p>
     <w:p>
       <w:pPr>
@@ -646,63 +595,12 @@
       </w:r>
       <w:proofErr w:type="spellStart"/>
       <w:r>
-        <w:t>first_</w:t>
-      </w:r>
-      <w:proofErr w:type="gramStart"/>
-      <w:r>
-        <w:t>name,salary</w:t>
-      </w:r>
-      <w:proofErr w:type="gramEnd"/>
-      <w:r>
-        <w:t>,date_format</w:t>
-      </w:r>
-      <w:proofErr w:type="spellEnd"/>
-      <w:r>
-        <w:t>(</w:t>
-      </w:r>
-      <w:proofErr w:type="spellStart"/>
-      <w:r>
-        <w:t>hire_date,'%m</w:t>
-      </w:r>
-      <w:proofErr w:type="spellEnd"/>
-      <w:r>
-        <w:t xml:space="preserve">-%d-%Y') from </w:t>
-      </w:r>
-      <w:proofErr w:type="gramStart"/>
-      <w:r>
-        <w:t>employee;</w:t>
-      </w:r>
-      <w:proofErr w:type="gramEnd"/>
-    </w:p>
-    <w:p>
-      <w:pPr>
-        <w:pStyle w:val="ListParagraph"/>
-        <w:ind w:left="1440"/>
-      </w:pPr>
-      <w:r>
-        <w:t xml:space="preserve">select </w:t>
-      </w:r>
-      <w:proofErr w:type="spellStart"/>
-      <w:r>
         <w:t>datediff</w:t>
       </w:r>
       <w:proofErr w:type="spellEnd"/>
       <w:r>
-        <w:t>(</w:t>
-      </w:r>
-      <w:proofErr w:type="gramStart"/>
-      <w:r>
-        <w:t>now(</w:t>
-      </w:r>
-      <w:proofErr w:type="gramEnd"/>
-      <w:r>
-        <w:t>),'2026-04-11'</w:t>
-      </w:r>
-      <w:proofErr w:type="gramStart"/>
-      <w:r>
-        <w:t>);</w:t>
-      </w:r>
-      <w:proofErr w:type="gramEnd"/>
+        <w:t>(now(),'2026-04-11');</w:t>
+      </w:r>
     </w:p>
     <w:p>
       <w:pPr>
@@ -757,7 +655,6 @@
         <w:t xml:space="preserve">select </w:t>
       </w:r>
       <w:proofErr w:type="spellStart"/>
-      <w:proofErr w:type="gramStart"/>
       <w:r>
         <w:rPr>
           <w:highlight w:val="yellow"/>
@@ -771,7 +668,6 @@
         </w:rPr>
         <w:t>;</w:t>
       </w:r>
-      <w:proofErr w:type="gramEnd"/>
     </w:p>
     <w:p>
       <w:pPr>
@@ -788,7 +684,6 @@
         <w:t xml:space="preserve">select "Welcome to My SQL" as </w:t>
       </w:r>
       <w:proofErr w:type="spellStart"/>
-      <w:proofErr w:type="gramStart"/>
       <w:r>
         <w:t>Msg</w:t>
       </w:r>
@@ -796,7 +691,6 @@
       <w:r>
         <w:t>;</w:t>
       </w:r>
-      <w:proofErr w:type="gramEnd"/>
     </w:p>
     <w:p>
       <w:r>
@@ -805,15 +699,7 @@
     </w:p>
     <w:p>
       <w:r>
-        <w:t xml:space="preserve">Multi row function functionality </w:t>
-      </w:r>
-      <w:proofErr w:type="gramStart"/>
-      <w:r>
-        <w:t>apply</w:t>
-      </w:r>
-      <w:proofErr w:type="gramEnd"/>
-      <w:r>
-        <w:t xml:space="preserve"> for group of or more than one records. </w:t>
+        <w:t xml:space="preserve">Multi row function functionality apply for group of or more than one records. </w:t>
       </w:r>
       <w:proofErr w:type="spellStart"/>
       <w:r>
@@ -824,15 +710,7 @@
       </w:r>
       <w:proofErr w:type="spellEnd"/>
       <w:r>
-        <w:t xml:space="preserve"> upon </w:t>
-      </w:r>
-      <w:proofErr w:type="gramStart"/>
-      <w:r>
-        <w:t>groups(</w:t>
-      </w:r>
-      <w:proofErr w:type="gramEnd"/>
-      <w:r>
-        <w:t>by default whole table consider as default group)</w:t>
+        <w:t xml:space="preserve"> upon groups(by default whole table consider as default group)</w:t>
       </w:r>
     </w:p>
     <w:p/>
@@ -897,24 +775,11 @@
           <w:numId w:val="14"/>
         </w:numPr>
       </w:pPr>
-      <w:proofErr w:type="gramStart"/>
       <w:r>
         <w:t xml:space="preserve">Count </w:t>
       </w:r>
       <w:r>
-        <w:t>:</w:t>
-      </w:r>
-      <w:proofErr w:type="gramEnd"/>
-      <w:r>
-        <w:t xml:space="preserve"> it </w:t>
-      </w:r>
-      <w:proofErr w:type="gramStart"/>
-      <w:r>
-        <w:t>ignore</w:t>
-      </w:r>
-      <w:proofErr w:type="gramEnd"/>
-      <w:r>
-        <w:t xml:space="preserve"> the null value. </w:t>
+        <w:t xml:space="preserve">: it ignore the null value. </w:t>
       </w:r>
     </w:p>
     <w:p>
@@ -927,13 +792,8 @@
         <w:ind w:left="360"/>
       </w:pPr>
       <w:r>
-        <w:t xml:space="preserve">select sum(salary) from </w:t>
-      </w:r>
-      <w:proofErr w:type="gramStart"/>
-      <w:r>
-        <w:t>employee;</w:t>
-      </w:r>
-      <w:proofErr w:type="gramEnd"/>
+        <w:t>select sum(salary) from employee;</w:t>
+      </w:r>
     </w:p>
     <w:p>
       <w:pPr>
@@ -946,13 +806,8 @@
         <w:t>min</w:t>
       </w:r>
       <w:r>
-        <w:t xml:space="preserve">(salary) from </w:t>
-      </w:r>
-      <w:proofErr w:type="gramStart"/>
-      <w:r>
-        <w:t>employee;</w:t>
-      </w:r>
-      <w:proofErr w:type="gramEnd"/>
+        <w:t>(salary) from employee;</w:t>
+      </w:r>
     </w:p>
     <w:p>
       <w:pPr>
@@ -965,13 +820,8 @@
         <w:t>max</w:t>
       </w:r>
       <w:r>
-        <w:t xml:space="preserve">(salary) from </w:t>
-      </w:r>
-      <w:proofErr w:type="gramStart"/>
-      <w:r>
-        <w:t>employee;</w:t>
-      </w:r>
-      <w:proofErr w:type="gramEnd"/>
+        <w:t>(salary) from employee;</w:t>
+      </w:r>
     </w:p>
     <w:p>
       <w:pPr>
@@ -986,13 +836,8 @@
       </w:r>
       <w:proofErr w:type="spellEnd"/>
       <w:r>
-        <w:t xml:space="preserve">(salary) from </w:t>
-      </w:r>
-      <w:proofErr w:type="gramStart"/>
-      <w:r>
-        <w:t>employee;</w:t>
-      </w:r>
-      <w:proofErr w:type="gramEnd"/>
+        <w:t>(salary) from employee;</w:t>
+      </w:r>
     </w:p>
     <w:p>
       <w:pPr>
@@ -1005,13 +850,8 @@
         <w:t>count</w:t>
       </w:r>
       <w:r>
-        <w:t xml:space="preserve">(salary) from </w:t>
-      </w:r>
-      <w:proofErr w:type="gramStart"/>
-      <w:r>
-        <w:t>employee;</w:t>
-      </w:r>
-      <w:proofErr w:type="gramEnd"/>
+        <w:t>(salary) from employee;</w:t>
+      </w:r>
     </w:p>
     <w:p>
       <w:r>
@@ -1026,34 +866,16 @@
       </w:r>
       <w:proofErr w:type="spellEnd"/>
       <w:r>
-        <w:t xml:space="preserve">) from </w:t>
-      </w:r>
-      <w:proofErr w:type="gramStart"/>
-      <w:r>
-        <w:t>employee;</w:t>
-      </w:r>
-      <w:proofErr w:type="gramEnd"/>
+        <w:t>) from employee;</w:t>
+      </w:r>
     </w:p>
     <w:p>
       <w:r>
         <w:t xml:space="preserve">       </w:t>
       </w:r>
       <w:r>
-        <w:t xml:space="preserve">select </w:t>
-      </w:r>
-      <w:proofErr w:type="gramStart"/>
-      <w:r>
-        <w:t>count(</w:t>
-      </w:r>
-      <w:proofErr w:type="gramEnd"/>
-      <w:r>
-        <w:t xml:space="preserve">*) from </w:t>
-      </w:r>
-      <w:proofErr w:type="gramStart"/>
-      <w:r>
-        <w:t>employee;</w:t>
-      </w:r>
-      <w:proofErr w:type="gramEnd"/>
+        <w:t>select count(*) from employee;</w:t>
+      </w:r>
     </w:p>
     <w:p/>
     <w:p/>
@@ -1064,40 +886,25 @@
       </w:r>
       <w:proofErr w:type="spellStart"/>
       <w:r>
-        <w:t>total_</w:t>
-      </w:r>
-      <w:proofErr w:type="gramStart"/>
-      <w:r>
-        <w:t>salary,max</w:t>
-      </w:r>
-      <w:proofErr w:type="spellEnd"/>
-      <w:proofErr w:type="gramEnd"/>
+        <w:t>total_salary,max</w:t>
+      </w:r>
+      <w:proofErr w:type="spellEnd"/>
       <w:r>
         <w:t xml:space="preserve">(salary) as </w:t>
       </w:r>
       <w:proofErr w:type="spellStart"/>
       <w:r>
-        <w:t>max_</w:t>
-      </w:r>
-      <w:proofErr w:type="gramStart"/>
-      <w:r>
-        <w:t>salary,min</w:t>
-      </w:r>
-      <w:proofErr w:type="spellEnd"/>
-      <w:proofErr w:type="gramEnd"/>
+        <w:t>max_salary,min</w:t>
+      </w:r>
+      <w:proofErr w:type="spellEnd"/>
       <w:r>
         <w:t xml:space="preserve">(salary) as </w:t>
       </w:r>
       <w:proofErr w:type="spellStart"/>
       <w:r>
-        <w:t>min_</w:t>
-      </w:r>
-      <w:proofErr w:type="gramStart"/>
-      <w:r>
-        <w:t>salary,avg</w:t>
-      </w:r>
-      <w:proofErr w:type="spellEnd"/>
-      <w:proofErr w:type="gramEnd"/>
+        <w:t>min_salary,avg</w:t>
+      </w:r>
+      <w:proofErr w:type="spellEnd"/>
       <w:r>
         <w:t xml:space="preserve">(salary) as </w:t>
       </w:r>
@@ -1107,15 +914,7 @@
       </w:r>
       <w:proofErr w:type="spellEnd"/>
       <w:r>
-        <w:t xml:space="preserve">, </w:t>
-      </w:r>
-      <w:proofErr w:type="gramStart"/>
-      <w:r>
-        <w:t>count(</w:t>
-      </w:r>
-      <w:proofErr w:type="gramEnd"/>
-      <w:r>
-        <w:t xml:space="preserve">*) as </w:t>
+        <w:t xml:space="preserve">, count(*) as </w:t>
       </w:r>
       <w:proofErr w:type="spellStart"/>
       <w:r>
@@ -1123,13 +922,8 @@
       </w:r>
       <w:proofErr w:type="spellEnd"/>
       <w:r>
-        <w:t xml:space="preserve"> from </w:t>
-      </w:r>
-      <w:proofErr w:type="gramStart"/>
-      <w:r>
-        <w:t>employee;</w:t>
-      </w:r>
-      <w:proofErr w:type="gramEnd"/>
+        <w:t xml:space="preserve"> from employee;</w:t>
+      </w:r>
     </w:p>
     <w:p>
       <w:r>
@@ -1157,23 +951,7 @@
     <w:p/>
     <w:p>
       <w:r>
-        <w:t xml:space="preserve">it is </w:t>
-      </w:r>
-      <w:proofErr w:type="gramStart"/>
-      <w:r>
-        <w:t>use</w:t>
-      </w:r>
-      <w:proofErr w:type="gramEnd"/>
-      <w:r>
-        <w:t xml:space="preserve"> to make </w:t>
-      </w:r>
-      <w:proofErr w:type="gramStart"/>
-      <w:r>
-        <w:t>sub group</w:t>
-      </w:r>
-      <w:proofErr w:type="gramEnd"/>
-      <w:r>
-        <w:t xml:space="preserve"> </w:t>
+        <w:t xml:space="preserve">it is use to make sub group </w:t>
       </w:r>
       <w:proofErr w:type="spellStart"/>
       <w:r>
@@ -1181,15 +959,7 @@
       </w:r>
       <w:proofErr w:type="spellEnd"/>
       <w:r>
-        <w:t xml:space="preserve"> upon repeating values. </w:t>
-      </w:r>
-      <w:proofErr w:type="gramStart"/>
-      <w:r>
-        <w:t>Generally</w:t>
-      </w:r>
-      <w:proofErr w:type="gramEnd"/>
-      <w:r>
-        <w:t xml:space="preserve"> we use group by c</w:t>
+        <w:t xml:space="preserve"> upon repeating values. Generally we use group by c</w:t>
       </w:r>
       <w:r>
         <w:t xml:space="preserve">lause on that column which contains foreign key. </w:t>
@@ -1201,17 +971,12 @@
       </w:r>
       <w:proofErr w:type="spellStart"/>
       <w:r>
-        <w:t>department_</w:t>
-      </w:r>
-      <w:proofErr w:type="gramStart"/>
-      <w:r>
-        <w:t>id</w:t>
+        <w:t>department_id</w:t>
       </w:r>
       <w:proofErr w:type="spellEnd"/>
       <w:r>
         <w:t>;</w:t>
       </w:r>
-      <w:proofErr w:type="gramEnd"/>
     </w:p>
     <w:p/>
     <w:p>
@@ -1220,30 +985,20 @@
       </w:r>
       <w:proofErr w:type="spellStart"/>
       <w:r>
-        <w:t>department_</w:t>
-      </w:r>
-      <w:proofErr w:type="gramStart"/>
-      <w:r>
-        <w:t>id,sum</w:t>
-      </w:r>
-      <w:proofErr w:type="spellEnd"/>
-      <w:proofErr w:type="gramEnd"/>
+        <w:t>department_id,sum</w:t>
+      </w:r>
+      <w:proofErr w:type="spellEnd"/>
       <w:r>
         <w:t xml:space="preserve">(salary) from employee group by </w:t>
       </w:r>
       <w:proofErr w:type="spellStart"/>
       <w:r>
-        <w:t>department_</w:t>
-      </w:r>
-      <w:proofErr w:type="gramStart"/>
-      <w:r>
-        <w:t>id</w:t>
+        <w:t>department_id</w:t>
       </w:r>
       <w:proofErr w:type="spellEnd"/>
       <w:r>
         <w:t>;</w:t>
       </w:r>
-      <w:proofErr w:type="gramEnd"/>
     </w:p>
     <w:p>
       <w:r>
@@ -1251,30 +1006,20 @@
       </w:r>
       <w:proofErr w:type="spellStart"/>
       <w:r>
-        <w:t>department_</w:t>
-      </w:r>
-      <w:proofErr w:type="gramStart"/>
-      <w:r>
-        <w:t>id,max</w:t>
-      </w:r>
-      <w:proofErr w:type="spellEnd"/>
-      <w:proofErr w:type="gramEnd"/>
+        <w:t>department_id,max</w:t>
+      </w:r>
+      <w:proofErr w:type="spellEnd"/>
       <w:r>
         <w:t xml:space="preserve">(salary) from employee group by </w:t>
       </w:r>
       <w:proofErr w:type="spellStart"/>
       <w:r>
-        <w:t>department_</w:t>
-      </w:r>
-      <w:proofErr w:type="gramStart"/>
-      <w:r>
-        <w:t>id</w:t>
+        <w:t>department_id</w:t>
       </w:r>
       <w:proofErr w:type="spellEnd"/>
       <w:r>
         <w:t>;</w:t>
       </w:r>
-      <w:proofErr w:type="gramEnd"/>
     </w:p>
     <w:p>
       <w:r>
@@ -1282,30 +1027,20 @@
       </w:r>
       <w:proofErr w:type="spellStart"/>
       <w:r>
-        <w:t>job_</w:t>
-      </w:r>
-      <w:proofErr w:type="gramStart"/>
-      <w:r>
-        <w:t>id,sum</w:t>
-      </w:r>
-      <w:proofErr w:type="spellEnd"/>
-      <w:proofErr w:type="gramEnd"/>
+        <w:t>job_id,sum</w:t>
+      </w:r>
+      <w:proofErr w:type="spellEnd"/>
       <w:r>
         <w:t xml:space="preserve">(salary) from employee group by </w:t>
       </w:r>
       <w:proofErr w:type="spellStart"/>
       <w:r>
-        <w:t>job_</w:t>
-      </w:r>
-      <w:proofErr w:type="gramStart"/>
-      <w:r>
-        <w:t>id</w:t>
+        <w:t>job_id</w:t>
       </w:r>
       <w:proofErr w:type="spellEnd"/>
       <w:r>
         <w:t>;</w:t>
       </w:r>
-      <w:proofErr w:type="gramEnd"/>
     </w:p>
     <w:p>
       <w:r>
@@ -1313,27 +1048,17 @@
       </w:r>
       <w:proofErr w:type="spellStart"/>
       <w:r>
-        <w:t>job_</w:t>
-      </w:r>
-      <w:proofErr w:type="gramStart"/>
-      <w:r>
-        <w:t>id,sum</w:t>
-      </w:r>
-      <w:proofErr w:type="spellEnd"/>
-      <w:proofErr w:type="gramEnd"/>
+        <w:t>job_id,sum</w:t>
+      </w:r>
+      <w:proofErr w:type="spellEnd"/>
       <w:r>
         <w:t xml:space="preserve">(salary) </w:t>
       </w:r>
       <w:proofErr w:type="spellStart"/>
       <w:r>
-        <w:t>total_</w:t>
-      </w:r>
-      <w:proofErr w:type="gramStart"/>
-      <w:r>
-        <w:t>salary,count</w:t>
-      </w:r>
-      <w:proofErr w:type="spellEnd"/>
-      <w:proofErr w:type="gramEnd"/>
+        <w:t>total_salary,count</w:t>
+      </w:r>
+      <w:proofErr w:type="spellEnd"/>
       <w:r>
         <w:t xml:space="preserve">(*) </w:t>
       </w:r>
@@ -1347,17 +1072,12 @@
       </w:r>
       <w:proofErr w:type="spellStart"/>
       <w:r>
-        <w:t>job_</w:t>
-      </w:r>
-      <w:proofErr w:type="gramStart"/>
-      <w:r>
-        <w:t>id</w:t>
+        <w:t>job_id</w:t>
       </w:r>
       <w:proofErr w:type="spellEnd"/>
       <w:r>
         <w:t>;</w:t>
       </w:r>
-      <w:proofErr w:type="gramEnd"/>
     </w:p>
     <w:p/>
     <w:p>
@@ -1377,23 +1097,7 @@
     </w:p>
     <w:p>
       <w:r>
-        <w:t xml:space="preserve">having clause is like a where clause but condition apply for more than one column values. Having </w:t>
-      </w:r>
-      <w:proofErr w:type="gramStart"/>
-      <w:r>
-        <w:t>clause</w:t>
-      </w:r>
-      <w:proofErr w:type="gramEnd"/>
-      <w:r>
-        <w:t xml:space="preserve"> we use with group </w:t>
-      </w:r>
-      <w:proofErr w:type="gramStart"/>
-      <w:r>
-        <w:t>by</w:t>
-      </w:r>
-      <w:proofErr w:type="gramEnd"/>
-      <w:r>
-        <w:t xml:space="preserve"> and it must be after group by clause. </w:t>
+        <w:t xml:space="preserve">having clause is like a where clause but condition apply for more than one column values. Having clause we use with group by and it must be after group by clause. </w:t>
       </w:r>
     </w:p>
     <w:p>
@@ -1421,18 +1125,9 @@
           <w:b/>
           <w:bCs/>
         </w:rPr>
-        <w:t>department_</w:t>
-      </w:r>
-      <w:proofErr w:type="gramStart"/>
-      <w:r>
-        <w:rPr>
-          <w:b/>
-          <w:bCs/>
-        </w:rPr>
-        <w:t>id,sum</w:t>
-      </w:r>
-      <w:proofErr w:type="spellEnd"/>
-      <w:proofErr w:type="gramEnd"/>
+        <w:t>department_id,sum</w:t>
+      </w:r>
+      <w:proofErr w:type="spellEnd"/>
       <w:r>
         <w:rPr>
           <w:b/>
@@ -1454,17 +1149,8 @@
           <w:b/>
           <w:bCs/>
         </w:rPr>
-        <w:t xml:space="preserve"> having sum(salary) &gt; </w:t>
-      </w:r>
-      <w:proofErr w:type="gramStart"/>
-      <w:r>
-        <w:rPr>
-          <w:b/>
-          <w:bCs/>
-        </w:rPr>
-        <w:t>50000;</w:t>
-      </w:r>
-      <w:proofErr w:type="gramEnd"/>
+        <w:t xml:space="preserve"> having sum(salary) &gt; 50000;</w:t>
+      </w:r>
     </w:p>
     <w:p/>
     <w:p>
@@ -1492,18 +1178,9 @@
           <w:b/>
           <w:bCs/>
         </w:rPr>
-        <w:t>department_</w:t>
-      </w:r>
-      <w:proofErr w:type="gramStart"/>
-      <w:r>
-        <w:rPr>
-          <w:b/>
-          <w:bCs/>
-        </w:rPr>
-        <w:t>id,sum</w:t>
-      </w:r>
-      <w:proofErr w:type="spellEnd"/>
-      <w:proofErr w:type="gramEnd"/>
+        <w:t>department_id,sum</w:t>
+      </w:r>
+      <w:proofErr w:type="spellEnd"/>
       <w:r>
         <w:rPr>
           <w:b/>
@@ -1525,23 +1202,7 @@
           <w:b/>
           <w:bCs/>
         </w:rPr>
-        <w:t xml:space="preserve"> not </w:t>
-      </w:r>
-      <w:proofErr w:type="gramStart"/>
-      <w:r>
-        <w:rPr>
-          <w:b/>
-          <w:bCs/>
-        </w:rPr>
-        <w:t>in(</w:t>
-      </w:r>
-      <w:proofErr w:type="gramEnd"/>
-      <w:r>
-        <w:rPr>
-          <w:b/>
-          <w:bCs/>
-        </w:rPr>
-        <w:t xml:space="preserve">100) group by </w:t>
+        <w:t xml:space="preserve"> not in(100) group by </w:t>
       </w:r>
       <w:proofErr w:type="spellStart"/>
       <w:r>
@@ -1557,17 +1218,8 @@
           <w:b/>
           <w:bCs/>
         </w:rPr>
-        <w:t xml:space="preserve"> having sum(salary) &gt; </w:t>
-      </w:r>
-      <w:proofErr w:type="gramStart"/>
-      <w:r>
-        <w:rPr>
-          <w:b/>
-          <w:bCs/>
-        </w:rPr>
-        <w:t>50000;</w:t>
-      </w:r>
-      <w:proofErr w:type="gramEnd"/>
+        <w:t xml:space="preserve"> having sum(salary) &gt; 50000;</w:t>
+      </w:r>
     </w:p>
     <w:p/>
     <w:p/>
@@ -1581,23 +1233,7 @@
     <w:p>
       <w:r>
         <w:lastRenderedPageBreak/>
-        <w:t xml:space="preserve">Order by </w:t>
-      </w:r>
-      <w:proofErr w:type="gramStart"/>
-      <w:r>
-        <w:t>clause :</w:t>
-      </w:r>
-      <w:proofErr w:type="gramEnd"/>
-      <w:r>
-        <w:t xml:space="preserve"> it is </w:t>
-      </w:r>
-      <w:proofErr w:type="gramStart"/>
-      <w:r>
-        <w:t>use</w:t>
-      </w:r>
-      <w:proofErr w:type="gramEnd"/>
-      <w:r>
-        <w:t xml:space="preserve"> to sort the data in ascending or descending order. </w:t>
+        <w:t xml:space="preserve">Order by clause : it is use to sort the data in ascending or descending order. </w:t>
       </w:r>
     </w:p>
     <w:p/>
@@ -1612,7 +1248,6 @@
         <w:t xml:space="preserve">Select * from employee order by salary </w:t>
       </w:r>
       <w:proofErr w:type="spellStart"/>
-      <w:proofErr w:type="gramStart"/>
       <w:r>
         <w:t>asc</w:t>
       </w:r>
@@ -1620,7 +1255,6 @@
       <w:r>
         <w:t>;</w:t>
       </w:r>
-      <w:proofErr w:type="gramEnd"/>
       <w:r>
         <w:tab/>
         <w:t>ascending order</w:t>
@@ -1631,7 +1265,6 @@
         <w:t xml:space="preserve">Select * from employee order by salary </w:t>
       </w:r>
       <w:proofErr w:type="spellStart"/>
-      <w:proofErr w:type="gramStart"/>
       <w:r>
         <w:t>desc</w:t>
       </w:r>
@@ -1639,7 +1272,6 @@
       <w:r>
         <w:t>;</w:t>
       </w:r>
-      <w:proofErr w:type="gramEnd"/>
       <w:r>
         <w:tab/>
         <w:t>descending order</w:t>
@@ -1658,7 +1290,6 @@
         <w:t xml:space="preserve"> </w:t>
       </w:r>
       <w:proofErr w:type="spellStart"/>
-      <w:proofErr w:type="gramStart"/>
       <w:r>
         <w:t>asc</w:t>
       </w:r>
@@ -1666,7 +1297,6 @@
       <w:r>
         <w:t>;</w:t>
       </w:r>
-      <w:proofErr w:type="gramEnd"/>
     </w:p>
     <w:p>
       <w:r>
@@ -1681,7 +1311,6 @@
         <w:t xml:space="preserve"> </w:t>
       </w:r>
       <w:proofErr w:type="spellStart"/>
-      <w:proofErr w:type="gramStart"/>
       <w:r>
         <w:t>desc</w:t>
       </w:r>
@@ -1689,7 +1318,6 @@
       <w:r>
         <w:t>;</w:t>
       </w:r>
-      <w:proofErr w:type="gramEnd"/>
     </w:p>
     <w:p>
       <w:r>
@@ -1704,7 +1332,6 @@
         <w:t xml:space="preserve"> </w:t>
       </w:r>
       <w:proofErr w:type="spellStart"/>
-      <w:proofErr w:type="gramStart"/>
       <w:r>
         <w:t>asc</w:t>
       </w:r>
@@ -1712,7 +1339,6 @@
       <w:r>
         <w:t>;</w:t>
       </w:r>
-      <w:proofErr w:type="gramEnd"/>
     </w:p>
     <w:p>
       <w:r>
@@ -1727,7 +1353,6 @@
         <w:t xml:space="preserve"> </w:t>
       </w:r>
       <w:proofErr w:type="spellStart"/>
-      <w:proofErr w:type="gramStart"/>
       <w:r>
         <w:t>desc</w:t>
       </w:r>
@@ -1735,7 +1360,6 @@
       <w:r>
         <w:t>;</w:t>
       </w:r>
-      <w:proofErr w:type="gramEnd"/>
     </w:p>
     <w:p/>
     <w:p>
@@ -1750,15 +1374,7 @@
       </w:r>
       <w:r>
         <w:tab/>
-        <w:t xml:space="preserve">by </w:t>
-      </w:r>
-      <w:proofErr w:type="gramStart"/>
-      <w:r>
-        <w:t>default</w:t>
-      </w:r>
-      <w:proofErr w:type="gramEnd"/>
-      <w:r>
-        <w:t xml:space="preserve"> ascending order consider. </w:t>
+        <w:t xml:space="preserve">by default ascending order consider. </w:t>
       </w:r>
     </w:p>
     <w:p/>
@@ -1782,18 +1398,9 @@
           <w:b/>
           <w:bCs/>
         </w:rPr>
-        <w:t>department_</w:t>
-      </w:r>
-      <w:proofErr w:type="gramStart"/>
-      <w:r>
-        <w:rPr>
-          <w:b/>
-          <w:bCs/>
-        </w:rPr>
-        <w:t>id,sum</w:t>
-      </w:r>
-      <w:proofErr w:type="spellEnd"/>
-      <w:proofErr w:type="gramEnd"/>
+        <w:t>department_id,sum</w:t>
+      </w:r>
+      <w:proofErr w:type="spellEnd"/>
       <w:r>
         <w:rPr>
           <w:b/>
@@ -1815,23 +1422,7 @@
           <w:b/>
           <w:bCs/>
         </w:rPr>
-        <w:t xml:space="preserve"> not </w:t>
-      </w:r>
-      <w:proofErr w:type="gramStart"/>
-      <w:r>
-        <w:rPr>
-          <w:b/>
-          <w:bCs/>
-        </w:rPr>
-        <w:t>in(</w:t>
-      </w:r>
-      <w:proofErr w:type="gramEnd"/>
-      <w:r>
-        <w:rPr>
-          <w:b/>
-          <w:bCs/>
-        </w:rPr>
-        <w:t xml:space="preserve">100) group by </w:t>
+        <w:t xml:space="preserve"> not in(100) group by </w:t>
       </w:r>
       <w:proofErr w:type="spellStart"/>
       <w:r>
@@ -1866,7 +1457,6 @@
         <w:t xml:space="preserve"> </w:t>
       </w:r>
       <w:proofErr w:type="spellStart"/>
-      <w:proofErr w:type="gramStart"/>
       <w:r>
         <w:rPr>
           <w:b/>
@@ -1882,53 +1472,34 @@
         </w:rPr>
         <w:t>;</w:t>
       </w:r>
-      <w:proofErr w:type="gramEnd"/>
-    </w:p>
-    <w:p>
-      <w:pPr>
-        <w:rPr>
-          <w:b/>
-          <w:bCs/>
-        </w:rPr>
-      </w:pPr>
-    </w:p>
-    <w:p>
-      <w:pPr>
-        <w:rPr>
-          <w:b/>
-          <w:bCs/>
-        </w:rPr>
-      </w:pPr>
-    </w:p>
-    <w:p>
-      <w:proofErr w:type="gramStart"/>
+    </w:p>
+    <w:p>
+      <w:pPr>
+        <w:rPr>
+          <w:b/>
+          <w:bCs/>
+        </w:rPr>
+      </w:pPr>
+    </w:p>
+    <w:p>
+      <w:pPr>
+        <w:rPr>
+          <w:b/>
+          <w:bCs/>
+        </w:rPr>
+      </w:pPr>
+    </w:p>
+    <w:p>
       <w:r>
         <w:t xml:space="preserve">DDL </w:t>
       </w:r>
       <w:r>
-        <w:t>:</w:t>
-      </w:r>
-      <w:proofErr w:type="gramEnd"/>
-      <w:r>
-        <w:t xml:space="preserve"> Data Definition </w:t>
-      </w:r>
-      <w:proofErr w:type="gramStart"/>
-      <w:r>
-        <w:t>language :</w:t>
-      </w:r>
-      <w:proofErr w:type="gramEnd"/>
-    </w:p>
-    <w:p>
-      <w:r>
-        <w:t xml:space="preserve">It is </w:t>
-      </w:r>
-      <w:proofErr w:type="gramStart"/>
-      <w:r>
-        <w:t>use</w:t>
-      </w:r>
-      <w:proofErr w:type="gramEnd"/>
-      <w:r>
-        <w:t xml:space="preserve"> to create the structure of the table. </w:t>
+        <w:t>: Data Definition language :</w:t>
+      </w:r>
+    </w:p>
+    <w:p>
+      <w:r>
+        <w:t xml:space="preserve">It is use to create the structure of the table. </w:t>
       </w:r>
     </w:p>
     <w:p>
@@ -1964,7 +1535,6 @@
         <w:t xml:space="preserve">create table </w:t>
       </w:r>
       <w:proofErr w:type="spellStart"/>
-      <w:proofErr w:type="gramStart"/>
       <w:r>
         <w:t>tableName</w:t>
       </w:r>
@@ -1973,7 +1543,6 @@
         <w:t>(</w:t>
       </w:r>
       <w:proofErr w:type="spellStart"/>
-      <w:proofErr w:type="gramEnd"/>
       <w:r>
         <w:t>columnName</w:t>
       </w:r>
@@ -1995,210 +1564,254 @@
       </w:r>
       <w:proofErr w:type="spellEnd"/>
       <w:r>
-        <w:t xml:space="preserve"> datatype</w:t>
-      </w:r>
-      <w:proofErr w:type="gramStart"/>
-      <w:r>
+        <w:t xml:space="preserve"> datatype);</w:t>
+      </w:r>
+    </w:p>
+    <w:p>
+      <w:r>
+        <w:t>Emp -</w:t>
+      </w:r>
+      <w:r>
+        <w:sym w:font="Wingdings" w:char="F0E0"/>
+      </w:r>
+      <w:r>
+        <w:t xml:space="preserve"> Table Name </w:t>
+      </w:r>
+    </w:p>
+    <w:p>
+      <w:r>
+        <w:t>Id</w:t>
+      </w:r>
+      <w:r>
+        <w:tab/>
+      </w:r>
+      <w:r>
+        <w:sym w:font="Wingdings" w:char="F0E0"/>
+      </w:r>
+      <w:r>
+        <w:t xml:space="preserve"> int </w:t>
+      </w:r>
+    </w:p>
+    <w:p>
+      <w:r>
+        <w:t xml:space="preserve">Name </w:t>
+      </w:r>
+      <w:r>
+        <w:tab/>
+      </w:r>
+      <w:r>
+        <w:sym w:font="Wingdings" w:char="F0E0"/>
+      </w:r>
+      <w:r>
+        <w:t xml:space="preserve"> varchar(25)</w:t>
+      </w:r>
+    </w:p>
+    <w:p>
+      <w:r>
+        <w:t>Salary -</w:t>
+      </w:r>
+      <w:r>
+        <w:sym w:font="Wingdings" w:char="F0E0"/>
+      </w:r>
+      <w:r>
+        <w:t xml:space="preserve"> float </w:t>
+      </w:r>
+    </w:p>
+    <w:p>
+      <w:pPr>
+        <w:rPr>
+          <w:b/>
+          <w:bCs/>
+        </w:rPr>
+      </w:pPr>
+      <w:r>
+        <w:rPr>
+          <w:b/>
+          <w:bCs/>
+        </w:rPr>
+        <w:t>create table emp(id int, name varchar(30), salary float);</w:t>
+      </w:r>
+    </w:p>
+    <w:p>
+      <w:pPr>
+        <w:rPr>
+          <w:b/>
+          <w:bCs/>
+        </w:rPr>
+      </w:pPr>
+      <w:proofErr w:type="spellStart"/>
+      <w:r>
+        <w:rPr>
+          <w:b/>
+          <w:bCs/>
+        </w:rPr>
+        <w:t>desc</w:t>
+      </w:r>
+      <w:proofErr w:type="spellEnd"/>
+      <w:r>
+        <w:rPr>
+          <w:b/>
+          <w:bCs/>
+        </w:rPr>
+        <w:t xml:space="preserve"> emp;</w:t>
+      </w:r>
+    </w:p>
+    <w:p>
+      <w:pPr>
+        <w:rPr>
+          <w:b/>
+          <w:bCs/>
+        </w:rPr>
+      </w:pPr>
+      <w:r>
+        <w:rPr>
+          <w:b/>
+          <w:bCs/>
+        </w:rPr>
+        <w:t xml:space="preserve">DML </w:t>
+      </w:r>
+      <w:r>
+        <w:rPr>
+          <w:b/>
+          <w:bCs/>
+        </w:rPr>
+        <w:t xml:space="preserve">: Data manipulation language </w:t>
+      </w:r>
+    </w:p>
+    <w:p>
+      <w:pPr>
+        <w:rPr>
+          <w:b/>
+          <w:bCs/>
+        </w:rPr>
+      </w:pPr>
+      <w:r>
+        <w:rPr>
+          <w:b/>
+          <w:bCs/>
+        </w:rPr>
+        <w:t xml:space="preserve">Insert query </w:t>
+      </w:r>
+    </w:p>
+    <w:p>
+      <w:r>
+        <w:t xml:space="preserve">Insert into </w:t>
+      </w:r>
+      <w:proofErr w:type="spellStart"/>
+      <w:r>
+        <w:t>tableName</w:t>
+      </w:r>
+      <w:proofErr w:type="spellEnd"/>
+      <w:r>
+        <w:t>(c1,c2,c2) values(v1,v2,v3);</w:t>
+      </w:r>
+    </w:p>
+    <w:p>
+      <w:r>
+        <w:t>insert into emp(</w:t>
+      </w:r>
+      <w:proofErr w:type="spellStart"/>
+      <w:r>
+        <w:t>id,name,salary</w:t>
+      </w:r>
+      <w:proofErr w:type="spellEnd"/>
+      <w:r>
+        <w:t>) values(100,'Raj',12000);</w:t>
+      </w:r>
+    </w:p>
+    <w:p>
+      <w:pPr>
+        <w:rPr>
+          <w:b/>
+          <w:bCs/>
+        </w:rPr>
+      </w:pPr>
+      <w:r>
+        <w:rPr>
+          <w:b/>
+          <w:bCs/>
+        </w:rPr>
+        <w:t>insert into emp values(101,'Ravi',14000</w:t>
+      </w:r>
+      <w:r>
+        <w:rPr>
+          <w:b/>
+          <w:bCs/>
+        </w:rPr>
+        <w:t>.60</w:t>
+      </w:r>
+      <w:r>
+        <w:rPr>
+          <w:b/>
+          <w:bCs/>
+        </w:rPr>
         <w:t>);</w:t>
       </w:r>
-      <w:proofErr w:type="gramEnd"/>
-    </w:p>
-    <w:p>
-      <w:r>
-        <w:t>Emp -</w:t>
-      </w:r>
-      <w:r>
-        <w:sym w:font="Wingdings" w:char="F0E0"/>
-      </w:r>
-      <w:r>
-        <w:t xml:space="preserve"> Table Name </w:t>
-      </w:r>
-    </w:p>
-    <w:p>
-      <w:r>
-        <w:t>Id</w:t>
+    </w:p>
+    <w:p>
+      <w:r>
+        <w:t>insert into emp(</w:t>
+      </w:r>
+      <w:proofErr w:type="spellStart"/>
+      <w:r>
+        <w:t>id,name</w:t>
+      </w:r>
+      <w:proofErr w:type="spellEnd"/>
+      <w:r>
+        <w:t>) values(103,'Raju');</w:t>
+      </w:r>
+    </w:p>
+    <w:p>
+      <w:r>
+        <w:t>insert into emp(id) values(104);</w:t>
+      </w:r>
+    </w:p>
+    <w:p>
+      <w:r>
+        <w:t>insert into emp values(105,'John',null);</w:t>
+      </w:r>
+    </w:p>
+    <w:p/>
+    <w:p>
+      <w:pPr>
+        <w:rPr>
+          <w:b/>
+          <w:bCs/>
+        </w:rPr>
+      </w:pPr>
+      <w:r>
+        <w:rPr>
+          <w:b/>
+          <w:bCs/>
+        </w:rPr>
+        <w:t xml:space="preserve">delete query </w:t>
+      </w:r>
+    </w:p>
+    <w:p>
+      <w:r>
+        <w:t xml:space="preserve">delete from </w:t>
+      </w:r>
+      <w:proofErr w:type="spellStart"/>
+      <w:r>
+        <w:t>tableName</w:t>
+      </w:r>
+      <w:proofErr w:type="spellEnd"/>
+      <w:r>
+        <w:t>;</w:t>
       </w:r>
       <w:r>
         <w:tab/>
-      </w:r>
-      <w:r>
-        <w:sym w:font="Wingdings" w:char="F0E0"/>
-      </w:r>
-      <w:r>
-        <w:t xml:space="preserve"> int </w:t>
-      </w:r>
-    </w:p>
-    <w:p>
-      <w:r>
-        <w:t xml:space="preserve">Name </w:t>
-      </w:r>
-      <w:r>
-        <w:tab/>
-      </w:r>
-      <w:r>
-        <w:sym w:font="Wingdings" w:char="F0E0"/>
-      </w:r>
-      <w:r>
-        <w:t xml:space="preserve"> </w:t>
-      </w:r>
-      <w:proofErr w:type="gramStart"/>
-      <w:r>
-        <w:t>varchar(</w:t>
-      </w:r>
-      <w:proofErr w:type="gramEnd"/>
-      <w:r>
-        <w:t>25)</w:t>
-      </w:r>
-    </w:p>
-    <w:p>
-      <w:r>
-        <w:t>Salary -</w:t>
-      </w:r>
-      <w:r>
-        <w:sym w:font="Wingdings" w:char="F0E0"/>
-      </w:r>
-      <w:r>
-        <w:t xml:space="preserve"> float </w:t>
-      </w:r>
-    </w:p>
-    <w:p>
-      <w:pPr>
-        <w:rPr>
-          <w:b/>
-          <w:bCs/>
-        </w:rPr>
-      </w:pPr>
-      <w:r>
-        <w:rPr>
-          <w:b/>
-          <w:bCs/>
-        </w:rPr>
-        <w:t xml:space="preserve">create table </w:t>
-      </w:r>
-      <w:proofErr w:type="gramStart"/>
-      <w:r>
-        <w:rPr>
-          <w:b/>
-          <w:bCs/>
-        </w:rPr>
-        <w:t>emp(</w:t>
-      </w:r>
-      <w:proofErr w:type="gramEnd"/>
-      <w:r>
-        <w:rPr>
-          <w:b/>
-          <w:bCs/>
-        </w:rPr>
-        <w:t xml:space="preserve">id int, name </w:t>
-      </w:r>
-      <w:proofErr w:type="gramStart"/>
-      <w:r>
-        <w:rPr>
-          <w:b/>
-          <w:bCs/>
-        </w:rPr>
-        <w:t>varchar(</w:t>
-      </w:r>
-      <w:proofErr w:type="gramEnd"/>
-      <w:r>
-        <w:rPr>
-          <w:b/>
-          <w:bCs/>
-        </w:rPr>
-        <w:t>30), salary float</w:t>
-      </w:r>
-      <w:proofErr w:type="gramStart"/>
-      <w:r>
-        <w:rPr>
-          <w:b/>
-          <w:bCs/>
-        </w:rPr>
-        <w:t>);</w:t>
-      </w:r>
-      <w:proofErr w:type="gramEnd"/>
-    </w:p>
-    <w:p>
-      <w:pPr>
-        <w:rPr>
-          <w:b/>
-          <w:bCs/>
-        </w:rPr>
-      </w:pPr>
-      <w:proofErr w:type="spellStart"/>
-      <w:r>
-        <w:rPr>
-          <w:b/>
-          <w:bCs/>
-        </w:rPr>
-        <w:t>desc</w:t>
-      </w:r>
-      <w:proofErr w:type="spellEnd"/>
-      <w:r>
-        <w:rPr>
-          <w:b/>
-          <w:bCs/>
-        </w:rPr>
-        <w:t xml:space="preserve"> </w:t>
-      </w:r>
-      <w:proofErr w:type="gramStart"/>
-      <w:r>
-        <w:rPr>
-          <w:b/>
-          <w:bCs/>
-        </w:rPr>
-        <w:t>emp;</w:t>
-      </w:r>
-      <w:proofErr w:type="gramEnd"/>
-    </w:p>
-    <w:p>
-      <w:pPr>
-        <w:rPr>
-          <w:b/>
-          <w:bCs/>
-        </w:rPr>
-      </w:pPr>
-      <w:proofErr w:type="gramStart"/>
-      <w:r>
-        <w:rPr>
-          <w:b/>
-          <w:bCs/>
-        </w:rPr>
-        <w:t xml:space="preserve">DML </w:t>
-      </w:r>
-      <w:r>
-        <w:rPr>
-          <w:b/>
-          <w:bCs/>
-        </w:rPr>
-        <w:t>:</w:t>
-      </w:r>
-      <w:proofErr w:type="gramEnd"/>
-      <w:r>
-        <w:rPr>
-          <w:b/>
-          <w:bCs/>
-        </w:rPr>
-        <w:t xml:space="preserve"> Data manipulation language </w:t>
-      </w:r>
-    </w:p>
-    <w:p>
-      <w:pPr>
-        <w:rPr>
-          <w:b/>
-          <w:bCs/>
-        </w:rPr>
-      </w:pPr>
-      <w:r>
-        <w:rPr>
-          <w:b/>
-          <w:bCs/>
-        </w:rPr>
-        <w:t xml:space="preserve">Insert query </w:t>
-      </w:r>
-    </w:p>
-    <w:p>
-      <w:r>
-        <w:t xml:space="preserve">Insert into </w:t>
+        <w:t xml:space="preserve">it delete all records present in that particular table. </w:t>
+      </w:r>
+    </w:p>
+    <w:p>
+      <w:r>
+        <w:t xml:space="preserve">Delete with where clause </w:t>
+      </w:r>
+    </w:p>
+    <w:p>
+      <w:r>
+        <w:t xml:space="preserve">Delete from </w:t>
       </w:r>
       <w:proofErr w:type="spellStart"/>
       <w:r>
@@ -2206,131 +1819,32 @@
       </w:r>
       <w:proofErr w:type="spellEnd"/>
       <w:r>
-        <w:t>(c</w:t>
-      </w:r>
-      <w:proofErr w:type="gramStart"/>
-      <w:r>
-        <w:t>1,c2,c</w:t>
-      </w:r>
-      <w:proofErr w:type="gramEnd"/>
-      <w:r>
-        <w:t>2) values(v</w:t>
-      </w:r>
-      <w:proofErr w:type="gramStart"/>
-      <w:r>
-        <w:t>1,v2,v</w:t>
-      </w:r>
-      <w:proofErr w:type="gramEnd"/>
-      <w:r>
-        <w:t>3</w:t>
-      </w:r>
-      <w:proofErr w:type="gramStart"/>
-      <w:r>
-        <w:t>);</w:t>
-      </w:r>
-      <w:proofErr w:type="gramEnd"/>
-    </w:p>
-    <w:p>
-      <w:r>
-        <w:t>insert into emp(</w:t>
-      </w:r>
-      <w:proofErr w:type="spellStart"/>
-      <w:proofErr w:type="gramStart"/>
-      <w:r>
-        <w:t>id,name</w:t>
-      </w:r>
-      <w:proofErr w:type="gramEnd"/>
-      <w:r>
-        <w:t>,salary</w:t>
-      </w:r>
-      <w:proofErr w:type="spellEnd"/>
-      <w:r>
-        <w:t>) values(100,'Raj',12000</w:t>
-      </w:r>
-      <w:proofErr w:type="gramStart"/>
-      <w:r>
-        <w:t>);</w:t>
-      </w:r>
-      <w:proofErr w:type="gramEnd"/>
-    </w:p>
-    <w:p>
-      <w:pPr>
-        <w:rPr>
-          <w:b/>
-          <w:bCs/>
-        </w:rPr>
-      </w:pPr>
-      <w:r>
-        <w:rPr>
-          <w:b/>
-          <w:bCs/>
-        </w:rPr>
-        <w:t>insert into emp values(101,'Ravi',14000</w:t>
-      </w:r>
-      <w:r>
-        <w:rPr>
-          <w:b/>
-          <w:bCs/>
-        </w:rPr>
-        <w:t>.60</w:t>
-      </w:r>
-      <w:proofErr w:type="gramStart"/>
-      <w:r>
-        <w:rPr>
-          <w:b/>
-          <w:bCs/>
-        </w:rPr>
-        <w:t>);</w:t>
-      </w:r>
-      <w:proofErr w:type="gramEnd"/>
-    </w:p>
-    <w:p>
-      <w:r>
-        <w:t>insert into emp(</w:t>
-      </w:r>
-      <w:proofErr w:type="spellStart"/>
-      <w:proofErr w:type="gramStart"/>
-      <w:r>
-        <w:t>id,name</w:t>
-      </w:r>
-      <w:proofErr w:type="spellEnd"/>
-      <w:proofErr w:type="gramEnd"/>
-      <w:r>
-        <w:t>) values(103,'Raju'</w:t>
-      </w:r>
-      <w:proofErr w:type="gramStart"/>
-      <w:r>
-        <w:t>);</w:t>
-      </w:r>
-      <w:proofErr w:type="gramEnd"/>
-    </w:p>
-    <w:p>
-      <w:r>
-        <w:t xml:space="preserve">insert into emp(id) </w:t>
-      </w:r>
-      <w:proofErr w:type="gramStart"/>
-      <w:r>
-        <w:t>values(</w:t>
-      </w:r>
-      <w:proofErr w:type="gramEnd"/>
-      <w:r>
-        <w:t>104</w:t>
-      </w:r>
-      <w:proofErr w:type="gramStart"/>
-      <w:r>
-        <w:t>);</w:t>
-      </w:r>
-      <w:proofErr w:type="gramEnd"/>
-    </w:p>
-    <w:p>
-      <w:r>
-        <w:t>insert into emp values(105,'John</w:t>
-      </w:r>
-      <w:proofErr w:type="gramStart"/>
-      <w:r>
-        <w:t>',null);</w:t>
-      </w:r>
-      <w:proofErr w:type="gramEnd"/>
+        <w:t xml:space="preserve"> where </w:t>
+      </w:r>
+      <w:proofErr w:type="spellStart"/>
+      <w:r>
+        <w:t>columnName</w:t>
+      </w:r>
+      <w:proofErr w:type="spellEnd"/>
+      <w:r>
+        <w:t xml:space="preserve"> value;</w:t>
+      </w:r>
+    </w:p>
+    <w:p>
+      <w:r>
+        <w:rPr>
+          <w:highlight w:val="yellow"/>
+        </w:rPr>
+        <w:t>delete from emp where salary=14000;</w:t>
+      </w:r>
+    </w:p>
+    <w:p>
+      <w:r>
+        <w:rPr>
+          <w:highlight w:val="yellow"/>
+        </w:rPr>
+        <w:t>delete from emp where name is null;</w:t>
+      </w:r>
     </w:p>
     <w:p/>
     <w:p>
@@ -2340,17 +1854,57 @@
           <w:bCs/>
         </w:rPr>
       </w:pPr>
-      <w:r>
-        <w:rPr>
-          <w:b/>
-          <w:bCs/>
-        </w:rPr>
-        <w:t xml:space="preserve">delete query </w:t>
-      </w:r>
-    </w:p>
-    <w:p>
-      <w:r>
-        <w:t xml:space="preserve">delete from </w:t>
+    </w:p>
+    <w:p>
+      <w:pPr>
+        <w:rPr>
+          <w:b/>
+          <w:bCs/>
+        </w:rPr>
+      </w:pPr>
+    </w:p>
+    <w:p>
+      <w:pPr>
+        <w:rPr>
+          <w:b/>
+          <w:bCs/>
+        </w:rPr>
+      </w:pPr>
+    </w:p>
+    <w:p>
+      <w:pPr>
+        <w:rPr>
+          <w:b/>
+          <w:bCs/>
+        </w:rPr>
+      </w:pPr>
+    </w:p>
+    <w:p>
+      <w:pPr>
+        <w:rPr>
+          <w:b/>
+          <w:bCs/>
+        </w:rPr>
+      </w:pPr>
+    </w:p>
+    <w:p>
+      <w:pPr>
+        <w:rPr>
+          <w:b/>
+          <w:bCs/>
+        </w:rPr>
+      </w:pPr>
+      <w:r>
+        <w:rPr>
+          <w:b/>
+          <w:bCs/>
+        </w:rPr>
+        <w:t xml:space="preserve">update query </w:t>
+      </w:r>
+    </w:p>
+    <w:p>
+      <w:r>
+        <w:t xml:space="preserve">update </w:t>
       </w:r>
       <w:proofErr w:type="spellStart"/>
       <w:r>
@@ -2358,45 +1912,7 @@
       </w:r>
       <w:proofErr w:type="spellEnd"/>
       <w:r>
-        <w:t>;</w:t>
-      </w:r>
-      <w:r>
-        <w:tab/>
-        <w:t xml:space="preserve">it </w:t>
-      </w:r>
-      <w:proofErr w:type="gramStart"/>
-      <w:r>
-        <w:t>delete</w:t>
-      </w:r>
-      <w:proofErr w:type="gramEnd"/>
-      <w:r>
-        <w:t xml:space="preserve"> all records present in that </w:t>
-      </w:r>
-      <w:proofErr w:type="gramStart"/>
-      <w:r>
-        <w:t>particular table</w:t>
-      </w:r>
-      <w:proofErr w:type="gramEnd"/>
-      <w:r>
-        <w:t xml:space="preserve">. </w:t>
-      </w:r>
-    </w:p>
-    <w:p>
-      <w:r>
-        <w:t xml:space="preserve">Delete with where clause </w:t>
-      </w:r>
-    </w:p>
-    <w:p>
-      <w:r>
-        <w:t xml:space="preserve">Delete from </w:t>
-      </w:r>
-      <w:proofErr w:type="spellStart"/>
-      <w:r>
-        <w:t>tableName</w:t>
-      </w:r>
-      <w:proofErr w:type="spellEnd"/>
-      <w:r>
-        <w:t xml:space="preserve"> where </w:t>
+        <w:t xml:space="preserve"> set </w:t>
       </w:r>
       <w:proofErr w:type="spellStart"/>
       <w:r>
@@ -2404,127 +1920,8 @@
       </w:r>
       <w:proofErr w:type="spellEnd"/>
       <w:r>
-        <w:t xml:space="preserve"> </w:t>
-      </w:r>
-      <w:proofErr w:type="gramStart"/>
-      <w:r>
-        <w:t>value;</w:t>
-      </w:r>
-      <w:proofErr w:type="gramEnd"/>
-    </w:p>
-    <w:p>
-      <w:r>
-        <w:rPr>
-          <w:highlight w:val="yellow"/>
-        </w:rPr>
-        <w:t>delete from emp where salary=</w:t>
-      </w:r>
-      <w:proofErr w:type="gramStart"/>
-      <w:r>
-        <w:rPr>
-          <w:highlight w:val="yellow"/>
-        </w:rPr>
-        <w:t>14000;</w:t>
-      </w:r>
-      <w:proofErr w:type="gramEnd"/>
-    </w:p>
-    <w:p>
-      <w:r>
-        <w:rPr>
-          <w:highlight w:val="yellow"/>
-        </w:rPr>
-        <w:t xml:space="preserve">delete from emp where name is </w:t>
-      </w:r>
-      <w:proofErr w:type="gramStart"/>
-      <w:r>
-        <w:rPr>
-          <w:highlight w:val="yellow"/>
-        </w:rPr>
-        <w:t>null;</w:t>
-      </w:r>
-      <w:proofErr w:type="gramEnd"/>
-    </w:p>
-    <w:p/>
-    <w:p>
-      <w:pPr>
-        <w:rPr>
-          <w:b/>
-          <w:bCs/>
-        </w:rPr>
-      </w:pPr>
-    </w:p>
-    <w:p>
-      <w:pPr>
-        <w:rPr>
-          <w:b/>
-          <w:bCs/>
-        </w:rPr>
-      </w:pPr>
-    </w:p>
-    <w:p>
-      <w:pPr>
-        <w:rPr>
-          <w:b/>
-          <w:bCs/>
-        </w:rPr>
-      </w:pPr>
-    </w:p>
-    <w:p>
-      <w:pPr>
-        <w:rPr>
-          <w:b/>
-          <w:bCs/>
-        </w:rPr>
-      </w:pPr>
-    </w:p>
-    <w:p>
-      <w:pPr>
-        <w:rPr>
-          <w:b/>
-          <w:bCs/>
-        </w:rPr>
-      </w:pPr>
-    </w:p>
-    <w:p>
-      <w:pPr>
-        <w:rPr>
-          <w:b/>
-          <w:bCs/>
-        </w:rPr>
-      </w:pPr>
-      <w:r>
-        <w:rPr>
-          <w:b/>
-          <w:bCs/>
-        </w:rPr>
-        <w:t xml:space="preserve">update query </w:t>
-      </w:r>
-    </w:p>
-    <w:p>
-      <w:r>
-        <w:t xml:space="preserve">update </w:t>
-      </w:r>
-      <w:proofErr w:type="spellStart"/>
-      <w:r>
-        <w:t>tableName</w:t>
-      </w:r>
-      <w:proofErr w:type="spellEnd"/>
-      <w:r>
-        <w:t xml:space="preserve"> set </w:t>
-      </w:r>
-      <w:proofErr w:type="spellStart"/>
-      <w:r>
-        <w:t>columnName</w:t>
-      </w:r>
-      <w:proofErr w:type="spellEnd"/>
-      <w:r>
-        <w:t xml:space="preserve"> = </w:t>
-      </w:r>
-      <w:proofErr w:type="gramStart"/>
-      <w:r>
-        <w:t>value;</w:t>
-      </w:r>
-      <w:proofErr w:type="gramEnd"/>
+        <w:t xml:space="preserve"> = value;</w:t>
+      </w:r>
     </w:p>
     <w:p>
       <w:r>
@@ -2556,32 +1953,16 @@
         <w:rPr>
           <w:highlight w:val="yellow"/>
         </w:rPr>
-        <w:t>update emp set salary = 25000 where id=</w:t>
-      </w:r>
-      <w:proofErr w:type="gramStart"/>
+        <w:t>update emp set salary = 25000 where id=100;</w:t>
+      </w:r>
+    </w:p>
+    <w:p>
       <w:r>
         <w:rPr>
           <w:highlight w:val="yellow"/>
         </w:rPr>
-        <w:t>100;</w:t>
-      </w:r>
-      <w:proofErr w:type="gramEnd"/>
-    </w:p>
-    <w:p>
-      <w:r>
-        <w:rPr>
-          <w:highlight w:val="yellow"/>
-        </w:rPr>
-        <w:t xml:space="preserve">update emp set salary = 30000 where salary is </w:t>
-      </w:r>
-      <w:proofErr w:type="gramStart"/>
-      <w:r>
-        <w:rPr>
-          <w:highlight w:val="yellow"/>
-        </w:rPr>
-        <w:t>null;</w:t>
-      </w:r>
-      <w:proofErr w:type="gramEnd"/>
+        <w:t>update emp set salary = 30000 where salary is null;</w:t>
+      </w:r>
     </w:p>
     <w:p/>
     <w:p/>
@@ -2654,15 +2035,7 @@
       </w:r>
       <w:r>
         <w:tab/>
-        <w:t xml:space="preserve">it </w:t>
-      </w:r>
-      <w:proofErr w:type="gramStart"/>
-      <w:r>
-        <w:t>remove</w:t>
-      </w:r>
-      <w:proofErr w:type="gramEnd"/>
-      <w:r>
-        <w:t xml:space="preserve"> all records as well as table structure. </w:t>
+        <w:t xml:space="preserve">it remove all records as well as table structure. </w:t>
       </w:r>
     </w:p>
     <w:p/>
@@ -2681,23 +2054,7 @@
     <w:p>
       <w:r>
         <w:lastRenderedPageBreak/>
-        <w:t xml:space="preserve">Alter </w:t>
-      </w:r>
-      <w:proofErr w:type="gramStart"/>
-      <w:r>
-        <w:t>command :</w:t>
-      </w:r>
-      <w:proofErr w:type="gramEnd"/>
-      <w:r>
-        <w:t xml:space="preserve"> it is </w:t>
-      </w:r>
-      <w:proofErr w:type="gramStart"/>
-      <w:r>
-        <w:t>use</w:t>
-      </w:r>
-      <w:proofErr w:type="gramEnd"/>
-      <w:r>
-        <w:t xml:space="preserve"> to modify existing table structure without drop </w:t>
+        <w:t xml:space="preserve">Alter command : it is use to modify existing table structure without drop </w:t>
       </w:r>
     </w:p>
     <w:p>
@@ -2709,13 +2066,8 @@
         </w:numPr>
       </w:pPr>
       <w:r>
-        <w:t xml:space="preserve">Adding new </w:t>
-      </w:r>
-      <w:proofErr w:type="gramStart"/>
-      <w:r>
-        <w:t>column :</w:t>
-      </w:r>
-      <w:proofErr w:type="gramEnd"/>
+        <w:t>Adding new column :</w:t>
+      </w:r>
     </w:p>
     <w:p>
       <w:pPr>
@@ -2738,13 +2090,8 @@
       </w:r>
       <w:proofErr w:type="spellEnd"/>
       <w:r>
-        <w:t xml:space="preserve"> </w:t>
-      </w:r>
-      <w:proofErr w:type="gramStart"/>
-      <w:r>
-        <w:t>datatype;</w:t>
-      </w:r>
-      <w:proofErr w:type="gramEnd"/>
+        <w:t xml:space="preserve"> datatype;</w:t>
+      </w:r>
     </w:p>
     <w:p>
       <w:pPr>
@@ -2768,69 +2115,45 @@
         <w:rPr>
           <w:highlight w:val="yellow"/>
         </w:rPr>
-        <w:t xml:space="preserve"> </w:t>
-      </w:r>
-      <w:proofErr w:type="gramStart"/>
+        <w:t xml:space="preserve"> varchar</w:t>
+      </w:r>
       <w:r>
         <w:rPr>
           <w:highlight w:val="yellow"/>
         </w:rPr>
-        <w:t>varchar</w:t>
+        <w:t>(</w:t>
       </w:r>
       <w:r>
         <w:rPr>
           <w:highlight w:val="yellow"/>
         </w:rPr>
-        <w:t>(</w:t>
-      </w:r>
-      <w:proofErr w:type="gramEnd"/>
+        <w:t>2);</w:t>
+      </w:r>
+    </w:p>
+    <w:p>
+      <w:pPr>
+        <w:pStyle w:val="ListParagraph"/>
+      </w:pPr>
       <w:r>
         <w:rPr>
           <w:highlight w:val="yellow"/>
         </w:rPr>
-        <w:t>2</w:t>
-      </w:r>
-      <w:proofErr w:type="gramStart"/>
+        <w:t xml:space="preserve">alter table emp add </w:t>
+      </w:r>
+      <w:proofErr w:type="spellStart"/>
       <w:r>
         <w:rPr>
           <w:highlight w:val="yellow"/>
         </w:rPr>
-        <w:t>);</w:t>
-      </w:r>
-      <w:proofErr w:type="gramEnd"/>
-    </w:p>
-    <w:p>
-      <w:pPr>
-        <w:pStyle w:val="ListParagraph"/>
-      </w:pPr>
+        <w:t>doj</w:t>
+      </w:r>
+      <w:proofErr w:type="spellEnd"/>
       <w:r>
         <w:rPr>
           <w:highlight w:val="yellow"/>
         </w:rPr>
-        <w:t xml:space="preserve">alter table emp add </w:t>
-      </w:r>
-      <w:proofErr w:type="spellStart"/>
-      <w:r>
-        <w:rPr>
-          <w:highlight w:val="yellow"/>
-        </w:rPr>
-        <w:t>doj</w:t>
-      </w:r>
-      <w:proofErr w:type="spellEnd"/>
-      <w:r>
-        <w:rPr>
-          <w:highlight w:val="yellow"/>
-        </w:rPr>
-        <w:t xml:space="preserve"> </w:t>
-      </w:r>
-      <w:proofErr w:type="gramStart"/>
-      <w:r>
-        <w:rPr>
-          <w:highlight w:val="yellow"/>
-        </w:rPr>
-        <w:t>date;</w:t>
-      </w:r>
-      <w:proofErr w:type="gramEnd"/>
+        <w:t xml:space="preserve"> date;</w:t>
+      </w:r>
     </w:p>
     <w:p>
       <w:pPr>
@@ -2870,13 +2193,8 @@
       </w:r>
       <w:proofErr w:type="spellEnd"/>
       <w:r>
-        <w:t xml:space="preserve"> </w:t>
-      </w:r>
-      <w:proofErr w:type="gramStart"/>
-      <w:r>
-        <w:t>datatype;</w:t>
-      </w:r>
-      <w:proofErr w:type="gramEnd"/>
+        <w:t xml:space="preserve"> datatype;</w:t>
+      </w:r>
     </w:p>
     <w:p>
       <w:pPr>
@@ -2905,30 +2223,8 @@
         <w:rPr>
           <w:highlight w:val="yellow"/>
         </w:rPr>
-        <w:t xml:space="preserve"> </w:t>
-      </w:r>
-      <w:proofErr w:type="gramStart"/>
-      <w:r>
-        <w:rPr>
-          <w:highlight w:val="yellow"/>
-        </w:rPr>
-        <w:t>varchar(</w:t>
-      </w:r>
-      <w:proofErr w:type="gramEnd"/>
-      <w:r>
-        <w:rPr>
-          <w:highlight w:val="yellow"/>
-        </w:rPr>
-        <w:t>25</w:t>
-      </w:r>
-      <w:proofErr w:type="gramStart"/>
-      <w:r>
-        <w:rPr>
-          <w:highlight w:val="yellow"/>
-        </w:rPr>
-        <w:t>);</w:t>
-      </w:r>
-      <w:proofErr w:type="gramEnd"/>
+        <w:t xml:space="preserve"> varchar(25);</w:t>
+      </w:r>
     </w:p>
     <w:p>
       <w:pPr>
@@ -2987,7 +2283,6 @@
         <w:t xml:space="preserve">alter table emp drop column </w:t>
       </w:r>
       <w:proofErr w:type="spellStart"/>
-      <w:proofErr w:type="gramStart"/>
       <w:r>
         <w:rPr>
           <w:highlight w:val="yellow"/>
@@ -3001,7 +2296,6 @@
         </w:rPr>
         <w:t>;</w:t>
       </w:r>
-      <w:proofErr w:type="gramEnd"/>
     </w:p>
     <w:p>
       <w:pPr>
@@ -3061,16 +2355,8 @@
         <w:rPr>
           <w:highlight w:val="yellow"/>
         </w:rPr>
-        <w:t xml:space="preserve"> to </w:t>
-      </w:r>
-      <w:proofErr w:type="gramStart"/>
-      <w:r>
-        <w:rPr>
-          <w:highlight w:val="yellow"/>
-        </w:rPr>
-        <w:t>designation;</w:t>
-      </w:r>
-      <w:proofErr w:type="gramEnd"/>
+        <w:t xml:space="preserve"> to designation;</w:t>
+      </w:r>
     </w:p>
     <w:p>
       <w:pPr>
@@ -3092,24 +2378,120 @@
       </w:r>
       <w:proofErr w:type="spellEnd"/>
       <w:r>
-        <w:t>='2026-01-30' where id=</w:t>
-      </w:r>
-      <w:proofErr w:type="gramStart"/>
-      <w:r>
-        <w:t>101;</w:t>
-      </w:r>
-      <w:proofErr w:type="gramEnd"/>
-    </w:p>
-    <w:p>
-      <w:pPr>
-        <w:pStyle w:val="ListParagraph"/>
-      </w:pPr>
-    </w:p>
-    <w:p>
-      <w:pPr>
-        <w:pStyle w:val="ListParagraph"/>
-      </w:pPr>
-    </w:p>
+        <w:t>='2026-01-30' where id=101;</w:t>
+      </w:r>
+    </w:p>
+    <w:p>
+      <w:pPr>
+        <w:pStyle w:val="ListParagraph"/>
+      </w:pPr>
+    </w:p>
+    <w:p>
+      <w:pPr>
+        <w:rPr>
+          <w:b/>
+          <w:bCs/>
+        </w:rPr>
+      </w:pPr>
+      <w:r>
+        <w:rPr>
+          <w:b/>
+          <w:bCs/>
+        </w:rPr>
+        <w:t xml:space="preserve">truncate table </w:t>
+      </w:r>
+      <w:proofErr w:type="spellStart"/>
+      <w:r>
+        <w:rPr>
+          <w:b/>
+          <w:bCs/>
+        </w:rPr>
+        <w:t>tableName</w:t>
+      </w:r>
+      <w:proofErr w:type="spellEnd"/>
+      <w:r>
+        <w:rPr>
+          <w:b/>
+          <w:bCs/>
+        </w:rPr>
+        <w:t>;</w:t>
+      </w:r>
+    </w:p>
+    <w:p>
+      <w:r>
+        <w:t xml:space="preserve">it remove all records from a table. But table structure present or maintain in database. </w:t>
+      </w:r>
+    </w:p>
+    <w:p/>
+    <w:p/>
+    <w:p/>
+    <w:p/>
+    <w:p/>
+    <w:p/>
+    <w:p/>
+    <w:p/>
+    <w:p/>
+    <w:p/>
+    <w:p>
+      <w:r>
+        <w:lastRenderedPageBreak/>
+        <w:t xml:space="preserve">Drop </w:t>
+      </w:r>
+      <w:r>
+        <w:tab/>
+      </w:r>
+      <w:r>
+        <w:tab/>
+        <w:t>Vs</w:t>
+      </w:r>
+      <w:r>
+        <w:tab/>
+        <w:t xml:space="preserve">Delete </w:t>
+      </w:r>
+      <w:r>
+        <w:tab/>
+      </w:r>
+      <w:r>
+        <w:tab/>
+        <w:t xml:space="preserve">Vs </w:t>
+      </w:r>
+      <w:r>
+        <w:tab/>
+        <w:t xml:space="preserve">truncate </w:t>
+      </w:r>
+    </w:p>
+    <w:p/>
+    <w:p>
+      <w:r>
+        <w:t xml:space="preserve">Drop is a part of DDL, Delete is part of DML and truncate is a part of DDL. </w:t>
+      </w:r>
+    </w:p>
+    <w:p>
+      <w:r>
+        <w:t xml:space="preserve">Drop it remove all records including table structure. </w:t>
+      </w:r>
+    </w:p>
+    <w:p>
+      <w:r>
+        <w:t xml:space="preserve">Delete without where clause it delete all records but table structure present in database. With delete we can use where clause. </w:t>
+      </w:r>
+    </w:p>
+    <w:p>
+      <w:r>
+        <w:t xml:space="preserve">Truncate part of DDL we can’t use where clause. It delete all records but table structure present in database. </w:t>
+      </w:r>
+    </w:p>
+    <w:p>
+      <w:r>
+        <w:t xml:space="preserve">If we delete the records using delete query using TCL query we can rollback or undo </w:t>
+      </w:r>
+    </w:p>
+    <w:p>
+      <w:r>
+        <w:t xml:space="preserve">If we delete using truncate we can’t rollback or undo. </w:t>
+      </w:r>
+    </w:p>
+    <w:p/>
     <w:p>
       <w:pPr>
         <w:pStyle w:val="ListParagraph"/>

--- a/FSD MERN - Designing and Managing Databases with MongoDB/FSD MERN - Designing and Managing Databases with MongoDB - Day 3 - 18-04-2026.docx
+++ b/FSD MERN - Designing and Managing Databases with MongoDB/FSD MERN - Designing and Managing Databases with MongoDB - Day 3 - 18-04-2026.docx
@@ -137,26 +137,16 @@
       <w:pPr>
         <w:pStyle w:val="ListParagraph"/>
       </w:pPr>
-      <w:proofErr w:type="spellStart"/>
-      <w:r>
-        <w:t>Pre defined</w:t>
-      </w:r>
-      <w:proofErr w:type="spellEnd"/>
-      <w:r>
-        <w:t xml:space="preserve"> function or built in functions. </w:t>
-      </w:r>
-    </w:p>
-    <w:p>
-      <w:pPr>
-        <w:pStyle w:val="ListParagraph"/>
-      </w:pPr>
-      <w:proofErr w:type="spellStart"/>
-      <w:r>
-        <w:t>Pre defined</w:t>
-      </w:r>
-      <w:proofErr w:type="spellEnd"/>
-      <w:r>
-        <w:t xml:space="preserve"> function mainly divided into 2 types. </w:t>
+      <w:r>
+        <w:t xml:space="preserve">Pre defined function or built in functions. </w:t>
+      </w:r>
+    </w:p>
+    <w:p>
+      <w:pPr>
+        <w:pStyle w:val="ListParagraph"/>
+      </w:pPr>
+      <w:r>
+        <w:t xml:space="preserve">Pre defined function mainly divided into 2 types. </w:t>
       </w:r>
     </w:p>
     <w:p>
@@ -207,15 +197,7 @@
         <w:ind w:left="1440"/>
       </w:pPr>
       <w:r>
-        <w:t>select upper('</w:t>
-      </w:r>
-      <w:proofErr w:type="spellStart"/>
-      <w:r>
-        <w:t>akash</w:t>
-      </w:r>
-      <w:proofErr w:type="spellEnd"/>
-      <w:r>
-        <w:t>');</w:t>
+        <w:t>select upper('akash');</w:t>
       </w:r>
     </w:p>
     <w:p>
@@ -224,23 +206,7 @@
         <w:ind w:left="1440"/>
       </w:pPr>
       <w:r>
-        <w:t>select upper('</w:t>
-      </w:r>
-      <w:proofErr w:type="spellStart"/>
-      <w:r>
-        <w:t>akash</w:t>
-      </w:r>
-      <w:proofErr w:type="spellEnd"/>
-      <w:r>
-        <w:t xml:space="preserve">') as </w:t>
-      </w:r>
-      <w:proofErr w:type="spellStart"/>
-      <w:r>
-        <w:t>UpperCaseName</w:t>
-      </w:r>
-      <w:proofErr w:type="spellEnd"/>
-      <w:r>
-        <w:t>;</w:t>
+        <w:t>select upper('akash') as UpperCaseName;</w:t>
       </w:r>
     </w:p>
     <w:p>
@@ -257,15 +223,7 @@
         <w:ind w:left="1440"/>
       </w:pPr>
       <w:r>
-        <w:t xml:space="preserve">select lower('AKASH') as </w:t>
-      </w:r>
-      <w:proofErr w:type="spellStart"/>
-      <w:r>
-        <w:t>LowerCaseName</w:t>
-      </w:r>
-      <w:proofErr w:type="spellEnd"/>
-      <w:r>
-        <w:t>;</w:t>
+        <w:t>select lower('AKASH') as LowerCaseName;</w:t>
       </w:r>
     </w:p>
     <w:p>
@@ -283,15 +241,7 @@
         <w:ind w:left="1440"/>
       </w:pPr>
       <w:r>
-        <w:t xml:space="preserve">select length('AKASH') as </w:t>
-      </w:r>
-      <w:proofErr w:type="spellStart"/>
-      <w:r>
-        <w:t>LowerCaseName</w:t>
-      </w:r>
-      <w:proofErr w:type="spellEnd"/>
-      <w:r>
-        <w:t>;</w:t>
+        <w:t>select length('AKASH') as LowerCaseName;</w:t>
       </w:r>
     </w:p>
     <w:p>
@@ -299,11 +249,9 @@
         <w:pStyle w:val="ListParagraph"/>
         <w:ind w:left="1440"/>
       </w:pPr>
-      <w:proofErr w:type="spellStart"/>
       <w:r>
         <w:t>Substr</w:t>
       </w:r>
-      <w:proofErr w:type="spellEnd"/>
     </w:p>
     <w:p>
       <w:pPr>
@@ -311,26 +259,10 @@
         <w:ind w:left="1440"/>
       </w:pPr>
       <w:r>
-        <w:t xml:space="preserve">select </w:t>
-      </w:r>
-      <w:proofErr w:type="spellStart"/>
-      <w:r>
-        <w:t>substr</w:t>
-      </w:r>
-      <w:proofErr w:type="spellEnd"/>
-      <w:r>
-        <w:t>('AKASH',2) as</w:t>
-      </w:r>
-      <w:r>
-        <w:t xml:space="preserve"> </w:t>
-      </w:r>
-      <w:proofErr w:type="spellStart"/>
-      <w:r>
-        <w:t>SubString</w:t>
-      </w:r>
-      <w:proofErr w:type="spellEnd"/>
-      <w:r>
-        <w:t>;</w:t>
+        <w:t>select substr('AKASH',2) as</w:t>
+      </w:r>
+      <w:r>
+        <w:t xml:space="preserve"> SubString;</w:t>
       </w:r>
     </w:p>
     <w:p>
@@ -339,15 +271,7 @@
         <w:ind w:left="1440"/>
       </w:pPr>
       <w:r>
-        <w:t xml:space="preserve">select </w:t>
-      </w:r>
-      <w:proofErr w:type="spellStart"/>
-      <w:r>
-        <w:t>substr</w:t>
-      </w:r>
-      <w:proofErr w:type="spellEnd"/>
-      <w:r>
-        <w:t>('AKASH',2</w:t>
+        <w:t>select substr('AKASH',2</w:t>
       </w:r>
       <w:r>
         <w:t>,3</w:t>
@@ -356,15 +280,7 @@
         <w:t>)</w:t>
       </w:r>
       <w:r>
-        <w:t xml:space="preserve"> as </w:t>
-      </w:r>
-      <w:proofErr w:type="spellStart"/>
-      <w:r>
-        <w:t>SubString</w:t>
-      </w:r>
-      <w:proofErr w:type="spellEnd"/>
-      <w:r>
-        <w:t>;</w:t>
+        <w:t xml:space="preserve"> as SubString;</w:t>
       </w:r>
     </w:p>
     <w:p>
@@ -373,15 +289,7 @@
         <w:ind w:left="1440"/>
       </w:pPr>
       <w:r>
-        <w:t>select upper(</w:t>
-      </w:r>
-      <w:proofErr w:type="spellStart"/>
-      <w:r>
-        <w:t>first_name</w:t>
-      </w:r>
-      <w:proofErr w:type="spellEnd"/>
-      <w:r>
-        <w:t>) from employee;</w:t>
+        <w:t>select upper(first_name) from employee;</w:t>
       </w:r>
       <w:r>
         <w:t xml:space="preserve"> </w:t>
@@ -410,13 +318,8 @@
         <w:pStyle w:val="ListParagraph"/>
         <w:ind w:left="1440"/>
       </w:pPr>
-      <w:proofErr w:type="spellStart"/>
-      <w:r>
-        <w:t>Abc</w:t>
-      </w:r>
-      <w:proofErr w:type="spellEnd"/>
-      <w:r>
-        <w:t>()</w:t>
+      <w:r>
+        <w:t>Abc()</w:t>
       </w:r>
     </w:p>
     <w:p>
@@ -489,15 +392,7 @@
       </w:pPr>
       <w:r>
         <w:lastRenderedPageBreak/>
-        <w:t xml:space="preserve">select </w:t>
-      </w:r>
-      <w:proofErr w:type="spellStart"/>
-      <w:r>
-        <w:t>curdate</w:t>
-      </w:r>
-      <w:proofErr w:type="spellEnd"/>
-      <w:r>
-        <w:t>();</w:t>
+        <w:t>select curdate();</w:t>
       </w:r>
     </w:p>
     <w:p>
@@ -506,15 +401,7 @@
         <w:ind w:left="1440"/>
       </w:pPr>
       <w:r>
-        <w:t xml:space="preserve">select </w:t>
-      </w:r>
-      <w:proofErr w:type="spellStart"/>
-      <w:r>
-        <w:t>curtime</w:t>
-      </w:r>
-      <w:proofErr w:type="spellEnd"/>
-      <w:r>
-        <w:t>();</w:t>
+        <w:t>select curtime();</w:t>
       </w:r>
     </w:p>
     <w:p>
@@ -532,15 +419,7 @@
         <w:ind w:left="1440"/>
       </w:pPr>
       <w:r>
-        <w:t xml:space="preserve">select </w:t>
-      </w:r>
-      <w:proofErr w:type="spellStart"/>
-      <w:r>
-        <w:t>date_format</w:t>
-      </w:r>
-      <w:proofErr w:type="spellEnd"/>
-      <w:r>
-        <w:t>(now(),'%d');</w:t>
+        <w:t>select date_format(now(),'%d');</w:t>
       </w:r>
     </w:p>
     <w:p>
@@ -549,15 +428,7 @@
         <w:ind w:left="1440"/>
       </w:pPr>
       <w:r>
-        <w:t xml:space="preserve">select </w:t>
-      </w:r>
-      <w:proofErr w:type="spellStart"/>
-      <w:r>
-        <w:t>date_format</w:t>
-      </w:r>
-      <w:proofErr w:type="spellEnd"/>
-      <w:r>
-        <w:t>(now(),'%d-%m-%y');</w:t>
+        <w:t>select date_format(now(),'%d-%m-%y');</w:t>
       </w:r>
     </w:p>
     <w:p>
@@ -566,23 +437,7 @@
         <w:ind w:left="1440"/>
       </w:pPr>
       <w:r>
-        <w:t xml:space="preserve">select </w:t>
-      </w:r>
-      <w:proofErr w:type="spellStart"/>
-      <w:r>
-        <w:t>first_name,salary,date_format</w:t>
-      </w:r>
-      <w:proofErr w:type="spellEnd"/>
-      <w:r>
-        <w:t>(</w:t>
-      </w:r>
-      <w:proofErr w:type="spellStart"/>
-      <w:r>
-        <w:t>hire_date,'%m</w:t>
-      </w:r>
-      <w:proofErr w:type="spellEnd"/>
-      <w:r>
-        <w:t>-%d-%Y') from employee;</w:t>
+        <w:t>select first_name,salary,date_format(hire_date,'%m-%d-%Y') from employee;</w:t>
       </w:r>
     </w:p>
     <w:p>
@@ -591,15 +446,7 @@
         <w:ind w:left="1440"/>
       </w:pPr>
       <w:r>
-        <w:t xml:space="preserve">select </w:t>
-      </w:r>
-      <w:proofErr w:type="spellStart"/>
-      <w:r>
-        <w:t>datediff</w:t>
-      </w:r>
-      <w:proofErr w:type="spellEnd"/>
-      <w:r>
-        <w:t>(now(),'2026-04-11');</w:t>
+        <w:t>select datediff(now(),'2026-04-11');</w:t>
       </w:r>
     </w:p>
     <w:p>
@@ -632,15 +479,7 @@
         <w:ind w:left="1080"/>
       </w:pPr>
       <w:r>
-        <w:t xml:space="preserve">Testing function in my </w:t>
-      </w:r>
-      <w:proofErr w:type="spellStart"/>
-      <w:r>
-        <w:t>sql</w:t>
-      </w:r>
-      <w:proofErr w:type="spellEnd"/>
-      <w:r>
-        <w:t xml:space="preserve"> we use below syntax </w:t>
+        <w:t xml:space="preserve">Testing function in my sql we use below syntax </w:t>
       </w:r>
     </w:p>
     <w:p>
@@ -652,21 +491,7 @@
         <w:rPr>
           <w:highlight w:val="yellow"/>
         </w:rPr>
-        <w:t xml:space="preserve">select </w:t>
-      </w:r>
-      <w:proofErr w:type="spellStart"/>
-      <w:r>
-        <w:rPr>
-          <w:highlight w:val="yellow"/>
-        </w:rPr>
-        <w:t>functionName</w:t>
-      </w:r>
-      <w:proofErr w:type="spellEnd"/>
-      <w:r>
-        <w:rPr>
-          <w:highlight w:val="yellow"/>
-        </w:rPr>
-        <w:t>;</w:t>
+        <w:t>select functionName;</w:t>
       </w:r>
     </w:p>
     <w:p>
@@ -681,15 +506,7 @@
         <w:ind w:left="1080"/>
       </w:pPr>
       <w:r>
-        <w:t xml:space="preserve">select "Welcome to My SQL" as </w:t>
-      </w:r>
-      <w:proofErr w:type="spellStart"/>
-      <w:r>
-        <w:t>Msg</w:t>
-      </w:r>
-      <w:proofErr w:type="spellEnd"/>
-      <w:r>
-        <w:t>;</w:t>
+        <w:t>select "Welcome to My SQL" as Msg;</w:t>
       </w:r>
     </w:p>
     <w:p>
@@ -701,16 +518,11 @@
       <w:r>
         <w:t xml:space="preserve">Multi row function functionality apply for group of or more than one records. </w:t>
       </w:r>
-      <w:proofErr w:type="spellStart"/>
       <w:r>
         <w:t>B</w:t>
       </w:r>
       <w:r>
-        <w:t>ase</w:t>
-      </w:r>
-      <w:proofErr w:type="spellEnd"/>
-      <w:r>
-        <w:t xml:space="preserve"> upon groups(by default whole table consider as default group)</w:t>
+        <w:t>ase upon groups(by default whole table consider as default group)</w:t>
       </w:r>
     </w:p>
     <w:p/>
@@ -758,13 +570,8 @@
           <w:numId w:val="14"/>
         </w:numPr>
       </w:pPr>
-      <w:proofErr w:type="spellStart"/>
-      <w:r>
-        <w:t>Avg</w:t>
-      </w:r>
-      <w:proofErr w:type="spellEnd"/>
-      <w:r>
-        <w:t xml:space="preserve"> </w:t>
+      <w:r>
+        <w:t xml:space="preserve">Avg </w:t>
       </w:r>
     </w:p>
     <w:p>
@@ -830,11 +637,9 @@
       <w:r>
         <w:t xml:space="preserve">select </w:t>
       </w:r>
-      <w:proofErr w:type="spellStart"/>
       <w:r>
         <w:t>avg</w:t>
       </w:r>
-      <w:proofErr w:type="spellEnd"/>
       <w:r>
         <w:t>(salary) from employee;</w:t>
       </w:r>
@@ -858,15 +663,7 @@
         <w:t xml:space="preserve">       </w:t>
       </w:r>
       <w:r>
-        <w:t>select count(</w:t>
-      </w:r>
-      <w:proofErr w:type="spellStart"/>
-      <w:r>
-        <w:t>employee_id</w:t>
-      </w:r>
-      <w:proofErr w:type="spellEnd"/>
-      <w:r>
-        <w:t>) from employee;</w:t>
+        <w:t>select count(employee_id) from employee;</w:t>
       </w:r>
     </w:p>
     <w:p>
@@ -882,47 +679,7 @@
     <w:p>
       <w:r>
         <w:lastRenderedPageBreak/>
-        <w:t xml:space="preserve">select sum(salary) as </w:t>
-      </w:r>
-      <w:proofErr w:type="spellStart"/>
-      <w:r>
-        <w:t>total_salary,max</w:t>
-      </w:r>
-      <w:proofErr w:type="spellEnd"/>
-      <w:r>
-        <w:t xml:space="preserve">(salary) as </w:t>
-      </w:r>
-      <w:proofErr w:type="spellStart"/>
-      <w:r>
-        <w:t>max_salary,min</w:t>
-      </w:r>
-      <w:proofErr w:type="spellEnd"/>
-      <w:r>
-        <w:t xml:space="preserve">(salary) as </w:t>
-      </w:r>
-      <w:proofErr w:type="spellStart"/>
-      <w:r>
-        <w:t>min_salary,avg</w:t>
-      </w:r>
-      <w:proofErr w:type="spellEnd"/>
-      <w:r>
-        <w:t xml:space="preserve">(salary) as </w:t>
-      </w:r>
-      <w:proofErr w:type="spellStart"/>
-      <w:r>
-        <w:t>avg_salary</w:t>
-      </w:r>
-      <w:proofErr w:type="spellEnd"/>
-      <w:r>
-        <w:t xml:space="preserve">, count(*) as </w:t>
-      </w:r>
-      <w:proofErr w:type="spellStart"/>
-      <w:r>
-        <w:t>total_number_ofemployee</w:t>
-      </w:r>
-      <w:proofErr w:type="spellEnd"/>
-      <w:r>
-        <w:t xml:space="preserve"> from employee;</w:t>
+        <w:t>select sum(salary) as total_salary,max(salary) as max_salary,min(salary) as min_salary,avg(salary) as avg_salary, count(*) as total_number_ofemployee from employee;</w:t>
       </w:r>
     </w:p>
     <w:p>
@@ -951,15 +708,7 @@
     <w:p/>
     <w:p>
       <w:r>
-        <w:t xml:space="preserve">it is use to make sub group </w:t>
-      </w:r>
-      <w:proofErr w:type="spellStart"/>
-      <w:r>
-        <w:t>base</w:t>
-      </w:r>
-      <w:proofErr w:type="spellEnd"/>
-      <w:r>
-        <w:t xml:space="preserve"> upon repeating values. Generally we use group by c</w:t>
+        <w:t>it is use to make sub group base upon repeating values. Generally we use group by c</w:t>
       </w:r>
       <w:r>
         <w:t xml:space="preserve">lause on that column which contains foreign key. </w:t>
@@ -967,116 +716,28 @@
     </w:p>
     <w:p>
       <w:r>
-        <w:t xml:space="preserve">select sum(salary) from employee group by </w:t>
-      </w:r>
-      <w:proofErr w:type="spellStart"/>
-      <w:r>
-        <w:t>department_id</w:t>
-      </w:r>
-      <w:proofErr w:type="spellEnd"/>
-      <w:r>
-        <w:t>;</w:t>
-      </w:r>
-    </w:p>
-    <w:p/>
-    <w:p>
-      <w:r>
-        <w:t xml:space="preserve">select </w:t>
-      </w:r>
-      <w:proofErr w:type="spellStart"/>
-      <w:r>
-        <w:t>department_id,sum</w:t>
-      </w:r>
-      <w:proofErr w:type="spellEnd"/>
-      <w:r>
-        <w:t xml:space="preserve">(salary) from employee group by </w:t>
-      </w:r>
-      <w:proofErr w:type="spellStart"/>
-      <w:r>
-        <w:t>department_id</w:t>
-      </w:r>
-      <w:proofErr w:type="spellEnd"/>
-      <w:r>
-        <w:t>;</w:t>
-      </w:r>
-    </w:p>
-    <w:p>
-      <w:r>
-        <w:t xml:space="preserve">select </w:t>
-      </w:r>
-      <w:proofErr w:type="spellStart"/>
-      <w:r>
-        <w:t>department_id,max</w:t>
-      </w:r>
-      <w:proofErr w:type="spellEnd"/>
-      <w:r>
-        <w:t xml:space="preserve">(salary) from employee group by </w:t>
-      </w:r>
-      <w:proofErr w:type="spellStart"/>
-      <w:r>
-        <w:t>department_id</w:t>
-      </w:r>
-      <w:proofErr w:type="spellEnd"/>
-      <w:r>
-        <w:t>;</w:t>
-      </w:r>
-    </w:p>
-    <w:p>
-      <w:r>
-        <w:t xml:space="preserve">select </w:t>
-      </w:r>
-      <w:proofErr w:type="spellStart"/>
-      <w:r>
-        <w:t>job_id,sum</w:t>
-      </w:r>
-      <w:proofErr w:type="spellEnd"/>
-      <w:r>
-        <w:t xml:space="preserve">(salary) from employee group by </w:t>
-      </w:r>
-      <w:proofErr w:type="spellStart"/>
-      <w:r>
-        <w:t>job_id</w:t>
-      </w:r>
-      <w:proofErr w:type="spellEnd"/>
-      <w:r>
-        <w:t>;</w:t>
-      </w:r>
-    </w:p>
-    <w:p>
-      <w:r>
-        <w:t xml:space="preserve">select </w:t>
-      </w:r>
-      <w:proofErr w:type="spellStart"/>
-      <w:r>
-        <w:t>job_id,sum</w:t>
-      </w:r>
-      <w:proofErr w:type="spellEnd"/>
-      <w:r>
-        <w:t xml:space="preserve">(salary) </w:t>
-      </w:r>
-      <w:proofErr w:type="spellStart"/>
-      <w:r>
-        <w:t>total_salary,count</w:t>
-      </w:r>
-      <w:proofErr w:type="spellEnd"/>
-      <w:r>
-        <w:t xml:space="preserve">(*) </w:t>
-      </w:r>
-      <w:proofErr w:type="spellStart"/>
-      <w:r>
-        <w:t>total_number_of_employees</w:t>
-      </w:r>
-      <w:proofErr w:type="spellEnd"/>
-      <w:r>
-        <w:t xml:space="preserve"> from employee group by </w:t>
-      </w:r>
-      <w:proofErr w:type="spellStart"/>
-      <w:r>
-        <w:t>job_id</w:t>
-      </w:r>
-      <w:proofErr w:type="spellEnd"/>
-      <w:r>
-        <w:t>;</w:t>
+        <w:t>select sum(salary) from employee group by department_id;</w:t>
+      </w:r>
+    </w:p>
+    <w:p/>
+    <w:p>
+      <w:r>
+        <w:t>select department_id,sum(salary) from employee group by department_id;</w:t>
+      </w:r>
+    </w:p>
+    <w:p>
+      <w:r>
+        <w:t>select department_id,max(salary) from employee group by department_id;</w:t>
+      </w:r>
+    </w:p>
+    <w:p>
+      <w:r>
+        <w:t>select job_id,sum(salary) from employee group by job_id;</w:t>
+      </w:r>
+    </w:p>
+    <w:p>
+      <w:r>
+        <w:t>select job_id,sum(salary) total_salary,count(*) total_number_of_employees from employee group by job_id;</w:t>
       </w:r>
     </w:p>
     <w:p/>
@@ -1117,39 +778,7 @@
           <w:b/>
           <w:bCs/>
         </w:rPr>
-        <w:t xml:space="preserve">select </w:t>
-      </w:r>
-      <w:proofErr w:type="spellStart"/>
-      <w:r>
-        <w:rPr>
-          <w:b/>
-          <w:bCs/>
-        </w:rPr>
-        <w:t>department_id,sum</w:t>
-      </w:r>
-      <w:proofErr w:type="spellEnd"/>
-      <w:r>
-        <w:rPr>
-          <w:b/>
-          <w:bCs/>
-        </w:rPr>
-        <w:t xml:space="preserve">(salary) from employee group by </w:t>
-      </w:r>
-      <w:proofErr w:type="spellStart"/>
-      <w:r>
-        <w:rPr>
-          <w:b/>
-          <w:bCs/>
-        </w:rPr>
-        <w:t>department_id</w:t>
-      </w:r>
-      <w:proofErr w:type="spellEnd"/>
-      <w:r>
-        <w:rPr>
-          <w:b/>
-          <w:bCs/>
-        </w:rPr>
-        <w:t xml:space="preserve"> having sum(salary) &gt; 50000;</w:t>
+        <w:t>select department_id,sum(salary) from employee group by department_id having sum(salary) &gt; 50000;</w:t>
       </w:r>
     </w:p>
     <w:p/>
@@ -1170,55 +799,7 @@
           <w:b/>
           <w:bCs/>
         </w:rPr>
-        <w:t xml:space="preserve">select </w:t>
-      </w:r>
-      <w:proofErr w:type="spellStart"/>
-      <w:r>
-        <w:rPr>
-          <w:b/>
-          <w:bCs/>
-        </w:rPr>
-        <w:t>department_id,sum</w:t>
-      </w:r>
-      <w:proofErr w:type="spellEnd"/>
-      <w:r>
-        <w:rPr>
-          <w:b/>
-          <w:bCs/>
-        </w:rPr>
-        <w:t xml:space="preserve">(salary) from employee where </w:t>
-      </w:r>
-      <w:proofErr w:type="spellStart"/>
-      <w:r>
-        <w:rPr>
-          <w:b/>
-          <w:bCs/>
-        </w:rPr>
-        <w:t>department_id</w:t>
-      </w:r>
-      <w:proofErr w:type="spellEnd"/>
-      <w:r>
-        <w:rPr>
-          <w:b/>
-          <w:bCs/>
-        </w:rPr>
-        <w:t xml:space="preserve"> not in(100) group by </w:t>
-      </w:r>
-      <w:proofErr w:type="spellStart"/>
-      <w:r>
-        <w:rPr>
-          <w:b/>
-          <w:bCs/>
-        </w:rPr>
-        <w:t>department_id</w:t>
-      </w:r>
-      <w:proofErr w:type="spellEnd"/>
-      <w:r>
-        <w:rPr>
-          <w:b/>
-          <w:bCs/>
-        </w:rPr>
-        <w:t xml:space="preserve"> having sum(salary) &gt; 50000;</w:t>
+        <w:t>select department_id,sum(salary) from employee where department_id not in(100) group by department_id having sum(salary) &gt; 50000;</w:t>
       </w:r>
     </w:p>
     <w:p/>
@@ -1245,15 +826,7 @@
     <w:p/>
     <w:p>
       <w:r>
-        <w:t xml:space="preserve">Select * from employee order by salary </w:t>
-      </w:r>
-      <w:proofErr w:type="spellStart"/>
-      <w:r>
-        <w:t>asc</w:t>
-      </w:r>
-      <w:proofErr w:type="spellEnd"/>
-      <w:r>
-        <w:t>;</w:t>
+        <w:t>Select * from employee order by salary asc;</w:t>
       </w:r>
       <w:r>
         <w:tab/>
@@ -1262,15 +835,7 @@
     </w:p>
     <w:p>
       <w:r>
-        <w:t xml:space="preserve">Select * from employee order by salary </w:t>
-      </w:r>
-      <w:proofErr w:type="spellStart"/>
-      <w:r>
-        <w:t>desc</w:t>
-      </w:r>
-      <w:proofErr w:type="spellEnd"/>
-      <w:r>
-        <w:t>;</w:t>
+        <w:t>Select * from employee order by salary desc;</w:t>
       </w:r>
       <w:r>
         <w:tab/>
@@ -1279,84 +844,26 @@
     </w:p>
     <w:p>
       <w:r>
-        <w:t xml:space="preserve">Select * from employee order by </w:t>
-      </w:r>
-      <w:proofErr w:type="spellStart"/>
-      <w:r>
-        <w:t>first_name</w:t>
-      </w:r>
-      <w:proofErr w:type="spellEnd"/>
-      <w:r>
-        <w:t xml:space="preserve"> </w:t>
-      </w:r>
-      <w:proofErr w:type="spellStart"/>
-      <w:r>
-        <w:t>asc</w:t>
-      </w:r>
-      <w:proofErr w:type="spellEnd"/>
-      <w:r>
-        <w:t>;</w:t>
-      </w:r>
-    </w:p>
-    <w:p>
-      <w:r>
-        <w:t xml:space="preserve">Select * from employee order by </w:t>
-      </w:r>
-      <w:proofErr w:type="spellStart"/>
-      <w:r>
-        <w:t>first_name</w:t>
-      </w:r>
-      <w:proofErr w:type="spellEnd"/>
-      <w:r>
-        <w:t xml:space="preserve"> </w:t>
-      </w:r>
-      <w:proofErr w:type="spellStart"/>
+        <w:t>Select * from employee order by first_name asc;</w:t>
+      </w:r>
+    </w:p>
+    <w:p>
+      <w:r>
+        <w:t>Select * from employee order by first_name desc;</w:t>
+      </w:r>
+    </w:p>
+    <w:p>
+      <w:r>
+        <w:t>Select * from employee order by hire_date asc;</w:t>
+      </w:r>
+    </w:p>
+    <w:p>
+      <w:r>
+        <w:t xml:space="preserve">Select * from employee order by hire_date </w:t>
+      </w:r>
       <w:r>
         <w:t>desc</w:t>
       </w:r>
-      <w:proofErr w:type="spellEnd"/>
-      <w:r>
-        <w:t>;</w:t>
-      </w:r>
-    </w:p>
-    <w:p>
-      <w:r>
-        <w:t xml:space="preserve">Select * from employee order by </w:t>
-      </w:r>
-      <w:proofErr w:type="spellStart"/>
-      <w:r>
-        <w:t>hire_date</w:t>
-      </w:r>
-      <w:proofErr w:type="spellEnd"/>
-      <w:r>
-        <w:t xml:space="preserve"> </w:t>
-      </w:r>
-      <w:proofErr w:type="spellStart"/>
-      <w:r>
-        <w:t>asc</w:t>
-      </w:r>
-      <w:proofErr w:type="spellEnd"/>
-      <w:r>
-        <w:t>;</w:t>
-      </w:r>
-    </w:p>
-    <w:p>
-      <w:r>
-        <w:t xml:space="preserve">Select * from employee order by </w:t>
-      </w:r>
-      <w:proofErr w:type="spellStart"/>
-      <w:r>
-        <w:t>hire_date</w:t>
-      </w:r>
-      <w:proofErr w:type="spellEnd"/>
-      <w:r>
-        <w:t xml:space="preserve"> </w:t>
-      </w:r>
-      <w:proofErr w:type="spellStart"/>
-      <w:r>
-        <w:t>desc</w:t>
-      </w:r>
-      <w:proofErr w:type="spellEnd"/>
       <w:r>
         <w:t>;</w:t>
       </w:r>
@@ -1390,87 +897,7 @@
           <w:b/>
           <w:bCs/>
         </w:rPr>
-        <w:t xml:space="preserve">select </w:t>
-      </w:r>
-      <w:proofErr w:type="spellStart"/>
-      <w:r>
-        <w:rPr>
-          <w:b/>
-          <w:bCs/>
-        </w:rPr>
-        <w:t>department_id,sum</w:t>
-      </w:r>
-      <w:proofErr w:type="spellEnd"/>
-      <w:r>
-        <w:rPr>
-          <w:b/>
-          <w:bCs/>
-        </w:rPr>
-        <w:t xml:space="preserve">(salary) from employee where </w:t>
-      </w:r>
-      <w:proofErr w:type="spellStart"/>
-      <w:r>
-        <w:rPr>
-          <w:b/>
-          <w:bCs/>
-        </w:rPr>
-        <w:t>department_id</w:t>
-      </w:r>
-      <w:proofErr w:type="spellEnd"/>
-      <w:r>
-        <w:rPr>
-          <w:b/>
-          <w:bCs/>
-        </w:rPr>
-        <w:t xml:space="preserve"> not in(100) group by </w:t>
-      </w:r>
-      <w:proofErr w:type="spellStart"/>
-      <w:r>
-        <w:rPr>
-          <w:b/>
-          <w:bCs/>
-        </w:rPr>
-        <w:t>department_id</w:t>
-      </w:r>
-      <w:proofErr w:type="spellEnd"/>
-      <w:r>
-        <w:rPr>
-          <w:b/>
-          <w:bCs/>
-        </w:rPr>
-        <w:t xml:space="preserve"> having sum(salary) &gt; 50000 order by </w:t>
-      </w:r>
-      <w:proofErr w:type="spellStart"/>
-      <w:r>
-        <w:rPr>
-          <w:b/>
-          <w:bCs/>
-        </w:rPr>
-        <w:t>department_id</w:t>
-      </w:r>
-      <w:proofErr w:type="spellEnd"/>
-      <w:r>
-        <w:rPr>
-          <w:b/>
-          <w:bCs/>
-        </w:rPr>
-        <w:t xml:space="preserve"> </w:t>
-      </w:r>
-      <w:proofErr w:type="spellStart"/>
-      <w:r>
-        <w:rPr>
-          <w:b/>
-          <w:bCs/>
-        </w:rPr>
-        <w:t>desc</w:t>
-      </w:r>
-      <w:proofErr w:type="spellEnd"/>
-      <w:r>
-        <w:rPr>
-          <w:b/>
-          <w:bCs/>
-        </w:rPr>
-        <w:t>;</w:t>
+        <w:t>select department_id,sum(salary) from employee where department_id not in(100) group by department_id having sum(salary) &gt; 50000 order by department_id desc;</w:t>
       </w:r>
     </w:p>
     <w:p>
@@ -1532,39 +959,7 @@
     <w:p>
       <w:r>
         <w:lastRenderedPageBreak/>
-        <w:t xml:space="preserve">create table </w:t>
-      </w:r>
-      <w:proofErr w:type="spellStart"/>
-      <w:r>
-        <w:t>tableName</w:t>
-      </w:r>
-      <w:proofErr w:type="spellEnd"/>
-      <w:r>
-        <w:t>(</w:t>
-      </w:r>
-      <w:proofErr w:type="spellStart"/>
-      <w:r>
-        <w:t>columnName</w:t>
-      </w:r>
-      <w:proofErr w:type="spellEnd"/>
-      <w:r>
-        <w:t xml:space="preserve"> datatype, </w:t>
-      </w:r>
-      <w:proofErr w:type="spellStart"/>
-      <w:r>
-        <w:t>columnName</w:t>
-      </w:r>
-      <w:proofErr w:type="spellEnd"/>
-      <w:r>
-        <w:t xml:space="preserve"> datatype, </w:t>
-      </w:r>
-      <w:proofErr w:type="spellStart"/>
-      <w:r>
-        <w:t>columnName</w:t>
-      </w:r>
-      <w:proofErr w:type="spellEnd"/>
-      <w:r>
-        <w:t xml:space="preserve"> datatype);</w:t>
+        <w:t>create table tableName(columnName datatype, columnName datatype, columnName datatype);</w:t>
       </w:r>
     </w:p>
     <w:p>
@@ -1639,21 +1034,12 @@
           <w:bCs/>
         </w:rPr>
       </w:pPr>
-      <w:proofErr w:type="spellStart"/>
-      <w:r>
-        <w:rPr>
-          <w:b/>
-          <w:bCs/>
-        </w:rPr>
-        <w:t>desc</w:t>
-      </w:r>
-      <w:proofErr w:type="spellEnd"/>
-      <w:r>
-        <w:rPr>
-          <w:b/>
-          <w:bCs/>
-        </w:rPr>
-        <w:t xml:space="preserve"> emp;</w:t>
+      <w:r>
+        <w:rPr>
+          <w:b/>
+          <w:bCs/>
+        </w:rPr>
+        <w:t>desc emp;</w:t>
       </w:r>
     </w:p>
     <w:p>
@@ -1695,28 +1081,12 @@
     </w:p>
     <w:p>
       <w:r>
-        <w:t xml:space="preserve">Insert into </w:t>
-      </w:r>
-      <w:proofErr w:type="spellStart"/>
-      <w:r>
-        <w:t>tableName</w:t>
-      </w:r>
-      <w:proofErr w:type="spellEnd"/>
-      <w:r>
-        <w:t>(c1,c2,c2) values(v1,v2,v3);</w:t>
-      </w:r>
-    </w:p>
-    <w:p>
-      <w:r>
-        <w:t>insert into emp(</w:t>
-      </w:r>
-      <w:proofErr w:type="spellStart"/>
-      <w:r>
-        <w:t>id,name,salary</w:t>
-      </w:r>
-      <w:proofErr w:type="spellEnd"/>
-      <w:r>
-        <w:t>) values(100,'Raj',12000);</w:t>
+        <w:t>Insert into tableName(c1,c2,c2) values(v1,v2,v3);</w:t>
+      </w:r>
+    </w:p>
+    <w:p>
+      <w:r>
+        <w:t>insert into emp(id,name,salary) values(100,'Raj',12000);</w:t>
       </w:r>
     </w:p>
     <w:p>
@@ -1750,15 +1120,7 @@
     </w:p>
     <w:p>
       <w:r>
-        <w:t>insert into emp(</w:t>
-      </w:r>
-      <w:proofErr w:type="spellStart"/>
-      <w:r>
-        <w:t>id,name</w:t>
-      </w:r>
-      <w:proofErr w:type="spellEnd"/>
-      <w:r>
-        <w:t>) values(103,'Raju');</w:t>
+        <w:t>insert into emp(id,name) values(103,'Raju');</w:t>
       </w:r>
     </w:p>
     <w:p>
@@ -1789,15 +1151,7 @@
     </w:p>
     <w:p>
       <w:r>
-        <w:t xml:space="preserve">delete from </w:t>
-      </w:r>
-      <w:proofErr w:type="spellStart"/>
-      <w:r>
-        <w:t>tableName</w:t>
-      </w:r>
-      <w:proofErr w:type="spellEnd"/>
-      <w:r>
-        <w:t>;</w:t>
+        <w:t>delete from tableName;</w:t>
       </w:r>
       <w:r>
         <w:tab/>
@@ -1811,23 +1165,7 @@
     </w:p>
     <w:p>
       <w:r>
-        <w:t xml:space="preserve">Delete from </w:t>
-      </w:r>
-      <w:proofErr w:type="spellStart"/>
-      <w:r>
-        <w:t>tableName</w:t>
-      </w:r>
-      <w:proofErr w:type="spellEnd"/>
-      <w:r>
-        <w:t xml:space="preserve"> where </w:t>
-      </w:r>
-      <w:proofErr w:type="spellStart"/>
-      <w:r>
-        <w:t>columnName</w:t>
-      </w:r>
-      <w:proofErr w:type="spellEnd"/>
-      <w:r>
-        <w:t xml:space="preserve"> value;</w:t>
+        <w:t>Delete from tableName where columnName value;</w:t>
       </w:r>
     </w:p>
     <w:p>
@@ -1904,23 +1242,7 @@
     </w:p>
     <w:p>
       <w:r>
-        <w:t xml:space="preserve">update </w:t>
-      </w:r>
-      <w:proofErr w:type="spellStart"/>
-      <w:r>
-        <w:t>tableName</w:t>
-      </w:r>
-      <w:proofErr w:type="spellEnd"/>
-      <w:r>
-        <w:t xml:space="preserve"> set </w:t>
-      </w:r>
-      <w:proofErr w:type="spellStart"/>
-      <w:r>
-        <w:t>columnName</w:t>
-      </w:r>
-      <w:proofErr w:type="spellEnd"/>
-      <w:r>
-        <w:t xml:space="preserve"> = value;</w:t>
+        <w:t>update tableName set columnName = value;</w:t>
       </w:r>
     </w:p>
     <w:p>
@@ -1972,23 +1294,7 @@
           <w:b/>
           <w:bCs/>
         </w:rPr>
-        <w:t xml:space="preserve">delete from </w:t>
-      </w:r>
-      <w:proofErr w:type="spellStart"/>
-      <w:r>
-        <w:rPr>
-          <w:b/>
-          <w:bCs/>
-        </w:rPr>
-        <w:t>tableName</w:t>
-      </w:r>
-      <w:proofErr w:type="spellEnd"/>
-      <w:r>
-        <w:rPr>
-          <w:b/>
-          <w:bCs/>
-        </w:rPr>
-        <w:t>;</w:t>
+        <w:t>delete from tableName;</w:t>
       </w:r>
       <w:r>
         <w:rPr>
@@ -2017,21 +1323,7 @@
         <w:rPr>
           <w:highlight w:val="yellow"/>
         </w:rPr>
-        <w:t xml:space="preserve">drop table </w:t>
-      </w:r>
-      <w:proofErr w:type="spellStart"/>
-      <w:r>
-        <w:rPr>
-          <w:highlight w:val="yellow"/>
-        </w:rPr>
-        <w:t>tableName</w:t>
-      </w:r>
-      <w:proofErr w:type="spellEnd"/>
-      <w:r>
-        <w:rPr>
-          <w:highlight w:val="yellow"/>
-        </w:rPr>
-        <w:t>;</w:t>
+        <w:t>drop table tableName;</w:t>
       </w:r>
       <w:r>
         <w:tab/>
@@ -2074,23 +1366,7 @@
         <w:pStyle w:val="ListParagraph"/>
       </w:pPr>
       <w:r>
-        <w:t xml:space="preserve">alter table </w:t>
-      </w:r>
-      <w:proofErr w:type="spellStart"/>
-      <w:r>
-        <w:t>tableName</w:t>
-      </w:r>
-      <w:proofErr w:type="spellEnd"/>
-      <w:r>
-        <w:t xml:space="preserve"> add </w:t>
-      </w:r>
-      <w:proofErr w:type="spellStart"/>
-      <w:r>
-        <w:t>columnName</w:t>
-      </w:r>
-      <w:proofErr w:type="spellEnd"/>
-      <w:r>
-        <w:t xml:space="preserve"> datatype;</w:t>
+        <w:t>alter table tableName add columnName datatype;</w:t>
       </w:r>
     </w:p>
     <w:p>
@@ -2101,58 +1377,30 @@
         <w:rPr>
           <w:highlight w:val="yellow"/>
         </w:rPr>
-        <w:t xml:space="preserve">alter table emp add </w:t>
-      </w:r>
-      <w:proofErr w:type="spellStart"/>
+        <w:t>alter table emp add desg varchar</w:t>
+      </w:r>
       <w:r>
         <w:rPr>
           <w:highlight w:val="yellow"/>
         </w:rPr>
-        <w:t>desg</w:t>
-      </w:r>
-      <w:proofErr w:type="spellEnd"/>
+        <w:t>(</w:t>
+      </w:r>
       <w:r>
         <w:rPr>
           <w:highlight w:val="yellow"/>
         </w:rPr>
-        <w:t xml:space="preserve"> varchar</w:t>
-      </w:r>
+        <w:t>2);</w:t>
+      </w:r>
+    </w:p>
+    <w:p>
+      <w:pPr>
+        <w:pStyle w:val="ListParagraph"/>
+      </w:pPr>
       <w:r>
         <w:rPr>
           <w:highlight w:val="yellow"/>
         </w:rPr>
-        <w:t>(</w:t>
-      </w:r>
-      <w:r>
-        <w:rPr>
-          <w:highlight w:val="yellow"/>
-        </w:rPr>
-        <w:t>2);</w:t>
-      </w:r>
-    </w:p>
-    <w:p>
-      <w:pPr>
-        <w:pStyle w:val="ListParagraph"/>
-      </w:pPr>
-      <w:r>
-        <w:rPr>
-          <w:highlight w:val="yellow"/>
-        </w:rPr>
-        <w:t xml:space="preserve">alter table emp add </w:t>
-      </w:r>
-      <w:proofErr w:type="spellStart"/>
-      <w:r>
-        <w:rPr>
-          <w:highlight w:val="yellow"/>
-        </w:rPr>
-        <w:t>doj</w:t>
-      </w:r>
-      <w:proofErr w:type="spellEnd"/>
-      <w:r>
-        <w:rPr>
-          <w:highlight w:val="yellow"/>
-        </w:rPr>
-        <w:t xml:space="preserve"> date;</w:t>
+        <w:t>alter table emp add doj date;</w:t>
       </w:r>
     </w:p>
     <w:p>
@@ -2177,23 +1425,7 @@
         <w:pStyle w:val="ListParagraph"/>
       </w:pPr>
       <w:r>
-        <w:t xml:space="preserve">Alter table </w:t>
-      </w:r>
-      <w:proofErr w:type="spellStart"/>
-      <w:r>
-        <w:t>tableName</w:t>
-      </w:r>
-      <w:proofErr w:type="spellEnd"/>
-      <w:r>
-        <w:t xml:space="preserve"> modify </w:t>
-      </w:r>
-      <w:proofErr w:type="spellStart"/>
-      <w:r>
-        <w:t>columnName</w:t>
-      </w:r>
-      <w:proofErr w:type="spellEnd"/>
-      <w:r>
-        <w:t xml:space="preserve"> datatype;</w:t>
+        <w:t>Alter table tableName modify columnName datatype;</w:t>
       </w:r>
     </w:p>
     <w:p>
@@ -2209,21 +1441,7 @@
         <w:rPr>
           <w:highlight w:val="yellow"/>
         </w:rPr>
-        <w:t xml:space="preserve">alter table emp modify </w:t>
-      </w:r>
-      <w:proofErr w:type="spellStart"/>
-      <w:r>
-        <w:rPr>
-          <w:highlight w:val="yellow"/>
-        </w:rPr>
-        <w:t>desg</w:t>
-      </w:r>
-      <w:proofErr w:type="spellEnd"/>
-      <w:r>
-        <w:rPr>
-          <w:highlight w:val="yellow"/>
-        </w:rPr>
-        <w:t xml:space="preserve"> varchar(25);</w:t>
+        <w:t>alter table emp modify desg varchar(25);</w:t>
       </w:r>
     </w:p>
     <w:p>
@@ -2248,23 +1466,7 @@
         <w:pStyle w:val="ListParagraph"/>
       </w:pPr>
       <w:r>
-        <w:t xml:space="preserve">alter table </w:t>
-      </w:r>
-      <w:proofErr w:type="spellStart"/>
-      <w:r>
-        <w:t>tableName</w:t>
-      </w:r>
-      <w:proofErr w:type="spellEnd"/>
-      <w:r>
-        <w:t xml:space="preserve"> drop column </w:t>
-      </w:r>
-      <w:proofErr w:type="spellStart"/>
-      <w:r>
-        <w:t>columnName</w:t>
-      </w:r>
-      <w:proofErr w:type="spellEnd"/>
-      <w:r>
-        <w:t xml:space="preserve"> </w:t>
+        <w:t xml:space="preserve">alter table tableName drop column columnName </w:t>
       </w:r>
     </w:p>
     <w:p>
@@ -2280,21 +1482,7 @@
         <w:rPr>
           <w:highlight w:val="yellow"/>
         </w:rPr>
-        <w:t xml:space="preserve">alter table emp drop column </w:t>
-      </w:r>
-      <w:proofErr w:type="spellStart"/>
-      <w:r>
-        <w:rPr>
-          <w:highlight w:val="yellow"/>
-        </w:rPr>
-        <w:t>doj</w:t>
-      </w:r>
-      <w:proofErr w:type="spellEnd"/>
-      <w:r>
-        <w:rPr>
-          <w:highlight w:val="yellow"/>
-        </w:rPr>
-        <w:t>;</w:t>
+        <w:t>alter table emp drop column doj;</w:t>
       </w:r>
     </w:p>
     <w:p>
@@ -2314,23 +1502,7 @@
         <w:pStyle w:val="ListParagraph"/>
       </w:pPr>
       <w:r>
-        <w:t xml:space="preserve">Alter table </w:t>
-      </w:r>
-      <w:proofErr w:type="spellStart"/>
-      <w:r>
-        <w:t>tableName</w:t>
-      </w:r>
-      <w:proofErr w:type="spellEnd"/>
-      <w:r>
-        <w:t xml:space="preserve"> rename column </w:t>
-      </w:r>
-      <w:proofErr w:type="spellStart"/>
-      <w:r>
-        <w:t>oldName</w:t>
-      </w:r>
-      <w:proofErr w:type="spellEnd"/>
-      <w:r>
-        <w:t xml:space="preserve"> to newname </w:t>
+        <w:t xml:space="preserve">Alter table tableName rename column oldName to newname </w:t>
       </w:r>
     </w:p>
     <w:p>
@@ -2341,80 +1513,42 @@
         <w:rPr>
           <w:highlight w:val="yellow"/>
         </w:rPr>
-        <w:t xml:space="preserve">alter table emp rename column </w:t>
-      </w:r>
-      <w:proofErr w:type="spellStart"/>
-      <w:r>
-        <w:rPr>
-          <w:highlight w:val="yellow"/>
-        </w:rPr>
-        <w:t>desg</w:t>
-      </w:r>
-      <w:proofErr w:type="spellEnd"/>
-      <w:r>
-        <w:rPr>
-          <w:highlight w:val="yellow"/>
-        </w:rPr>
-        <w:t xml:space="preserve"> to designation;</w:t>
-      </w:r>
-    </w:p>
-    <w:p>
-      <w:pPr>
-        <w:pStyle w:val="ListParagraph"/>
-      </w:pPr>
-    </w:p>
-    <w:p>
-      <w:pPr>
-        <w:pStyle w:val="ListParagraph"/>
-      </w:pPr>
-    </w:p>
-    <w:p>
-      <w:r>
-        <w:t xml:space="preserve">update emp set </w:t>
-      </w:r>
-      <w:proofErr w:type="spellStart"/>
-      <w:r>
-        <w:t>doj</w:t>
-      </w:r>
-      <w:proofErr w:type="spellEnd"/>
-      <w:r>
-        <w:t>='2026-01-30' where id=101;</w:t>
-      </w:r>
-    </w:p>
-    <w:p>
-      <w:pPr>
-        <w:pStyle w:val="ListParagraph"/>
-      </w:pPr>
-    </w:p>
-    <w:p>
-      <w:pPr>
-        <w:rPr>
-          <w:b/>
-          <w:bCs/>
-        </w:rPr>
-      </w:pPr>
-      <w:r>
-        <w:rPr>
-          <w:b/>
-          <w:bCs/>
-        </w:rPr>
-        <w:t xml:space="preserve">truncate table </w:t>
-      </w:r>
-      <w:proofErr w:type="spellStart"/>
-      <w:r>
-        <w:rPr>
-          <w:b/>
-          <w:bCs/>
-        </w:rPr>
-        <w:t>tableName</w:t>
-      </w:r>
-      <w:proofErr w:type="spellEnd"/>
-      <w:r>
-        <w:rPr>
-          <w:b/>
-          <w:bCs/>
-        </w:rPr>
-        <w:t>;</w:t>
+        <w:t>alter table emp rename column desg to designation;</w:t>
+      </w:r>
+    </w:p>
+    <w:p>
+      <w:pPr>
+        <w:pStyle w:val="ListParagraph"/>
+      </w:pPr>
+    </w:p>
+    <w:p>
+      <w:pPr>
+        <w:pStyle w:val="ListParagraph"/>
+      </w:pPr>
+    </w:p>
+    <w:p>
+      <w:r>
+        <w:t>update emp set doj='2026-01-30' where id=101;</w:t>
+      </w:r>
+    </w:p>
+    <w:p>
+      <w:pPr>
+        <w:pStyle w:val="ListParagraph"/>
+      </w:pPr>
+    </w:p>
+    <w:p>
+      <w:pPr>
+        <w:rPr>
+          <w:b/>
+          <w:bCs/>
+        </w:rPr>
+      </w:pPr>
+      <w:r>
+        <w:rPr>
+          <w:b/>
+          <w:bCs/>
+        </w:rPr>
+        <w:t>truncate table tableName;</w:t>
       </w:r>
     </w:p>
     <w:p>
@@ -2491,7 +1625,11 @@
         <w:t xml:space="preserve">If we delete using truncate we can’t rollback or undo. </w:t>
       </w:r>
     </w:p>
-    <w:p/>
+    <w:p>
+      <w:r>
+        <w:t>S</w:t>
+      </w:r>
+    </w:p>
     <w:p>
       <w:pPr>
         <w:pStyle w:val="ListParagraph"/>
